--- a/JS Interview Question.docx
+++ b/JS Interview Question.docx
@@ -74,7 +74,15 @@
         </w:numPr>
       </w:pPr>
       <w:r>
-        <w:t xml:space="preserve">This can be done using: </w:t>
+        <w:t xml:space="preserve">This can be done </w:t>
+      </w:r>
+      <w:proofErr w:type="gramStart"/>
+      <w:r>
+        <w:t>using:</w:t>
+      </w:r>
+      <w:proofErr w:type="gramEnd"/>
+      <w:r>
+        <w:t xml:space="preserve"> </w:t>
       </w:r>
       <w:r>
         <w:rPr>
@@ -91,6 +99,7 @@
           <w:ilvl w:val="0"/>
           <w:numId w:val="8"/>
         </w:numPr>
+        <w:spacing w:before="240"/>
       </w:pPr>
       <w:r>
         <w:rPr>
@@ -100,7 +109,272 @@
         <w:t>Event Loop</w:t>
       </w:r>
       <w:r>
-        <w:t>: (call stack, callback queue)</w:t>
+        <w:t xml:space="preserve">: </w:t>
+      </w:r>
+      <w:r>
+        <w:t>(Call Stack, Web APIs, Callback Queues)</w:t>
+      </w:r>
+    </w:p>
+    <w:p>
+      <w:pPr>
+        <w:pStyle w:val="ListParagraph"/>
+        <w:numPr>
+          <w:ilvl w:val="0"/>
+          <w:numId w:val="38"/>
+        </w:numPr>
+        <w:spacing w:before="240"/>
+      </w:pPr>
+      <w:r>
+        <w:rPr>
+          <w:b/>
+          <w:bCs/>
+        </w:rPr>
+        <w:t>T</w:t>
+      </w:r>
+      <w:r>
+        <w:rPr>
+          <w:b/>
+          <w:bCs/>
+        </w:rPr>
+        <w:t xml:space="preserve">he </w:t>
+      </w:r>
+      <w:r>
+        <w:rPr>
+          <w:b/>
+          <w:bCs/>
+        </w:rPr>
+        <w:t xml:space="preserve">3 </w:t>
+      </w:r>
+      <w:r>
+        <w:rPr>
+          <w:b/>
+          <w:bCs/>
+        </w:rPr>
+        <w:t xml:space="preserve">main </w:t>
+      </w:r>
+      <w:r>
+        <w:rPr>
+          <w:b/>
+          <w:bCs/>
+        </w:rPr>
+        <w:t>components of event loop</w:t>
+      </w:r>
+    </w:p>
+    <w:p>
+      <w:pPr>
+        <w:pStyle w:val="ListParagraph"/>
+        <w:numPr>
+          <w:ilvl w:val="0"/>
+          <w:numId w:val="39"/>
+        </w:numPr>
+        <w:spacing w:before="240"/>
+        <w:ind w:left="1080"/>
+      </w:pPr>
+      <w:r>
+        <w:rPr>
+          <w:b/>
+          <w:bCs/>
+        </w:rPr>
+        <w:t xml:space="preserve">Call Stack: </w:t>
+      </w:r>
+      <w:r>
+        <w:t>Executes synchronous code</w:t>
+      </w:r>
+      <w:r>
+        <w:t xml:space="preserve">, </w:t>
+      </w:r>
+      <w:r>
+        <w:t>One function at a time (LIFO)</w:t>
+      </w:r>
+    </w:p>
+    <w:p>
+      <w:pPr>
+        <w:pStyle w:val="ListParagraph"/>
+        <w:numPr>
+          <w:ilvl w:val="0"/>
+          <w:numId w:val="39"/>
+        </w:numPr>
+        <w:spacing w:before="240"/>
+        <w:ind w:left="1080"/>
+      </w:pPr>
+      <w:r>
+        <w:rPr>
+          <w:b/>
+          <w:bCs/>
+        </w:rPr>
+        <w:t>Web APIs / Background APIs</w:t>
+      </w:r>
+      <w:r>
+        <w:t xml:space="preserve">: </w:t>
+      </w:r>
+      <w:r>
+        <w:t>Handle async operations</w:t>
+      </w:r>
+      <w:r>
+        <w:t xml:space="preserve">, </w:t>
+      </w:r>
+    </w:p>
+    <w:p>
+      <w:pPr>
+        <w:pStyle w:val="ListParagraph"/>
+        <w:numPr>
+          <w:ilvl w:val="1"/>
+          <w:numId w:val="39"/>
+        </w:numPr>
+        <w:spacing w:before="240"/>
+        <w:ind w:left="1800"/>
+      </w:pPr>
+      <w:r>
+        <w:t xml:space="preserve">Examples: </w:t>
+      </w:r>
+      <w:proofErr w:type="spellStart"/>
+      <w:r>
+        <w:t>setTimeout</w:t>
+      </w:r>
+      <w:proofErr w:type="spellEnd"/>
+      <w:r>
+        <w:t>, DOM events, HTTP requests</w:t>
+      </w:r>
+    </w:p>
+    <w:p>
+      <w:pPr>
+        <w:pStyle w:val="ListParagraph"/>
+        <w:numPr>
+          <w:ilvl w:val="0"/>
+          <w:numId w:val="39"/>
+        </w:numPr>
+        <w:spacing w:before="240"/>
+        <w:ind w:left="1080"/>
+      </w:pPr>
+      <w:r>
+        <w:rPr>
+          <w:b/>
+          <w:bCs/>
+        </w:rPr>
+        <w:t>Callback</w:t>
+      </w:r>
+      <w:r>
+        <w:rPr>
+          <w:b/>
+          <w:bCs/>
+        </w:rPr>
+        <w:t xml:space="preserve"> Queue</w:t>
+      </w:r>
+      <w:r>
+        <w:rPr>
+          <w:b/>
+          <w:bCs/>
+        </w:rPr>
+        <w:t>:</w:t>
+      </w:r>
+      <w:r>
+        <w:t xml:space="preserve"> </w:t>
+      </w:r>
+      <w:r>
+        <w:t xml:space="preserve">Store callbacks ready to be executed </w:t>
+      </w:r>
+      <w:r>
+        <w:t xml:space="preserve">after </w:t>
+      </w:r>
+      <w:r>
+        <w:t>async tasks complete</w:t>
+      </w:r>
+    </w:p>
+    <w:p>
+      <w:pPr>
+        <w:pStyle w:val="ListParagraph"/>
+        <w:numPr>
+          <w:ilvl w:val="1"/>
+          <w:numId w:val="38"/>
+        </w:numPr>
+        <w:spacing w:before="240"/>
+        <w:ind w:left="1800"/>
+      </w:pPr>
+      <w:r>
+        <w:rPr>
+          <w:b/>
+          <w:bCs/>
+        </w:rPr>
+        <w:t xml:space="preserve">Microtask Queue: </w:t>
+      </w:r>
+      <w:proofErr w:type="spellStart"/>
+      <w:r>
+        <w:t>Promise.then</w:t>
+      </w:r>
+      <w:proofErr w:type="spellEnd"/>
+      <w:r>
+        <w:t xml:space="preserve">, </w:t>
+      </w:r>
+      <w:proofErr w:type="spellStart"/>
+      <w:r>
+        <w:t>queueMicrotask</w:t>
+      </w:r>
+      <w:proofErr w:type="spellEnd"/>
+      <w:r>
+        <w:t xml:space="preserve">, </w:t>
+      </w:r>
+      <w:proofErr w:type="spellStart"/>
+      <w:r>
+        <w:t>MutationObserver</w:t>
+      </w:r>
+      <w:proofErr w:type="spellEnd"/>
+    </w:p>
+    <w:p>
+      <w:pPr>
+        <w:pStyle w:val="ListParagraph"/>
+        <w:numPr>
+          <w:ilvl w:val="1"/>
+          <w:numId w:val="38"/>
+        </w:numPr>
+        <w:spacing w:before="240"/>
+        <w:ind w:left="1800"/>
+      </w:pPr>
+      <w:proofErr w:type="spellStart"/>
+      <w:r>
+        <w:rPr>
+          <w:b/>
+          <w:bCs/>
+        </w:rPr>
+        <w:t>Macrotask</w:t>
+      </w:r>
+      <w:proofErr w:type="spellEnd"/>
+      <w:r>
+        <w:rPr>
+          <w:b/>
+          <w:bCs/>
+        </w:rPr>
+        <w:t xml:space="preserve"> (Callback) Queue: </w:t>
+      </w:r>
+      <w:proofErr w:type="spellStart"/>
+      <w:r>
+        <w:t>setTimeout</w:t>
+      </w:r>
+      <w:proofErr w:type="spellEnd"/>
+      <w:r>
+        <w:t xml:space="preserve">, </w:t>
+      </w:r>
+      <w:proofErr w:type="spellStart"/>
+      <w:r>
+        <w:t>setInterval</w:t>
+      </w:r>
+      <w:proofErr w:type="spellEnd"/>
+      <w:r>
+        <w:t>, I/O, UI event</w:t>
+      </w:r>
+    </w:p>
+    <w:p>
+      <w:pPr>
+        <w:rPr>
+          <w:b/>
+          <w:bCs/>
+        </w:rPr>
+      </w:pPr>
+      <w:r>
+        <w:rPr>
+          <w:b/>
+          <w:bCs/>
+        </w:rPr>
+        <w:t>Event Loop execution</w:t>
       </w:r>
     </w:p>
     <w:p>
@@ -112,7 +386,27 @@
         </w:numPr>
       </w:pPr>
       <w:r>
-        <w:t xml:space="preserve">The event loop is a mechanism that allows JavaScript to handle asynchronous operations without blocking the main thread. </w:t>
+        <w:t xml:space="preserve">The </w:t>
+      </w:r>
+      <w:r>
+        <w:rPr>
+          <w:b/>
+          <w:bCs/>
+        </w:rPr>
+        <w:t>event loop</w:t>
+      </w:r>
+      <w:r>
+        <w:t xml:space="preserve"> is a mechanism that allows JavaScript to </w:t>
+      </w:r>
+      <w:r>
+        <w:rPr>
+          <w:b/>
+          <w:bCs/>
+        </w:rPr>
+        <w:t>handle asynchronous operations without blocking the main thread</w:t>
+      </w:r>
+      <w:r>
+        <w:t xml:space="preserve">. </w:t>
       </w:r>
     </w:p>
     <w:p>
@@ -124,34 +418,146 @@
         </w:numPr>
       </w:pPr>
       <w:r>
-        <w:t xml:space="preserve">It monitors the call stack and the callback queue, and when the call stack is empty, it moves callbacks from the </w:t>
+        <w:t>It monitors the call stack and the callback queue</w:t>
+      </w:r>
+      <w:r>
+        <w:t xml:space="preserve"> and</w:t>
+      </w:r>
+      <w:r>
+        <w:t xml:space="preserve"> web APIs</w:t>
+      </w:r>
+      <w:r>
+        <w:t xml:space="preserve">, </w:t>
+      </w:r>
+    </w:p>
+    <w:p>
+      <w:pPr>
+        <w:pStyle w:val="ListParagraph"/>
+        <w:numPr>
+          <w:ilvl w:val="2"/>
+          <w:numId w:val="8"/>
+        </w:numPr>
+      </w:pPr>
+      <w:r>
+        <w:t xml:space="preserve">Execute </w:t>
+      </w:r>
+      <w:r>
+        <w:t xml:space="preserve">all </w:t>
+      </w:r>
+      <w:r>
+        <w:t>s</w:t>
+      </w:r>
+      <w:r>
+        <w:t>ynchronous code</w:t>
+      </w:r>
+      <w:r>
+        <w:t xml:space="preserve"> in the </w:t>
       </w:r>
       <w:r>
         <w:rPr>
           <w:b/>
           <w:bCs/>
         </w:rPr>
-        <w:t>queue</w:t>
-      </w:r>
-      <w:r>
-        <w:t xml:space="preserve"> to the </w:t>
-      </w:r>
-      <w:r>
-        <w:rPr>
-          <w:b/>
-          <w:bCs/>
-        </w:rPr>
         <w:t>call stack</w:t>
       </w:r>
       <w:r>
-        <w:t xml:space="preserve"> for execution. </w:t>
+        <w:t xml:space="preserve"> until it becomes empty</w:t>
       </w:r>
     </w:p>
     <w:p>
       <w:pPr>
         <w:pStyle w:val="ListParagraph"/>
-      </w:pPr>
-      <w:r>
+        <w:numPr>
+          <w:ilvl w:val="2"/>
+          <w:numId w:val="8"/>
+        </w:numPr>
+      </w:pPr>
+      <w:r>
+        <w:t>w</w:t>
+      </w:r>
+      <w:r>
+        <w:t>hen the call stack is empty,</w:t>
+      </w:r>
+      <w:r>
+        <w:t xml:space="preserve"> </w:t>
+      </w:r>
+    </w:p>
+    <w:p>
+      <w:pPr>
+        <w:pStyle w:val="ListParagraph"/>
+        <w:numPr>
+          <w:ilvl w:val="3"/>
+          <w:numId w:val="8"/>
+        </w:numPr>
+      </w:pPr>
+      <w:r>
+        <w:t xml:space="preserve">Then it </w:t>
+      </w:r>
+      <w:proofErr w:type="gramStart"/>
+      <w:r>
+        <w:t>run</w:t>
+      </w:r>
+      <w:proofErr w:type="gramEnd"/>
+      <w:r>
+        <w:t xml:space="preserve"> all microtasks</w:t>
+      </w:r>
+    </w:p>
+    <w:p>
+      <w:pPr>
+        <w:pStyle w:val="ListParagraph"/>
+        <w:numPr>
+          <w:ilvl w:val="3"/>
+          <w:numId w:val="8"/>
+        </w:numPr>
+      </w:pPr>
+      <w:r>
+        <w:t xml:space="preserve">Then </w:t>
+      </w:r>
+      <w:r>
+        <w:t xml:space="preserve">it </w:t>
+      </w:r>
+      <w:proofErr w:type="gramStart"/>
+      <w:r>
+        <w:t>run</w:t>
+      </w:r>
+      <w:proofErr w:type="gramEnd"/>
+      <w:r>
+        <w:t xml:space="preserve"> one microtask </w:t>
+      </w:r>
+    </w:p>
+    <w:p>
+      <w:pPr>
+        <w:pStyle w:val="ListParagraph"/>
+        <w:numPr>
+          <w:ilvl w:val="2"/>
+          <w:numId w:val="8"/>
+        </w:numPr>
+      </w:pPr>
+      <w:r>
+        <w:t xml:space="preserve">And </w:t>
+      </w:r>
+      <w:r>
+        <w:t xml:space="preserve">repeat </w:t>
+      </w:r>
+      <w:r>
+        <w:t xml:space="preserve">the </w:t>
+      </w:r>
+      <w:r>
+        <w:t xml:space="preserve">execution </w:t>
+      </w:r>
+      <w:r>
+        <w:t>forever</w:t>
+      </w:r>
+      <w:r>
+        <w:t xml:space="preserve">. </w:t>
+      </w:r>
+    </w:p>
+    <w:p>
+      <w:pPr>
+        <w:pStyle w:val="ListParagraph"/>
+      </w:pPr>
+      <w:r>
+        <w:lastRenderedPageBreak/>
         <w:br/>
       </w:r>
       <w:r>
@@ -216,6 +622,11 @@
     <w:p>
       <w:pPr>
         <w:pStyle w:val="ListParagraph"/>
+      </w:pPr>
+    </w:p>
+    <w:p>
+      <w:pPr>
+        <w:pStyle w:val="ListParagraph"/>
         <w:numPr>
           <w:ilvl w:val="0"/>
           <w:numId w:val="8"/>
@@ -246,8 +657,38 @@
       <w:r>
         <w:t xml:space="preserve"> </w:t>
       </w:r>
-      <w:r>
-        <w:t>cy.get(), cy.type(), cy.click(),</w:t>
+      <w:proofErr w:type="spellStart"/>
+      <w:proofErr w:type="gramStart"/>
+      <w:r>
+        <w:t>cy.get</w:t>
+      </w:r>
+      <w:proofErr w:type="spellEnd"/>
+      <w:r>
+        <w:t>(</w:t>
+      </w:r>
+      <w:proofErr w:type="gramEnd"/>
+      <w:r>
+        <w:t xml:space="preserve">), </w:t>
+      </w:r>
+      <w:proofErr w:type="spellStart"/>
+      <w:proofErr w:type="gramStart"/>
+      <w:r>
+        <w:t>cy.type</w:t>
+      </w:r>
+      <w:proofErr w:type="spellEnd"/>
+      <w:proofErr w:type="gramEnd"/>
+      <w:r>
+        <w:t xml:space="preserve">(), </w:t>
+      </w:r>
+      <w:proofErr w:type="spellStart"/>
+      <w:proofErr w:type="gramStart"/>
+      <w:r>
+        <w:t>cy.click</w:t>
+      </w:r>
+      <w:proofErr w:type="spellEnd"/>
+      <w:proofErr w:type="gramEnd"/>
+      <w:r>
+        <w:t>(),</w:t>
       </w:r>
     </w:p>
     <w:p>
@@ -266,7 +707,58 @@
         <w:t>Promises</w:t>
       </w:r>
       <w:r>
-        <w:t>: Cypress commands like cy.visit(), cy.get(), cy.type(), cy.click(), and cy.url()etc., are built on promises, which handle waiting for actions to complete and chaining operations together.</w:t>
+        <w:t xml:space="preserve">: Cypress commands like </w:t>
+      </w:r>
+      <w:proofErr w:type="spellStart"/>
+      <w:proofErr w:type="gramStart"/>
+      <w:r>
+        <w:t>cy.visit</w:t>
+      </w:r>
+      <w:proofErr w:type="spellEnd"/>
+      <w:proofErr w:type="gramEnd"/>
+      <w:r>
+        <w:t xml:space="preserve">(), </w:t>
+      </w:r>
+      <w:proofErr w:type="spellStart"/>
+      <w:proofErr w:type="gramStart"/>
+      <w:r>
+        <w:t>cy.get</w:t>
+      </w:r>
+      <w:proofErr w:type="spellEnd"/>
+      <w:r>
+        <w:t>(</w:t>
+      </w:r>
+      <w:proofErr w:type="gramEnd"/>
+      <w:r>
+        <w:t xml:space="preserve">), </w:t>
+      </w:r>
+      <w:proofErr w:type="spellStart"/>
+      <w:proofErr w:type="gramStart"/>
+      <w:r>
+        <w:t>cy.type</w:t>
+      </w:r>
+      <w:proofErr w:type="spellEnd"/>
+      <w:proofErr w:type="gramEnd"/>
+      <w:r>
+        <w:t xml:space="preserve">(), </w:t>
+      </w:r>
+      <w:proofErr w:type="spellStart"/>
+      <w:proofErr w:type="gramStart"/>
+      <w:r>
+        <w:t>cy.click</w:t>
+      </w:r>
+      <w:proofErr w:type="spellEnd"/>
+      <w:proofErr w:type="gramEnd"/>
+      <w:r>
+        <w:t xml:space="preserve">(), and </w:t>
+      </w:r>
+      <w:proofErr w:type="gramStart"/>
+      <w:r>
+        <w:t>cy.url(</w:t>
+      </w:r>
+      <w:proofErr w:type="gramEnd"/>
+      <w:r>
+        <w:t>)etc., are built on promises, which handle waiting for actions to complete and chaining operations together.</w:t>
       </w:r>
     </w:p>
     <w:p>
@@ -282,17 +774,44 @@
           <w:b/>
           <w:bCs/>
         </w:rPr>
-        <w:lastRenderedPageBreak/>
         <w:t>Async/Await</w:t>
       </w:r>
       <w:r>
-        <w:t>: Cypress itself doesn’t require async/await for its commands. However, async/await can be used for handling non-Cypress asynchronous tasks (such as API calls) in your tests.</w:t>
+        <w:t>: Cypress itself doesn’t require async/</w:t>
+      </w:r>
+      <w:proofErr w:type="gramStart"/>
+      <w:r>
+        <w:t>await</w:t>
+      </w:r>
+      <w:proofErr w:type="gramEnd"/>
+      <w:r>
+        <w:t xml:space="preserve"> for its commands. However, async/await can be used for handling non-Cypress asynchronous tasks (such as API calls) in your tests.</w:t>
       </w:r>
       <w:r>
         <w:t xml:space="preserve"> </w:t>
       </w:r>
-      <w:r>
-        <w:t>cy.get(), cy.click()</w:t>
+      <w:proofErr w:type="spellStart"/>
+      <w:proofErr w:type="gramStart"/>
+      <w:r>
+        <w:t>cy.get</w:t>
+      </w:r>
+      <w:proofErr w:type="spellEnd"/>
+      <w:r>
+        <w:t>(</w:t>
+      </w:r>
+      <w:proofErr w:type="gramEnd"/>
+      <w:r>
+        <w:t xml:space="preserve">), </w:t>
+      </w:r>
+      <w:proofErr w:type="spellStart"/>
+      <w:proofErr w:type="gramStart"/>
+      <w:r>
+        <w:t>cy.click</w:t>
+      </w:r>
+      <w:proofErr w:type="spellEnd"/>
+      <w:proofErr w:type="gramEnd"/>
+      <w:r>
+        <w:t>()</w:t>
       </w:r>
       <w:r>
         <w:br/>
@@ -328,7 +847,6 @@
               <w:bottom w:val="single" w:sz="4" w:space="0" w:color="auto"/>
               <w:right w:val="single" w:sz="4" w:space="0" w:color="auto"/>
             </w:tcBorders>
-            <w:shd w:val="clear" w:color="auto" w:fill="auto"/>
             <w:noWrap/>
             <w:vAlign w:val="center"/>
             <w:hideMark/>
@@ -348,6 +866,7 @@
                 <w14:ligatures w14:val="none"/>
               </w:rPr>
             </w:pPr>
+            <w:proofErr w:type="spellStart"/>
             <w:r>
               <w:rPr>
                 <w:rFonts w:eastAsia="Times New Roman" w:cs="Times New Roman"/>
@@ -362,6 +881,7 @@
               </w:rPr>
               <w:t>SrNo</w:t>
             </w:r>
+            <w:proofErr w:type="spellEnd"/>
           </w:p>
         </w:tc>
         <w:tc>
@@ -373,7 +893,6 @@
               <w:bottom w:val="single" w:sz="4" w:space="0" w:color="auto"/>
               <w:right w:val="single" w:sz="4" w:space="0" w:color="auto"/>
             </w:tcBorders>
-            <w:shd w:val="clear" w:color="auto" w:fill="auto"/>
             <w:vAlign w:val="center"/>
             <w:hideMark/>
           </w:tcPr>
@@ -418,7 +937,6 @@
               <w:bottom w:val="single" w:sz="4" w:space="0" w:color="auto"/>
               <w:right w:val="single" w:sz="4" w:space="0" w:color="auto"/>
             </w:tcBorders>
-            <w:shd w:val="clear" w:color="auto" w:fill="auto"/>
             <w:vAlign w:val="center"/>
             <w:hideMark/>
           </w:tcPr>
@@ -463,7 +981,6 @@
               <w:bottom w:val="single" w:sz="4" w:space="0" w:color="auto"/>
               <w:right w:val="single" w:sz="4" w:space="0" w:color="auto"/>
             </w:tcBorders>
-            <w:shd w:val="clear" w:color="auto" w:fill="auto"/>
             <w:vAlign w:val="center"/>
             <w:hideMark/>
           </w:tcPr>
@@ -508,7 +1025,6 @@
               <w:bottom w:val="single" w:sz="4" w:space="0" w:color="auto"/>
               <w:right w:val="single" w:sz="4" w:space="0" w:color="auto"/>
             </w:tcBorders>
-            <w:shd w:val="clear" w:color="auto" w:fill="auto"/>
             <w:vAlign w:val="center"/>
             <w:hideMark/>
           </w:tcPr>
@@ -559,7 +1075,6 @@
               <w:bottom w:val="single" w:sz="4" w:space="0" w:color="auto"/>
               <w:right w:val="single" w:sz="4" w:space="0" w:color="auto"/>
             </w:tcBorders>
-            <w:shd w:val="clear" w:color="auto" w:fill="auto"/>
             <w:noWrap/>
             <w:vAlign w:val="center"/>
             <w:hideMark/>
@@ -600,7 +1115,6 @@
               <w:bottom w:val="single" w:sz="4" w:space="0" w:color="auto"/>
               <w:right w:val="single" w:sz="4" w:space="0" w:color="auto"/>
             </w:tcBorders>
-            <w:shd w:val="clear" w:color="auto" w:fill="auto"/>
             <w:vAlign w:val="center"/>
             <w:hideMark/>
           </w:tcPr>
@@ -640,7 +1154,6 @@
               <w:bottom w:val="single" w:sz="4" w:space="0" w:color="auto"/>
               <w:right w:val="single" w:sz="4" w:space="0" w:color="auto"/>
             </w:tcBorders>
-            <w:shd w:val="clear" w:color="auto" w:fill="auto"/>
             <w:vAlign w:val="center"/>
             <w:hideMark/>
           </w:tcPr>
@@ -680,7 +1193,6 @@
               <w:bottom w:val="single" w:sz="4" w:space="0" w:color="auto"/>
               <w:right w:val="single" w:sz="4" w:space="0" w:color="auto"/>
             </w:tcBorders>
-            <w:shd w:val="clear" w:color="auto" w:fill="auto"/>
             <w:vAlign w:val="center"/>
             <w:hideMark/>
           </w:tcPr>
@@ -720,7 +1232,6 @@
               <w:bottom w:val="single" w:sz="4" w:space="0" w:color="auto"/>
               <w:right w:val="single" w:sz="4" w:space="0" w:color="auto"/>
             </w:tcBorders>
-            <w:shd w:val="clear" w:color="auto" w:fill="auto"/>
             <w:vAlign w:val="center"/>
             <w:hideMark/>
           </w:tcPr>
@@ -766,7 +1277,6 @@
               <w:bottom w:val="single" w:sz="4" w:space="0" w:color="auto"/>
               <w:right w:val="single" w:sz="4" w:space="0" w:color="auto"/>
             </w:tcBorders>
-            <w:shd w:val="clear" w:color="auto" w:fill="auto"/>
             <w:noWrap/>
             <w:vAlign w:val="center"/>
             <w:hideMark/>
@@ -807,7 +1317,6 @@
               <w:bottom w:val="single" w:sz="4" w:space="0" w:color="auto"/>
               <w:right w:val="single" w:sz="4" w:space="0" w:color="auto"/>
             </w:tcBorders>
-            <w:shd w:val="clear" w:color="auto" w:fill="auto"/>
             <w:vAlign w:val="center"/>
             <w:hideMark/>
           </w:tcPr>
@@ -824,6 +1333,7 @@
                 <w14:ligatures w14:val="none"/>
               </w:rPr>
             </w:pPr>
+            <w:proofErr w:type="gramStart"/>
             <w:r>
               <w:rPr>
                 <w:rFonts w:eastAsia="Times New Roman" w:cs="Times New Roman"/>
@@ -834,7 +1344,20 @@
                 <w:lang w:eastAsia="en-IN"/>
                 <w14:ligatures w14:val="none"/>
               </w:rPr>
-              <w:t>push()</w:t>
+              <w:t>push(</w:t>
+            </w:r>
+            <w:proofErr w:type="gramEnd"/>
+            <w:r>
+              <w:rPr>
+                <w:rFonts w:eastAsia="Times New Roman" w:cs="Times New Roman"/>
+                <w:color w:val="000000"/>
+                <w:kern w:val="0"/>
+                <w:sz w:val="22"/>
+                <w:szCs w:val="22"/>
+                <w:lang w:eastAsia="en-IN"/>
+                <w14:ligatures w14:val="none"/>
+              </w:rPr>
+              <w:t>)</w:t>
             </w:r>
           </w:p>
         </w:tc>
@@ -847,7 +1370,6 @@
               <w:bottom w:val="single" w:sz="4" w:space="0" w:color="auto"/>
               <w:right w:val="single" w:sz="4" w:space="0" w:color="auto"/>
             </w:tcBorders>
-            <w:shd w:val="clear" w:color="auto" w:fill="auto"/>
             <w:vAlign w:val="center"/>
             <w:hideMark/>
           </w:tcPr>
@@ -887,7 +1409,6 @@
               <w:bottom w:val="single" w:sz="4" w:space="0" w:color="auto"/>
               <w:right w:val="single" w:sz="4" w:space="0" w:color="auto"/>
             </w:tcBorders>
-            <w:shd w:val="clear" w:color="auto" w:fill="auto"/>
             <w:vAlign w:val="center"/>
             <w:hideMark/>
           </w:tcPr>
@@ -927,7 +1448,6 @@
               <w:bottom w:val="single" w:sz="4" w:space="0" w:color="auto"/>
               <w:right w:val="single" w:sz="4" w:space="0" w:color="auto"/>
             </w:tcBorders>
-            <w:shd w:val="clear" w:color="auto" w:fill="auto"/>
             <w:vAlign w:val="center"/>
             <w:hideMark/>
           </w:tcPr>
@@ -973,7 +1493,6 @@
               <w:bottom w:val="single" w:sz="4" w:space="0" w:color="auto"/>
               <w:right w:val="single" w:sz="4" w:space="0" w:color="auto"/>
             </w:tcBorders>
-            <w:shd w:val="clear" w:color="auto" w:fill="auto"/>
             <w:noWrap/>
             <w:vAlign w:val="center"/>
             <w:hideMark/>
@@ -1014,7 +1533,6 @@
               <w:bottom w:val="single" w:sz="4" w:space="0" w:color="auto"/>
               <w:right w:val="single" w:sz="4" w:space="0" w:color="auto"/>
             </w:tcBorders>
-            <w:shd w:val="clear" w:color="auto" w:fill="auto"/>
             <w:vAlign w:val="center"/>
             <w:hideMark/>
           </w:tcPr>
@@ -1031,6 +1549,7 @@
                 <w14:ligatures w14:val="none"/>
               </w:rPr>
             </w:pPr>
+            <w:proofErr w:type="gramStart"/>
             <w:r>
               <w:rPr>
                 <w:rFonts w:eastAsia="Times New Roman" w:cs="Times New Roman"/>
@@ -1041,7 +1560,20 @@
                 <w:lang w:eastAsia="en-IN"/>
                 <w14:ligatures w14:val="none"/>
               </w:rPr>
-              <w:t>unshift()</w:t>
+              <w:t>unshift(</w:t>
+            </w:r>
+            <w:proofErr w:type="gramEnd"/>
+            <w:r>
+              <w:rPr>
+                <w:rFonts w:eastAsia="Times New Roman" w:cs="Times New Roman"/>
+                <w:color w:val="000000"/>
+                <w:kern w:val="0"/>
+                <w:sz w:val="22"/>
+                <w:szCs w:val="22"/>
+                <w:lang w:eastAsia="en-IN"/>
+                <w14:ligatures w14:val="none"/>
+              </w:rPr>
+              <w:t>)</w:t>
             </w:r>
           </w:p>
         </w:tc>
@@ -1054,7 +1586,6 @@
               <w:bottom w:val="single" w:sz="4" w:space="0" w:color="auto"/>
               <w:right w:val="single" w:sz="4" w:space="0" w:color="auto"/>
             </w:tcBorders>
-            <w:shd w:val="clear" w:color="auto" w:fill="auto"/>
             <w:vAlign w:val="center"/>
             <w:hideMark/>
           </w:tcPr>
@@ -1094,7 +1625,6 @@
               <w:bottom w:val="single" w:sz="4" w:space="0" w:color="auto"/>
               <w:right w:val="single" w:sz="4" w:space="0" w:color="auto"/>
             </w:tcBorders>
-            <w:shd w:val="clear" w:color="auto" w:fill="auto"/>
             <w:vAlign w:val="center"/>
             <w:hideMark/>
           </w:tcPr>
@@ -1134,7 +1664,6 @@
               <w:bottom w:val="single" w:sz="4" w:space="0" w:color="auto"/>
               <w:right w:val="single" w:sz="4" w:space="0" w:color="auto"/>
             </w:tcBorders>
-            <w:shd w:val="clear" w:color="auto" w:fill="auto"/>
             <w:vAlign w:val="center"/>
             <w:hideMark/>
           </w:tcPr>
@@ -1180,7 +1709,6 @@
               <w:bottom w:val="single" w:sz="4" w:space="0" w:color="auto"/>
               <w:right w:val="single" w:sz="4" w:space="0" w:color="auto"/>
             </w:tcBorders>
-            <w:shd w:val="clear" w:color="auto" w:fill="auto"/>
             <w:noWrap/>
             <w:vAlign w:val="center"/>
             <w:hideMark/>
@@ -1221,7 +1749,6 @@
               <w:bottom w:val="single" w:sz="4" w:space="0" w:color="auto"/>
               <w:right w:val="single" w:sz="4" w:space="0" w:color="auto"/>
             </w:tcBorders>
-            <w:shd w:val="clear" w:color="auto" w:fill="auto"/>
             <w:vAlign w:val="center"/>
             <w:hideMark/>
           </w:tcPr>
@@ -1238,6 +1765,7 @@
                 <w14:ligatures w14:val="none"/>
               </w:rPr>
             </w:pPr>
+            <w:proofErr w:type="gramStart"/>
             <w:r>
               <w:rPr>
                 <w:rFonts w:eastAsia="Times New Roman" w:cs="Times New Roman"/>
@@ -1248,7 +1776,20 @@
                 <w:lang w:eastAsia="en-IN"/>
                 <w14:ligatures w14:val="none"/>
               </w:rPr>
-              <w:t>pop()</w:t>
+              <w:t>pop(</w:t>
+            </w:r>
+            <w:proofErr w:type="gramEnd"/>
+            <w:r>
+              <w:rPr>
+                <w:rFonts w:eastAsia="Times New Roman" w:cs="Times New Roman"/>
+                <w:color w:val="000000"/>
+                <w:kern w:val="0"/>
+                <w:sz w:val="22"/>
+                <w:szCs w:val="22"/>
+                <w:lang w:eastAsia="en-IN"/>
+                <w14:ligatures w14:val="none"/>
+              </w:rPr>
+              <w:t>)</w:t>
             </w:r>
           </w:p>
         </w:tc>
@@ -1261,7 +1802,6 @@
               <w:bottom w:val="single" w:sz="4" w:space="0" w:color="auto"/>
               <w:right w:val="single" w:sz="4" w:space="0" w:color="auto"/>
             </w:tcBorders>
-            <w:shd w:val="clear" w:color="auto" w:fill="auto"/>
             <w:vAlign w:val="center"/>
             <w:hideMark/>
           </w:tcPr>
@@ -1301,7 +1841,6 @@
               <w:bottom w:val="single" w:sz="4" w:space="0" w:color="auto"/>
               <w:right w:val="single" w:sz="4" w:space="0" w:color="auto"/>
             </w:tcBorders>
-            <w:shd w:val="clear" w:color="auto" w:fill="auto"/>
             <w:vAlign w:val="center"/>
             <w:hideMark/>
           </w:tcPr>
@@ -1341,7 +1880,6 @@
               <w:bottom w:val="single" w:sz="4" w:space="0" w:color="auto"/>
               <w:right w:val="single" w:sz="4" w:space="0" w:color="auto"/>
             </w:tcBorders>
-            <w:shd w:val="clear" w:color="auto" w:fill="auto"/>
             <w:vAlign w:val="center"/>
             <w:hideMark/>
           </w:tcPr>
@@ -1387,7 +1925,6 @@
               <w:bottom w:val="single" w:sz="4" w:space="0" w:color="auto"/>
               <w:right w:val="single" w:sz="4" w:space="0" w:color="auto"/>
             </w:tcBorders>
-            <w:shd w:val="clear" w:color="auto" w:fill="auto"/>
             <w:noWrap/>
             <w:vAlign w:val="center"/>
             <w:hideMark/>
@@ -1415,6 +1952,7 @@
                 <w:lang w:eastAsia="en-IN"/>
                 <w14:ligatures w14:val="none"/>
               </w:rPr>
+              <w:lastRenderedPageBreak/>
               <w:t>5</w:t>
             </w:r>
           </w:p>
@@ -1428,7 +1966,6 @@
               <w:bottom w:val="single" w:sz="4" w:space="0" w:color="auto"/>
               <w:right w:val="single" w:sz="4" w:space="0" w:color="auto"/>
             </w:tcBorders>
-            <w:shd w:val="clear" w:color="auto" w:fill="auto"/>
             <w:vAlign w:val="center"/>
             <w:hideMark/>
           </w:tcPr>
@@ -1445,6 +1982,7 @@
                 <w14:ligatures w14:val="none"/>
               </w:rPr>
             </w:pPr>
+            <w:proofErr w:type="gramStart"/>
             <w:r>
               <w:rPr>
                 <w:rFonts w:eastAsia="Times New Roman" w:cs="Times New Roman"/>
@@ -1455,7 +1993,20 @@
                 <w:lang w:eastAsia="en-IN"/>
                 <w14:ligatures w14:val="none"/>
               </w:rPr>
-              <w:t>shift()</w:t>
+              <w:t>shift(</w:t>
+            </w:r>
+            <w:proofErr w:type="gramEnd"/>
+            <w:r>
+              <w:rPr>
+                <w:rFonts w:eastAsia="Times New Roman" w:cs="Times New Roman"/>
+                <w:color w:val="000000"/>
+                <w:kern w:val="0"/>
+                <w:sz w:val="22"/>
+                <w:szCs w:val="22"/>
+                <w:lang w:eastAsia="en-IN"/>
+                <w14:ligatures w14:val="none"/>
+              </w:rPr>
+              <w:t>)</w:t>
             </w:r>
           </w:p>
         </w:tc>
@@ -1468,7 +2019,6 @@
               <w:bottom w:val="single" w:sz="4" w:space="0" w:color="auto"/>
               <w:right w:val="single" w:sz="4" w:space="0" w:color="auto"/>
             </w:tcBorders>
-            <w:shd w:val="clear" w:color="auto" w:fill="auto"/>
             <w:vAlign w:val="center"/>
             <w:hideMark/>
           </w:tcPr>
@@ -1508,7 +2058,6 @@
               <w:bottom w:val="single" w:sz="4" w:space="0" w:color="auto"/>
               <w:right w:val="single" w:sz="4" w:space="0" w:color="auto"/>
             </w:tcBorders>
-            <w:shd w:val="clear" w:color="auto" w:fill="auto"/>
             <w:vAlign w:val="center"/>
             <w:hideMark/>
           </w:tcPr>
@@ -1548,7 +2097,6 @@
               <w:bottom w:val="single" w:sz="4" w:space="0" w:color="auto"/>
               <w:right w:val="single" w:sz="4" w:space="0" w:color="auto"/>
             </w:tcBorders>
-            <w:shd w:val="clear" w:color="auto" w:fill="auto"/>
             <w:vAlign w:val="center"/>
             <w:hideMark/>
           </w:tcPr>
@@ -1594,7 +2142,6 @@
               <w:bottom w:val="single" w:sz="4" w:space="0" w:color="auto"/>
               <w:right w:val="single" w:sz="4" w:space="0" w:color="auto"/>
             </w:tcBorders>
-            <w:shd w:val="clear" w:color="auto" w:fill="auto"/>
             <w:noWrap/>
             <w:vAlign w:val="center"/>
             <w:hideMark/>
@@ -1635,7 +2182,6 @@
               <w:bottom w:val="single" w:sz="4" w:space="0" w:color="auto"/>
               <w:right w:val="single" w:sz="4" w:space="0" w:color="auto"/>
             </w:tcBorders>
-            <w:shd w:val="clear" w:color="auto" w:fill="auto"/>
             <w:vAlign w:val="center"/>
             <w:hideMark/>
           </w:tcPr>
@@ -1652,6 +2198,7 @@
                 <w14:ligatures w14:val="none"/>
               </w:rPr>
             </w:pPr>
+            <w:proofErr w:type="gramStart"/>
             <w:r>
               <w:rPr>
                 <w:rFonts w:eastAsia="Times New Roman" w:cs="Times New Roman"/>
@@ -1662,7 +2209,60 @@
                 <w:lang w:eastAsia="en-IN"/>
                 <w14:ligatures w14:val="none"/>
               </w:rPr>
-              <w:t>splice(startIndex, deleteCount)</w:t>
+              <w:t>splice(</w:t>
+            </w:r>
+            <w:proofErr w:type="spellStart"/>
+            <w:proofErr w:type="gramEnd"/>
+            <w:r>
+              <w:rPr>
+                <w:rFonts w:eastAsia="Times New Roman" w:cs="Times New Roman"/>
+                <w:color w:val="000000"/>
+                <w:kern w:val="0"/>
+                <w:sz w:val="22"/>
+                <w:szCs w:val="22"/>
+                <w:lang w:eastAsia="en-IN"/>
+                <w14:ligatures w14:val="none"/>
+              </w:rPr>
+              <w:t>startIndex</w:t>
+            </w:r>
+            <w:proofErr w:type="spellEnd"/>
+            <w:r>
+              <w:rPr>
+                <w:rFonts w:eastAsia="Times New Roman" w:cs="Times New Roman"/>
+                <w:color w:val="000000"/>
+                <w:kern w:val="0"/>
+                <w:sz w:val="22"/>
+                <w:szCs w:val="22"/>
+                <w:lang w:eastAsia="en-IN"/>
+                <w14:ligatures w14:val="none"/>
+              </w:rPr>
+              <w:t xml:space="preserve">, </w:t>
+            </w:r>
+            <w:proofErr w:type="spellStart"/>
+            <w:r>
+              <w:rPr>
+                <w:rFonts w:eastAsia="Times New Roman" w:cs="Times New Roman"/>
+                <w:color w:val="000000"/>
+                <w:kern w:val="0"/>
+                <w:sz w:val="22"/>
+                <w:szCs w:val="22"/>
+                <w:lang w:eastAsia="en-IN"/>
+                <w14:ligatures w14:val="none"/>
+              </w:rPr>
+              <w:t>deleteCount</w:t>
+            </w:r>
+            <w:proofErr w:type="spellEnd"/>
+            <w:r>
+              <w:rPr>
+                <w:rFonts w:eastAsia="Times New Roman" w:cs="Times New Roman"/>
+                <w:color w:val="000000"/>
+                <w:kern w:val="0"/>
+                <w:sz w:val="22"/>
+                <w:szCs w:val="22"/>
+                <w:lang w:eastAsia="en-IN"/>
+                <w14:ligatures w14:val="none"/>
+              </w:rPr>
+              <w:t>)</w:t>
             </w:r>
           </w:p>
         </w:tc>
@@ -1675,7 +2275,6 @@
               <w:bottom w:val="single" w:sz="4" w:space="0" w:color="auto"/>
               <w:right w:val="single" w:sz="4" w:space="0" w:color="auto"/>
             </w:tcBorders>
-            <w:shd w:val="clear" w:color="auto" w:fill="auto"/>
             <w:vAlign w:val="center"/>
             <w:hideMark/>
           </w:tcPr>
@@ -1715,7 +2314,6 @@
               <w:bottom w:val="single" w:sz="4" w:space="0" w:color="auto"/>
               <w:right w:val="single" w:sz="4" w:space="0" w:color="auto"/>
             </w:tcBorders>
-            <w:shd w:val="clear" w:color="auto" w:fill="auto"/>
             <w:vAlign w:val="center"/>
             <w:hideMark/>
           </w:tcPr>
@@ -1755,7 +2353,6 @@
               <w:bottom w:val="single" w:sz="4" w:space="0" w:color="auto"/>
               <w:right w:val="single" w:sz="4" w:space="0" w:color="auto"/>
             </w:tcBorders>
-            <w:shd w:val="clear" w:color="auto" w:fill="auto"/>
             <w:vAlign w:val="center"/>
             <w:hideMark/>
           </w:tcPr>
@@ -1801,7 +2398,6 @@
               <w:bottom w:val="single" w:sz="4" w:space="0" w:color="auto"/>
               <w:right w:val="single" w:sz="4" w:space="0" w:color="auto"/>
             </w:tcBorders>
-            <w:shd w:val="clear" w:color="auto" w:fill="auto"/>
             <w:noWrap/>
             <w:vAlign w:val="center"/>
             <w:hideMark/>
@@ -1842,7 +2438,6 @@
               <w:bottom w:val="single" w:sz="4" w:space="0" w:color="auto"/>
               <w:right w:val="single" w:sz="4" w:space="0" w:color="auto"/>
             </w:tcBorders>
-            <w:shd w:val="clear" w:color="auto" w:fill="auto"/>
             <w:vAlign w:val="center"/>
             <w:hideMark/>
           </w:tcPr>
@@ -1859,6 +2454,8 @@
                 <w14:ligatures w14:val="none"/>
               </w:rPr>
             </w:pPr>
+            <w:proofErr w:type="spellStart"/>
+            <w:proofErr w:type="gramStart"/>
             <w:r>
               <w:rPr>
                 <w:rFonts w:eastAsia="Times New Roman" w:cs="Times New Roman"/>
@@ -1869,7 +2466,33 @@
                 <w:lang w:eastAsia="en-IN"/>
                 <w14:ligatures w14:val="none"/>
               </w:rPr>
-              <w:t>concat()</w:t>
+              <w:t>concat</w:t>
+            </w:r>
+            <w:proofErr w:type="spellEnd"/>
+            <w:r>
+              <w:rPr>
+                <w:rFonts w:eastAsia="Times New Roman" w:cs="Times New Roman"/>
+                <w:color w:val="000000"/>
+                <w:kern w:val="0"/>
+                <w:sz w:val="22"/>
+                <w:szCs w:val="22"/>
+                <w:lang w:eastAsia="en-IN"/>
+                <w14:ligatures w14:val="none"/>
+              </w:rPr>
+              <w:t>(</w:t>
+            </w:r>
+            <w:proofErr w:type="gramEnd"/>
+            <w:r>
+              <w:rPr>
+                <w:rFonts w:eastAsia="Times New Roman" w:cs="Times New Roman"/>
+                <w:color w:val="000000"/>
+                <w:kern w:val="0"/>
+                <w:sz w:val="22"/>
+                <w:szCs w:val="22"/>
+                <w:lang w:eastAsia="en-IN"/>
+                <w14:ligatures w14:val="none"/>
+              </w:rPr>
+              <w:t>)</w:t>
             </w:r>
           </w:p>
         </w:tc>
@@ -1882,7 +2505,6 @@
               <w:bottom w:val="single" w:sz="4" w:space="0" w:color="auto"/>
               <w:right w:val="single" w:sz="4" w:space="0" w:color="auto"/>
             </w:tcBorders>
-            <w:shd w:val="clear" w:color="auto" w:fill="auto"/>
             <w:vAlign w:val="center"/>
             <w:hideMark/>
           </w:tcPr>
@@ -1922,7 +2544,6 @@
               <w:bottom w:val="single" w:sz="4" w:space="0" w:color="auto"/>
               <w:right w:val="single" w:sz="4" w:space="0" w:color="auto"/>
             </w:tcBorders>
-            <w:shd w:val="clear" w:color="auto" w:fill="auto"/>
             <w:vAlign w:val="center"/>
             <w:hideMark/>
           </w:tcPr>
@@ -1962,7 +2583,6 @@
               <w:bottom w:val="single" w:sz="4" w:space="0" w:color="auto"/>
               <w:right w:val="single" w:sz="4" w:space="0" w:color="auto"/>
             </w:tcBorders>
-            <w:shd w:val="clear" w:color="auto" w:fill="auto"/>
             <w:vAlign w:val="center"/>
             <w:hideMark/>
           </w:tcPr>
@@ -2008,7 +2628,6 @@
               <w:bottom w:val="single" w:sz="4" w:space="0" w:color="auto"/>
               <w:right w:val="single" w:sz="4" w:space="0" w:color="auto"/>
             </w:tcBorders>
-            <w:shd w:val="clear" w:color="auto" w:fill="auto"/>
             <w:noWrap/>
             <w:vAlign w:val="center"/>
             <w:hideMark/>
@@ -2049,7 +2668,6 @@
               <w:bottom w:val="single" w:sz="4" w:space="0" w:color="auto"/>
               <w:right w:val="single" w:sz="4" w:space="0" w:color="auto"/>
             </w:tcBorders>
-            <w:shd w:val="clear" w:color="auto" w:fill="auto"/>
             <w:vAlign w:val="center"/>
             <w:hideMark/>
           </w:tcPr>
@@ -2076,7 +2694,35 @@
                 <w:lang w:eastAsia="en-IN"/>
                 <w14:ligatures w14:val="none"/>
               </w:rPr>
-              <w:t>slice(start,notEnclusiveEnd)</w:t>
+              <w:t>slice(</w:t>
+            </w:r>
+            <w:proofErr w:type="spellStart"/>
+            <w:proofErr w:type="gramStart"/>
+            <w:r>
+              <w:rPr>
+                <w:rFonts w:eastAsia="Times New Roman" w:cs="Times New Roman"/>
+                <w:color w:val="000000"/>
+                <w:kern w:val="0"/>
+                <w:sz w:val="22"/>
+                <w:szCs w:val="22"/>
+                <w:lang w:eastAsia="en-IN"/>
+                <w14:ligatures w14:val="none"/>
+              </w:rPr>
+              <w:t>start,notEnclusiveEnd</w:t>
+            </w:r>
+            <w:proofErr w:type="spellEnd"/>
+            <w:proofErr w:type="gramEnd"/>
+            <w:r>
+              <w:rPr>
+                <w:rFonts w:eastAsia="Times New Roman" w:cs="Times New Roman"/>
+                <w:color w:val="000000"/>
+                <w:kern w:val="0"/>
+                <w:sz w:val="22"/>
+                <w:szCs w:val="22"/>
+                <w:lang w:eastAsia="en-IN"/>
+                <w14:ligatures w14:val="none"/>
+              </w:rPr>
+              <w:t>)</w:t>
             </w:r>
           </w:p>
         </w:tc>
@@ -2089,7 +2735,6 @@
               <w:bottom w:val="single" w:sz="4" w:space="0" w:color="auto"/>
               <w:right w:val="single" w:sz="4" w:space="0" w:color="auto"/>
             </w:tcBorders>
-            <w:shd w:val="clear" w:color="auto" w:fill="auto"/>
             <w:vAlign w:val="center"/>
             <w:hideMark/>
           </w:tcPr>
@@ -2129,7 +2774,6 @@
               <w:bottom w:val="single" w:sz="4" w:space="0" w:color="auto"/>
               <w:right w:val="single" w:sz="4" w:space="0" w:color="auto"/>
             </w:tcBorders>
-            <w:shd w:val="clear" w:color="auto" w:fill="auto"/>
             <w:vAlign w:val="center"/>
             <w:hideMark/>
           </w:tcPr>
@@ -2169,7 +2813,6 @@
               <w:bottom w:val="single" w:sz="4" w:space="0" w:color="auto"/>
               <w:right w:val="single" w:sz="4" w:space="0" w:color="auto"/>
             </w:tcBorders>
-            <w:shd w:val="clear" w:color="auto" w:fill="auto"/>
             <w:vAlign w:val="center"/>
             <w:hideMark/>
           </w:tcPr>
@@ -2215,7 +2858,6 @@
               <w:bottom w:val="single" w:sz="4" w:space="0" w:color="auto"/>
               <w:right w:val="single" w:sz="4" w:space="0" w:color="auto"/>
             </w:tcBorders>
-            <w:shd w:val="clear" w:color="auto" w:fill="auto"/>
             <w:noWrap/>
             <w:vAlign w:val="center"/>
             <w:hideMark/>
@@ -2256,7 +2898,6 @@
               <w:bottom w:val="single" w:sz="4" w:space="0" w:color="auto"/>
               <w:right w:val="single" w:sz="4" w:space="0" w:color="auto"/>
             </w:tcBorders>
-            <w:shd w:val="clear" w:color="auto" w:fill="auto"/>
             <w:vAlign w:val="center"/>
             <w:hideMark/>
           </w:tcPr>
@@ -2273,6 +2914,7 @@
                 <w14:ligatures w14:val="none"/>
               </w:rPr>
             </w:pPr>
+            <w:proofErr w:type="gramStart"/>
             <w:r>
               <w:rPr>
                 <w:rFonts w:eastAsia="Times New Roman" w:cs="Times New Roman"/>
@@ -2283,7 +2925,20 @@
                 <w:lang w:eastAsia="en-IN"/>
                 <w14:ligatures w14:val="none"/>
               </w:rPr>
-              <w:t>join()</w:t>
+              <w:t>join(</w:t>
+            </w:r>
+            <w:proofErr w:type="gramEnd"/>
+            <w:r>
+              <w:rPr>
+                <w:rFonts w:eastAsia="Times New Roman" w:cs="Times New Roman"/>
+                <w:color w:val="000000"/>
+                <w:kern w:val="0"/>
+                <w:sz w:val="22"/>
+                <w:szCs w:val="22"/>
+                <w:lang w:eastAsia="en-IN"/>
+                <w14:ligatures w14:val="none"/>
+              </w:rPr>
+              <w:t>)</w:t>
             </w:r>
           </w:p>
         </w:tc>
@@ -2296,7 +2951,6 @@
               <w:bottom w:val="single" w:sz="4" w:space="0" w:color="auto"/>
               <w:right w:val="single" w:sz="4" w:space="0" w:color="auto"/>
             </w:tcBorders>
-            <w:shd w:val="clear" w:color="auto" w:fill="auto"/>
             <w:vAlign w:val="center"/>
             <w:hideMark/>
           </w:tcPr>
@@ -2336,7 +2990,6 @@
               <w:bottom w:val="single" w:sz="4" w:space="0" w:color="auto"/>
               <w:right w:val="single" w:sz="4" w:space="0" w:color="auto"/>
             </w:tcBorders>
-            <w:shd w:val="clear" w:color="auto" w:fill="auto"/>
             <w:vAlign w:val="center"/>
             <w:hideMark/>
           </w:tcPr>
@@ -2376,7 +3029,6 @@
               <w:bottom w:val="single" w:sz="4" w:space="0" w:color="auto"/>
               <w:right w:val="single" w:sz="4" w:space="0" w:color="auto"/>
             </w:tcBorders>
-            <w:shd w:val="clear" w:color="auto" w:fill="auto"/>
             <w:vAlign w:val="center"/>
             <w:hideMark/>
           </w:tcPr>
@@ -2422,7 +3074,6 @@
               <w:bottom w:val="single" w:sz="4" w:space="0" w:color="auto"/>
               <w:right w:val="single" w:sz="4" w:space="0" w:color="auto"/>
             </w:tcBorders>
-            <w:shd w:val="clear" w:color="auto" w:fill="auto"/>
             <w:noWrap/>
             <w:vAlign w:val="center"/>
             <w:hideMark/>
@@ -2463,7 +3114,6 @@
               <w:bottom w:val="single" w:sz="4" w:space="0" w:color="auto"/>
               <w:right w:val="single" w:sz="4" w:space="0" w:color="auto"/>
             </w:tcBorders>
-            <w:shd w:val="clear" w:color="auto" w:fill="auto"/>
             <w:vAlign w:val="center"/>
             <w:hideMark/>
           </w:tcPr>
@@ -2480,6 +3130,7 @@
                 <w14:ligatures w14:val="none"/>
               </w:rPr>
             </w:pPr>
+            <w:proofErr w:type="gramStart"/>
             <w:r>
               <w:rPr>
                 <w:rFonts w:eastAsia="Times New Roman" w:cs="Times New Roman"/>
@@ -2490,7 +3141,20 @@
                 <w:lang w:eastAsia="en-IN"/>
                 <w14:ligatures w14:val="none"/>
               </w:rPr>
-              <w:t>sort()</w:t>
+              <w:t>sort(</w:t>
+            </w:r>
+            <w:proofErr w:type="gramEnd"/>
+            <w:r>
+              <w:rPr>
+                <w:rFonts w:eastAsia="Times New Roman" w:cs="Times New Roman"/>
+                <w:color w:val="000000"/>
+                <w:kern w:val="0"/>
+                <w:sz w:val="22"/>
+                <w:szCs w:val="22"/>
+                <w:lang w:eastAsia="en-IN"/>
+                <w14:ligatures w14:val="none"/>
+              </w:rPr>
+              <w:t>)</w:t>
             </w:r>
           </w:p>
         </w:tc>
@@ -2503,7 +3167,6 @@
               <w:bottom w:val="single" w:sz="4" w:space="0" w:color="auto"/>
               <w:right w:val="single" w:sz="4" w:space="0" w:color="auto"/>
             </w:tcBorders>
-            <w:shd w:val="clear" w:color="auto" w:fill="auto"/>
             <w:vAlign w:val="center"/>
             <w:hideMark/>
           </w:tcPr>
@@ -2543,7 +3206,6 @@
               <w:bottom w:val="single" w:sz="4" w:space="0" w:color="auto"/>
               <w:right w:val="single" w:sz="4" w:space="0" w:color="auto"/>
             </w:tcBorders>
-            <w:shd w:val="clear" w:color="auto" w:fill="auto"/>
             <w:vAlign w:val="center"/>
             <w:hideMark/>
           </w:tcPr>
@@ -2583,7 +3245,6 @@
               <w:bottom w:val="single" w:sz="4" w:space="0" w:color="auto"/>
               <w:right w:val="single" w:sz="4" w:space="0" w:color="auto"/>
             </w:tcBorders>
-            <w:shd w:val="clear" w:color="auto" w:fill="auto"/>
             <w:vAlign w:val="center"/>
             <w:hideMark/>
           </w:tcPr>
@@ -2629,7 +3290,6 @@
               <w:bottom w:val="single" w:sz="4" w:space="0" w:color="auto"/>
               <w:right w:val="single" w:sz="4" w:space="0" w:color="auto"/>
             </w:tcBorders>
-            <w:shd w:val="clear" w:color="auto" w:fill="auto"/>
             <w:noWrap/>
             <w:vAlign w:val="center"/>
             <w:hideMark/>
@@ -2670,7 +3330,6 @@
               <w:bottom w:val="single" w:sz="4" w:space="0" w:color="auto"/>
               <w:right w:val="single" w:sz="4" w:space="0" w:color="auto"/>
             </w:tcBorders>
-            <w:shd w:val="clear" w:color="auto" w:fill="auto"/>
             <w:vAlign w:val="center"/>
             <w:hideMark/>
           </w:tcPr>
@@ -2687,6 +3346,7 @@
                 <w14:ligatures w14:val="none"/>
               </w:rPr>
             </w:pPr>
+            <w:proofErr w:type="gramStart"/>
             <w:r>
               <w:rPr>
                 <w:rFonts w:eastAsia="Times New Roman" w:cs="Times New Roman"/>
@@ -2697,7 +3357,20 @@
                 <w:lang w:eastAsia="en-IN"/>
                 <w14:ligatures w14:val="none"/>
               </w:rPr>
-              <w:t>reverse()</w:t>
+              <w:t>reverse(</w:t>
+            </w:r>
+            <w:proofErr w:type="gramEnd"/>
+            <w:r>
+              <w:rPr>
+                <w:rFonts w:eastAsia="Times New Roman" w:cs="Times New Roman"/>
+                <w:color w:val="000000"/>
+                <w:kern w:val="0"/>
+                <w:sz w:val="22"/>
+                <w:szCs w:val="22"/>
+                <w:lang w:eastAsia="en-IN"/>
+                <w14:ligatures w14:val="none"/>
+              </w:rPr>
+              <w:t>)</w:t>
             </w:r>
           </w:p>
         </w:tc>
@@ -2710,7 +3383,6 @@
               <w:bottom w:val="single" w:sz="4" w:space="0" w:color="auto"/>
               <w:right w:val="single" w:sz="4" w:space="0" w:color="auto"/>
             </w:tcBorders>
-            <w:shd w:val="clear" w:color="auto" w:fill="auto"/>
             <w:vAlign w:val="center"/>
             <w:hideMark/>
           </w:tcPr>
@@ -2750,7 +3422,6 @@
               <w:bottom w:val="single" w:sz="4" w:space="0" w:color="auto"/>
               <w:right w:val="single" w:sz="4" w:space="0" w:color="auto"/>
             </w:tcBorders>
-            <w:shd w:val="clear" w:color="auto" w:fill="auto"/>
             <w:vAlign w:val="center"/>
             <w:hideMark/>
           </w:tcPr>
@@ -2790,7 +3461,6 @@
               <w:bottom w:val="single" w:sz="4" w:space="0" w:color="auto"/>
               <w:right w:val="single" w:sz="4" w:space="0" w:color="auto"/>
             </w:tcBorders>
-            <w:shd w:val="clear" w:color="auto" w:fill="auto"/>
             <w:vAlign w:val="center"/>
             <w:hideMark/>
           </w:tcPr>
@@ -2844,8 +3514,13 @@
           <w:numId w:val="8"/>
         </w:numPr>
       </w:pPr>
-      <w:r>
-        <w:t>object.key = value</w:t>
+      <w:proofErr w:type="spellStart"/>
+      <w:r>
+        <w:t>object.key</w:t>
+      </w:r>
+      <w:proofErr w:type="spellEnd"/>
+      <w:r>
+        <w:t xml:space="preserve"> = value</w:t>
       </w:r>
     </w:p>
     <w:p>
@@ -2884,26 +3559,59 @@
         <w:ind w:left="1440"/>
       </w:pPr>
       <w:r>
-        <w:t>let testResult = {};</w:t>
-      </w:r>
+        <w:t xml:space="preserve">let </w:t>
+      </w:r>
+      <w:proofErr w:type="spellStart"/>
+      <w:r>
+        <w:t>testResult</w:t>
+      </w:r>
+      <w:proofErr w:type="spellEnd"/>
+      <w:r>
+        <w:t xml:space="preserve"> = {</w:t>
+      </w:r>
+      <w:proofErr w:type="gramStart"/>
+      <w:r>
+        <w:t>};</w:t>
+      </w:r>
+      <w:proofErr w:type="gramEnd"/>
     </w:p>
     <w:p>
       <w:pPr>
         <w:pStyle w:val="ListParagraph"/>
         <w:ind w:left="1440"/>
       </w:pPr>
-      <w:r>
-        <w:t>testResult.testName = "Login Test";</w:t>
-      </w:r>
+      <w:proofErr w:type="spellStart"/>
+      <w:r>
+        <w:t>testResult.testName</w:t>
+      </w:r>
+      <w:proofErr w:type="spellEnd"/>
+      <w:r>
+        <w:t xml:space="preserve"> = "Login Test</w:t>
+      </w:r>
+      <w:proofErr w:type="gramStart"/>
+      <w:r>
+        <w:t>";</w:t>
+      </w:r>
+      <w:proofErr w:type="gramEnd"/>
     </w:p>
     <w:p>
       <w:pPr>
         <w:pStyle w:val="ListParagraph"/>
         <w:ind w:left="1440"/>
       </w:pPr>
-      <w:r>
-        <w:t>testResult.status = "Passed";</w:t>
-      </w:r>
+      <w:proofErr w:type="spellStart"/>
+      <w:r>
+        <w:t>testResult.status</w:t>
+      </w:r>
+      <w:proofErr w:type="spellEnd"/>
+      <w:r>
+        <w:t xml:space="preserve"> = "Passed</w:t>
+      </w:r>
+      <w:proofErr w:type="gramStart"/>
+      <w:r>
+        <w:t>";</w:t>
+      </w:r>
+      <w:proofErr w:type="gramEnd"/>
     </w:p>
     <w:p>
       <w:pPr>
@@ -2911,7 +3619,20 @@
         <w:ind w:left="1440"/>
       </w:pPr>
       <w:r>
-        <w:t xml:space="preserve">console.log(testResult); </w:t>
+        <w:t>console.log(</w:t>
+      </w:r>
+      <w:proofErr w:type="spellStart"/>
+      <w:r>
+        <w:t>testResult</w:t>
+      </w:r>
+      <w:proofErr w:type="spellEnd"/>
+      <w:proofErr w:type="gramStart"/>
+      <w:r>
+        <w:t>);</w:t>
+      </w:r>
+      <w:proofErr w:type="gramEnd"/>
+      <w:r>
+        <w:t xml:space="preserve"> </w:t>
       </w:r>
     </w:p>
     <w:p>
@@ -2920,8 +3641,26 @@
         <w:ind w:left="1440"/>
       </w:pPr>
       <w:r>
-        <w:t>// { testName: "Login Test", status: "Passed" }</w:t>
-      </w:r>
+        <w:t xml:space="preserve">// </w:t>
+      </w:r>
+      <w:proofErr w:type="gramStart"/>
+      <w:r>
+        <w:t xml:space="preserve">{ </w:t>
+      </w:r>
+      <w:proofErr w:type="spellStart"/>
+      <w:r>
+        <w:t>testName</w:t>
+      </w:r>
+      <w:proofErr w:type="spellEnd"/>
+      <w:proofErr w:type="gramEnd"/>
+      <w:r>
+        <w:t>: "Login Test", status: "Passed</w:t>
+      </w:r>
+      <w:proofErr w:type="gramStart"/>
+      <w:r>
+        <w:t>" }</w:t>
+      </w:r>
+      <w:proofErr w:type="gramEnd"/>
     </w:p>
     <w:p>
       <w:pPr>
@@ -2950,7 +3689,15 @@
       </w:pPr>
       <w:r>
         <w:lastRenderedPageBreak/>
-        <w:t>What are the differences between var, let and const variables? Provide examples demonstrating proper usage in test scripts.</w:t>
+        <w:t xml:space="preserve">What are the differences between var, let and </w:t>
+      </w:r>
+      <w:proofErr w:type="spellStart"/>
+      <w:r>
+        <w:t>const</w:t>
+      </w:r>
+      <w:proofErr w:type="spellEnd"/>
+      <w:r>
+        <w:t xml:space="preserve"> variables? Provide examples demonstrating proper usage in test scripts.</w:t>
       </w:r>
     </w:p>
     <w:p>
@@ -2970,6 +3717,7 @@
       <w:r>
         <w:t xml:space="preserve"> Use </w:t>
       </w:r>
+      <w:proofErr w:type="spellStart"/>
       <w:r>
         <w:rPr>
           <w:b/>
@@ -2977,6 +3725,7 @@
         </w:rPr>
         <w:t>const</w:t>
       </w:r>
+      <w:proofErr w:type="spellEnd"/>
       <w:r>
         <w:t xml:space="preserve"> for test data that </w:t>
       </w:r>
@@ -3054,7 +3803,15 @@
         <w:t>Avoid var</w:t>
       </w:r>
       <w:r>
-        <w:t xml:space="preserve"> due to its function-scoping and hoisting behavior.</w:t>
+        <w:t xml:space="preserve"> due to its function-scoping and hoisting </w:t>
+      </w:r>
+      <w:proofErr w:type="spellStart"/>
+      <w:r>
+        <w:t>behavior</w:t>
+      </w:r>
+      <w:proofErr w:type="spellEnd"/>
+      <w:r>
+        <w:t>.</w:t>
       </w:r>
     </w:p>
     <w:p>
@@ -3170,7 +3927,23 @@
         </w:numPr>
       </w:pPr>
       <w:r>
-        <w:t>Explain the key concepts of Object Oriented Programming(OOP) in JavaScript. Please provide the examples of where you used OOP in your cypress automation frameworks.</w:t>
+        <w:t xml:space="preserve">Explain the key concepts of </w:t>
+      </w:r>
+      <w:proofErr w:type="gramStart"/>
+      <w:r>
+        <w:t>Object Oriented</w:t>
+      </w:r>
+      <w:proofErr w:type="gramEnd"/>
+      <w:r>
+        <w:t xml:space="preserve"> </w:t>
+      </w:r>
+      <w:proofErr w:type="gramStart"/>
+      <w:r>
+        <w:t>Programming(</w:t>
+      </w:r>
+      <w:proofErr w:type="gramEnd"/>
+      <w:r>
+        <w:t>OOP) in JavaScript. Please provide the examples of where you used OOP in your cypress automation frameworks.</w:t>
       </w:r>
     </w:p>
     <w:tbl>
@@ -3196,7 +3969,6 @@
               <w:bottom w:val="single" w:sz="4" w:space="0" w:color="auto"/>
               <w:right w:val="single" w:sz="4" w:space="0" w:color="auto"/>
             </w:tcBorders>
-            <w:shd w:val="clear" w:color="auto" w:fill="auto"/>
             <w:vAlign w:val="center"/>
             <w:hideMark/>
           </w:tcPr>
@@ -3237,7 +4009,6 @@
               <w:bottom w:val="single" w:sz="4" w:space="0" w:color="auto"/>
               <w:right w:val="single" w:sz="4" w:space="0" w:color="auto"/>
             </w:tcBorders>
-            <w:shd w:val="clear" w:color="auto" w:fill="auto"/>
             <w:vAlign w:val="center"/>
             <w:hideMark/>
           </w:tcPr>
@@ -3278,7 +4049,6 @@
               <w:bottom w:val="single" w:sz="4" w:space="0" w:color="auto"/>
               <w:right w:val="single" w:sz="4" w:space="0" w:color="auto"/>
             </w:tcBorders>
-            <w:shd w:val="clear" w:color="auto" w:fill="auto"/>
             <w:vAlign w:val="center"/>
             <w:hideMark/>
           </w:tcPr>
@@ -3324,7 +4094,6 @@
               <w:bottom w:val="single" w:sz="4" w:space="0" w:color="auto"/>
               <w:right w:val="single" w:sz="4" w:space="0" w:color="auto"/>
             </w:tcBorders>
-            <w:shd w:val="clear" w:color="auto" w:fill="auto"/>
             <w:vAlign w:val="center"/>
             <w:hideMark/>
           </w:tcPr>
@@ -3360,7 +4129,6 @@
               <w:bottom w:val="single" w:sz="4" w:space="0" w:color="auto"/>
               <w:right w:val="single" w:sz="4" w:space="0" w:color="auto"/>
             </w:tcBorders>
-            <w:shd w:val="clear" w:color="auto" w:fill="auto"/>
             <w:noWrap/>
             <w:vAlign w:val="center"/>
             <w:hideMark/>
@@ -3397,7 +4165,6 @@
               <w:bottom w:val="single" w:sz="4" w:space="0" w:color="auto"/>
               <w:right w:val="single" w:sz="4" w:space="0" w:color="auto"/>
             </w:tcBorders>
-            <w:shd w:val="clear" w:color="auto" w:fill="auto"/>
             <w:vAlign w:val="center"/>
             <w:hideMark/>
           </w:tcPr>
@@ -3438,7 +4205,6 @@
               <w:bottom w:val="single" w:sz="4" w:space="0" w:color="auto"/>
               <w:right w:val="single" w:sz="4" w:space="0" w:color="auto"/>
             </w:tcBorders>
-            <w:shd w:val="clear" w:color="auto" w:fill="auto"/>
             <w:vAlign w:val="center"/>
             <w:hideMark/>
           </w:tcPr>
@@ -3474,7 +4240,6 @@
               <w:bottom w:val="single" w:sz="4" w:space="0" w:color="auto"/>
               <w:right w:val="single" w:sz="4" w:space="0" w:color="auto"/>
             </w:tcBorders>
-            <w:shd w:val="clear" w:color="auto" w:fill="auto"/>
             <w:noWrap/>
             <w:vAlign w:val="center"/>
             <w:hideMark/>
@@ -3511,7 +4276,6 @@
               <w:bottom w:val="single" w:sz="4" w:space="0" w:color="auto"/>
               <w:right w:val="single" w:sz="4" w:space="0" w:color="auto"/>
             </w:tcBorders>
-            <w:shd w:val="clear" w:color="auto" w:fill="auto"/>
             <w:vAlign w:val="center"/>
             <w:hideMark/>
           </w:tcPr>
@@ -3526,6 +4290,7 @@
                 <w14:ligatures w14:val="none"/>
               </w:rPr>
             </w:pPr>
+            <w:proofErr w:type="spellStart"/>
             <w:r>
               <w:rPr>
                 <w:rFonts w:ascii="Aptos Narrow" w:eastAsia="Times New Roman" w:hAnsi="Aptos Narrow" w:cs="Times New Roman"/>
@@ -3534,7 +4299,18 @@
                 <w:lang w:eastAsia="en-IN"/>
                 <w14:ligatures w14:val="none"/>
               </w:rPr>
-              <w:t>BasePage class to hide Cypress commands</w:t>
+              <w:t>BasePage</w:t>
+            </w:r>
+            <w:proofErr w:type="spellEnd"/>
+            <w:r>
+              <w:rPr>
+                <w:rFonts w:ascii="Aptos Narrow" w:eastAsia="Times New Roman" w:hAnsi="Aptos Narrow" w:cs="Times New Roman"/>
+                <w:color w:val="000000"/>
+                <w:kern w:val="0"/>
+                <w:lang w:eastAsia="en-IN"/>
+                <w14:ligatures w14:val="none"/>
+              </w:rPr>
+              <w:t xml:space="preserve"> class to hide Cypress commands</w:t>
             </w:r>
           </w:p>
         </w:tc>
@@ -3552,7 +4328,6 @@
               <w:bottom w:val="single" w:sz="4" w:space="0" w:color="auto"/>
               <w:right w:val="single" w:sz="4" w:space="0" w:color="auto"/>
             </w:tcBorders>
-            <w:shd w:val="clear" w:color="auto" w:fill="auto"/>
             <w:vAlign w:val="center"/>
             <w:hideMark/>
           </w:tcPr>
@@ -3588,7 +4363,6 @@
               <w:bottom w:val="single" w:sz="4" w:space="0" w:color="auto"/>
               <w:right w:val="single" w:sz="4" w:space="0" w:color="auto"/>
             </w:tcBorders>
-            <w:shd w:val="clear" w:color="auto" w:fill="auto"/>
             <w:noWrap/>
             <w:vAlign w:val="center"/>
             <w:hideMark/>
@@ -3625,7 +4399,6 @@
               <w:bottom w:val="single" w:sz="4" w:space="0" w:color="auto"/>
               <w:right w:val="single" w:sz="4" w:space="0" w:color="auto"/>
             </w:tcBorders>
-            <w:shd w:val="clear" w:color="auto" w:fill="auto"/>
             <w:vAlign w:val="center"/>
             <w:hideMark/>
           </w:tcPr>
@@ -3648,7 +4421,29 @@
                 <w:lang w:eastAsia="en-IN"/>
                 <w14:ligatures w14:val="none"/>
               </w:rPr>
-              <w:t>Extending BaseTest for setup &amp; utilities</w:t>
+              <w:t xml:space="preserve">Extending </w:t>
+            </w:r>
+            <w:proofErr w:type="spellStart"/>
+            <w:r>
+              <w:rPr>
+                <w:rFonts w:ascii="Aptos Narrow" w:eastAsia="Times New Roman" w:hAnsi="Aptos Narrow" w:cs="Times New Roman"/>
+                <w:color w:val="000000"/>
+                <w:kern w:val="0"/>
+                <w:lang w:eastAsia="en-IN"/>
+                <w14:ligatures w14:val="none"/>
+              </w:rPr>
+              <w:t>BaseTest</w:t>
+            </w:r>
+            <w:proofErr w:type="spellEnd"/>
+            <w:r>
+              <w:rPr>
+                <w:rFonts w:ascii="Aptos Narrow" w:eastAsia="Times New Roman" w:hAnsi="Aptos Narrow" w:cs="Times New Roman"/>
+                <w:color w:val="000000"/>
+                <w:kern w:val="0"/>
+                <w:lang w:eastAsia="en-IN"/>
+                <w14:ligatures w14:val="none"/>
+              </w:rPr>
+              <w:t xml:space="preserve"> for setup &amp; utilities</w:t>
             </w:r>
           </w:p>
         </w:tc>
@@ -3666,7 +4461,6 @@
               <w:bottom w:val="single" w:sz="4" w:space="0" w:color="auto"/>
               <w:right w:val="single" w:sz="4" w:space="0" w:color="auto"/>
             </w:tcBorders>
-            <w:shd w:val="clear" w:color="auto" w:fill="auto"/>
             <w:vAlign w:val="center"/>
             <w:hideMark/>
           </w:tcPr>
@@ -3702,7 +4496,6 @@
               <w:bottom w:val="single" w:sz="4" w:space="0" w:color="auto"/>
               <w:right w:val="single" w:sz="4" w:space="0" w:color="auto"/>
             </w:tcBorders>
-            <w:shd w:val="clear" w:color="auto" w:fill="auto"/>
             <w:noWrap/>
             <w:vAlign w:val="center"/>
             <w:hideMark/>
@@ -3739,7 +4532,6 @@
               <w:bottom w:val="single" w:sz="4" w:space="0" w:color="auto"/>
               <w:right w:val="single" w:sz="4" w:space="0" w:color="auto"/>
             </w:tcBorders>
-            <w:shd w:val="clear" w:color="auto" w:fill="auto"/>
             <w:vAlign w:val="center"/>
             <w:hideMark/>
           </w:tcPr>
@@ -3762,7 +4554,29 @@
                 <w:lang w:eastAsia="en-IN"/>
                 <w14:ligatures w14:val="none"/>
               </w:rPr>
-              <w:t>Overriding visit() method for different pages</w:t>
+              <w:t xml:space="preserve">Overriding </w:t>
+            </w:r>
+            <w:proofErr w:type="gramStart"/>
+            <w:r>
+              <w:rPr>
+                <w:rFonts w:ascii="Aptos Narrow" w:eastAsia="Times New Roman" w:hAnsi="Aptos Narrow" w:cs="Times New Roman"/>
+                <w:color w:val="000000"/>
+                <w:kern w:val="0"/>
+                <w:lang w:eastAsia="en-IN"/>
+                <w14:ligatures w14:val="none"/>
+              </w:rPr>
+              <w:t>visit(</w:t>
+            </w:r>
+            <w:proofErr w:type="gramEnd"/>
+            <w:r>
+              <w:rPr>
+                <w:rFonts w:ascii="Aptos Narrow" w:eastAsia="Times New Roman" w:hAnsi="Aptos Narrow" w:cs="Times New Roman"/>
+                <w:color w:val="000000"/>
+                <w:kern w:val="0"/>
+                <w:lang w:eastAsia="en-IN"/>
+                <w14:ligatures w14:val="none"/>
+              </w:rPr>
+              <w:t>) method for different pages</w:t>
             </w:r>
           </w:p>
         </w:tc>
@@ -3812,7 +4626,6 @@
               <w:bottom w:val="single" w:sz="4" w:space="0" w:color="auto"/>
               <w:right w:val="single" w:sz="4" w:space="0" w:color="auto"/>
             </w:tcBorders>
-            <w:shd w:val="clear" w:color="auto" w:fill="auto"/>
             <w:vAlign w:val="center"/>
             <w:hideMark/>
           </w:tcPr>
@@ -3857,7 +4670,6 @@
               <w:bottom w:val="single" w:sz="4" w:space="0" w:color="auto"/>
               <w:right w:val="single" w:sz="4" w:space="0" w:color="auto"/>
             </w:tcBorders>
-            <w:shd w:val="clear" w:color="auto" w:fill="auto"/>
             <w:vAlign w:val="center"/>
             <w:hideMark/>
           </w:tcPr>
@@ -3947,7 +4759,6 @@
               <w:bottom w:val="single" w:sz="4" w:space="0" w:color="auto"/>
               <w:right w:val="single" w:sz="4" w:space="0" w:color="auto"/>
             </w:tcBorders>
-            <w:shd w:val="clear" w:color="auto" w:fill="auto"/>
             <w:vAlign w:val="center"/>
             <w:hideMark/>
           </w:tcPr>
@@ -3992,7 +4803,6 @@
               <w:bottom w:val="single" w:sz="4" w:space="0" w:color="auto"/>
               <w:right w:val="single" w:sz="4" w:space="0" w:color="auto"/>
             </w:tcBorders>
-            <w:shd w:val="clear" w:color="auto" w:fill="auto"/>
             <w:vAlign w:val="center"/>
             <w:hideMark/>
           </w:tcPr>
@@ -4012,6 +4822,7 @@
                 <w14:ligatures w14:val="none"/>
               </w:rPr>
             </w:pPr>
+            <w:proofErr w:type="spellStart"/>
             <w:r>
               <w:rPr>
                 <w:rFonts w:eastAsia="Times New Roman" w:cs="Times New Roman"/>
@@ -4026,6 +4837,7 @@
               </w:rPr>
               <w:t>WebdriverIO</w:t>
             </w:r>
+            <w:proofErr w:type="spellEnd"/>
           </w:p>
         </w:tc>
       </w:tr>
@@ -4043,7 +4855,6 @@
               <w:bottom w:val="single" w:sz="4" w:space="0" w:color="auto"/>
               <w:right w:val="single" w:sz="4" w:space="0" w:color="auto"/>
             </w:tcBorders>
-            <w:shd w:val="clear" w:color="auto" w:fill="auto"/>
             <w:vAlign w:val="center"/>
             <w:hideMark/>
           </w:tcPr>
@@ -4087,7 +4898,6 @@
               <w:bottom w:val="single" w:sz="4" w:space="0" w:color="auto"/>
               <w:right w:val="single" w:sz="4" w:space="0" w:color="auto"/>
             </w:tcBorders>
-            <w:shd w:val="clear" w:color="auto" w:fill="auto"/>
             <w:vAlign w:val="center"/>
             <w:hideMark/>
           </w:tcPr>
@@ -4167,7 +4977,6 @@
               <w:bottom w:val="single" w:sz="4" w:space="0" w:color="auto"/>
               <w:right w:val="single" w:sz="4" w:space="0" w:color="auto"/>
             </w:tcBorders>
-            <w:shd w:val="clear" w:color="auto" w:fill="auto"/>
             <w:vAlign w:val="center"/>
             <w:hideMark/>
           </w:tcPr>
@@ -4207,7 +5016,6 @@
               <w:bottom w:val="single" w:sz="4" w:space="0" w:color="auto"/>
               <w:right w:val="single" w:sz="4" w:space="0" w:color="auto"/>
             </w:tcBorders>
-            <w:shd w:val="clear" w:color="auto" w:fill="auto"/>
             <w:vAlign w:val="center"/>
             <w:hideMark/>
           </w:tcPr>
@@ -4253,7 +5061,6 @@
               <w:bottom w:val="single" w:sz="4" w:space="0" w:color="auto"/>
               <w:right w:val="single" w:sz="4" w:space="0" w:color="auto"/>
             </w:tcBorders>
-            <w:shd w:val="clear" w:color="auto" w:fill="auto"/>
             <w:vAlign w:val="center"/>
             <w:hideMark/>
           </w:tcPr>
@@ -4297,7 +5104,6 @@
               <w:bottom w:val="single" w:sz="4" w:space="0" w:color="auto"/>
               <w:right w:val="single" w:sz="4" w:space="0" w:color="auto"/>
             </w:tcBorders>
-            <w:shd w:val="clear" w:color="auto" w:fill="auto"/>
             <w:vAlign w:val="center"/>
             <w:hideMark/>
           </w:tcPr>
@@ -4324,7 +5130,33 @@
                 <w:lang w:eastAsia="en-IN"/>
                 <w14:ligatures w14:val="none"/>
               </w:rPr>
-              <w:t>JavaScript (via WebDriverJS)</w:t>
+              <w:t xml:space="preserve">JavaScript (via </w:t>
+            </w:r>
+            <w:proofErr w:type="spellStart"/>
+            <w:r>
+              <w:rPr>
+                <w:rFonts w:eastAsia="Times New Roman" w:cs="Times New Roman"/>
+                <w:color w:val="000000"/>
+                <w:kern w:val="0"/>
+                <w:sz w:val="22"/>
+                <w:szCs w:val="22"/>
+                <w:lang w:eastAsia="en-IN"/>
+                <w14:ligatures w14:val="none"/>
+              </w:rPr>
+              <w:t>WebDriverJS</w:t>
+            </w:r>
+            <w:proofErr w:type="spellEnd"/>
+            <w:r>
+              <w:rPr>
+                <w:rFonts w:eastAsia="Times New Roman" w:cs="Times New Roman"/>
+                <w:color w:val="000000"/>
+                <w:kern w:val="0"/>
+                <w:sz w:val="22"/>
+                <w:szCs w:val="22"/>
+                <w:lang w:eastAsia="en-IN"/>
+                <w14:ligatures w14:val="none"/>
+              </w:rPr>
+              <w:t>)</w:t>
             </w:r>
           </w:p>
         </w:tc>
@@ -4377,7 +5209,6 @@
               <w:bottom w:val="single" w:sz="4" w:space="0" w:color="auto"/>
               <w:right w:val="single" w:sz="4" w:space="0" w:color="auto"/>
             </w:tcBorders>
-            <w:shd w:val="clear" w:color="auto" w:fill="auto"/>
             <w:vAlign w:val="center"/>
             <w:hideMark/>
           </w:tcPr>
@@ -4417,7 +5248,6 @@
               <w:bottom w:val="single" w:sz="4" w:space="0" w:color="auto"/>
               <w:right w:val="single" w:sz="4" w:space="0" w:color="auto"/>
             </w:tcBorders>
-            <w:shd w:val="clear" w:color="auto" w:fill="auto"/>
             <w:vAlign w:val="center"/>
             <w:hideMark/>
           </w:tcPr>
@@ -4463,7 +5293,6 @@
               <w:bottom w:val="single" w:sz="4" w:space="0" w:color="auto"/>
               <w:right w:val="single" w:sz="4" w:space="0" w:color="auto"/>
             </w:tcBorders>
-            <w:shd w:val="clear" w:color="auto" w:fill="auto"/>
             <w:vAlign w:val="center"/>
             <w:hideMark/>
           </w:tcPr>
@@ -4507,7 +5336,6 @@
               <w:bottom w:val="single" w:sz="4" w:space="0" w:color="auto"/>
               <w:right w:val="single" w:sz="4" w:space="0" w:color="auto"/>
             </w:tcBorders>
-            <w:shd w:val="clear" w:color="auto" w:fill="auto"/>
             <w:vAlign w:val="center"/>
             <w:hideMark/>
           </w:tcPr>
@@ -4587,7 +5415,6 @@
               <w:bottom w:val="single" w:sz="4" w:space="0" w:color="auto"/>
               <w:right w:val="single" w:sz="4" w:space="0" w:color="auto"/>
             </w:tcBorders>
-            <w:shd w:val="clear" w:color="auto" w:fill="auto"/>
             <w:vAlign w:val="center"/>
             <w:hideMark/>
           </w:tcPr>
@@ -4627,7 +5454,6 @@
               <w:bottom w:val="single" w:sz="4" w:space="0" w:color="auto"/>
               <w:right w:val="single" w:sz="4" w:space="0" w:color="auto"/>
             </w:tcBorders>
-            <w:shd w:val="clear" w:color="auto" w:fill="auto"/>
             <w:vAlign w:val="center"/>
             <w:hideMark/>
           </w:tcPr>
@@ -4673,7 +5499,6 @@
               <w:bottom w:val="single" w:sz="4" w:space="0" w:color="auto"/>
               <w:right w:val="single" w:sz="4" w:space="0" w:color="auto"/>
             </w:tcBorders>
-            <w:shd w:val="clear" w:color="auto" w:fill="auto"/>
             <w:vAlign w:val="center"/>
             <w:hideMark/>
           </w:tcPr>
@@ -4717,7 +5542,6 @@
               <w:bottom w:val="single" w:sz="4" w:space="0" w:color="auto"/>
               <w:right w:val="single" w:sz="4" w:space="0" w:color="auto"/>
             </w:tcBorders>
-            <w:shd w:val="clear" w:color="auto" w:fill="auto"/>
             <w:vAlign w:val="center"/>
             <w:hideMark/>
           </w:tcPr>
@@ -4809,7 +5633,6 @@
               <w:bottom w:val="single" w:sz="4" w:space="0" w:color="auto"/>
               <w:right w:val="single" w:sz="4" w:space="0" w:color="auto"/>
             </w:tcBorders>
-            <w:shd w:val="clear" w:color="auto" w:fill="auto"/>
             <w:vAlign w:val="center"/>
             <w:hideMark/>
           </w:tcPr>
@@ -4861,7 +5684,6 @@
               <w:bottom w:val="single" w:sz="4" w:space="0" w:color="auto"/>
               <w:right w:val="single" w:sz="4" w:space="0" w:color="auto"/>
             </w:tcBorders>
-            <w:shd w:val="clear" w:color="auto" w:fill="auto"/>
             <w:vAlign w:val="center"/>
             <w:hideMark/>
           </w:tcPr>
@@ -4919,7 +5741,6 @@
               <w:bottom w:val="single" w:sz="4" w:space="0" w:color="auto"/>
               <w:right w:val="single" w:sz="4" w:space="0" w:color="auto"/>
             </w:tcBorders>
-            <w:shd w:val="clear" w:color="auto" w:fill="auto"/>
             <w:vAlign w:val="center"/>
             <w:hideMark/>
           </w:tcPr>
@@ -4963,7 +5784,6 @@
               <w:bottom w:val="single" w:sz="4" w:space="0" w:color="auto"/>
               <w:right w:val="single" w:sz="4" w:space="0" w:color="auto"/>
             </w:tcBorders>
-            <w:shd w:val="clear" w:color="auto" w:fill="auto"/>
             <w:vAlign w:val="center"/>
             <w:hideMark/>
           </w:tcPr>
@@ -5067,7 +5887,6 @@
               <w:bottom w:val="single" w:sz="4" w:space="0" w:color="auto"/>
               <w:right w:val="single" w:sz="4" w:space="0" w:color="auto"/>
             </w:tcBorders>
-            <w:shd w:val="clear" w:color="auto" w:fill="auto"/>
             <w:vAlign w:val="center"/>
             <w:hideMark/>
           </w:tcPr>
@@ -5119,7 +5938,6 @@
               <w:bottom w:val="single" w:sz="4" w:space="0" w:color="auto"/>
               <w:right w:val="single" w:sz="4" w:space="0" w:color="auto"/>
             </w:tcBorders>
-            <w:shd w:val="clear" w:color="auto" w:fill="auto"/>
             <w:vAlign w:val="center"/>
             <w:hideMark/>
           </w:tcPr>
@@ -5165,7 +5983,6 @@
               <w:bottom w:val="single" w:sz="4" w:space="0" w:color="auto"/>
               <w:right w:val="single" w:sz="4" w:space="0" w:color="auto"/>
             </w:tcBorders>
-            <w:shd w:val="clear" w:color="auto" w:fill="auto"/>
             <w:vAlign w:val="center"/>
             <w:hideMark/>
           </w:tcPr>
@@ -5209,7 +6026,6 @@
               <w:bottom w:val="single" w:sz="4" w:space="0" w:color="auto"/>
               <w:right w:val="single" w:sz="4" w:space="0" w:color="auto"/>
             </w:tcBorders>
-            <w:shd w:val="clear" w:color="auto" w:fill="auto"/>
             <w:vAlign w:val="center"/>
             <w:hideMark/>
           </w:tcPr>
@@ -5301,7 +6117,6 @@
               <w:bottom w:val="single" w:sz="4" w:space="0" w:color="auto"/>
               <w:right w:val="single" w:sz="4" w:space="0" w:color="auto"/>
             </w:tcBorders>
-            <w:shd w:val="clear" w:color="auto" w:fill="auto"/>
             <w:vAlign w:val="center"/>
             <w:hideMark/>
           </w:tcPr>
@@ -5353,7 +6168,6 @@
               <w:bottom w:val="single" w:sz="4" w:space="0" w:color="auto"/>
               <w:right w:val="single" w:sz="4" w:space="0" w:color="auto"/>
             </w:tcBorders>
-            <w:shd w:val="clear" w:color="auto" w:fill="auto"/>
             <w:vAlign w:val="center"/>
             <w:hideMark/>
           </w:tcPr>
@@ -5411,7 +6225,6 @@
               <w:bottom w:val="single" w:sz="4" w:space="0" w:color="auto"/>
               <w:right w:val="single" w:sz="4" w:space="0" w:color="auto"/>
             </w:tcBorders>
-            <w:shd w:val="clear" w:color="auto" w:fill="auto"/>
             <w:vAlign w:val="center"/>
             <w:hideMark/>
           </w:tcPr>
@@ -5455,7 +6268,6 @@
               <w:bottom w:val="single" w:sz="4" w:space="0" w:color="auto"/>
               <w:right w:val="single" w:sz="4" w:space="0" w:color="auto"/>
             </w:tcBorders>
-            <w:shd w:val="clear" w:color="auto" w:fill="auto"/>
             <w:vAlign w:val="center"/>
             <w:hideMark/>
           </w:tcPr>
@@ -5547,7 +6359,6 @@
               <w:bottom w:val="single" w:sz="4" w:space="0" w:color="auto"/>
               <w:right w:val="single" w:sz="4" w:space="0" w:color="auto"/>
             </w:tcBorders>
-            <w:shd w:val="clear" w:color="auto" w:fill="auto"/>
             <w:vAlign w:val="center"/>
             <w:hideMark/>
           </w:tcPr>
@@ -5599,7 +6410,6 @@
               <w:bottom w:val="single" w:sz="4" w:space="0" w:color="auto"/>
               <w:right w:val="single" w:sz="4" w:space="0" w:color="auto"/>
             </w:tcBorders>
-            <w:shd w:val="clear" w:color="auto" w:fill="auto"/>
             <w:vAlign w:val="center"/>
             <w:hideMark/>
           </w:tcPr>
@@ -5645,7 +6455,6 @@
               <w:bottom w:val="single" w:sz="4" w:space="0" w:color="auto"/>
               <w:right w:val="single" w:sz="4" w:space="0" w:color="auto"/>
             </w:tcBorders>
-            <w:shd w:val="clear" w:color="auto" w:fill="auto"/>
             <w:vAlign w:val="center"/>
             <w:hideMark/>
           </w:tcPr>
@@ -5689,7 +6498,6 @@
               <w:bottom w:val="single" w:sz="4" w:space="0" w:color="auto"/>
               <w:right w:val="single" w:sz="4" w:space="0" w:color="auto"/>
             </w:tcBorders>
-            <w:shd w:val="clear" w:color="auto" w:fill="auto"/>
             <w:vAlign w:val="center"/>
             <w:hideMark/>
           </w:tcPr>
@@ -5769,7 +6577,6 @@
               <w:bottom w:val="single" w:sz="4" w:space="0" w:color="auto"/>
               <w:right w:val="single" w:sz="4" w:space="0" w:color="auto"/>
             </w:tcBorders>
-            <w:shd w:val="clear" w:color="auto" w:fill="auto"/>
             <w:vAlign w:val="center"/>
             <w:hideMark/>
           </w:tcPr>
@@ -5809,7 +6616,6 @@
               <w:bottom w:val="single" w:sz="4" w:space="0" w:color="auto"/>
               <w:right w:val="single" w:sz="4" w:space="0" w:color="auto"/>
             </w:tcBorders>
-            <w:shd w:val="clear" w:color="auto" w:fill="auto"/>
             <w:vAlign w:val="center"/>
             <w:hideMark/>
           </w:tcPr>
@@ -5855,7 +6661,6 @@
               <w:bottom w:val="single" w:sz="4" w:space="0" w:color="auto"/>
               <w:right w:val="single" w:sz="4" w:space="0" w:color="auto"/>
             </w:tcBorders>
-            <w:shd w:val="clear" w:color="auto" w:fill="auto"/>
             <w:vAlign w:val="center"/>
             <w:hideMark/>
           </w:tcPr>
@@ -5899,7 +6704,6 @@
               <w:bottom w:val="single" w:sz="4" w:space="0" w:color="auto"/>
               <w:right w:val="single" w:sz="4" w:space="0" w:color="auto"/>
             </w:tcBorders>
-            <w:shd w:val="clear" w:color="auto" w:fill="auto"/>
             <w:vAlign w:val="center"/>
             <w:hideMark/>
           </w:tcPr>
@@ -5978,7 +6782,35 @@
                 <w:lang w:eastAsia="en-IN"/>
                 <w14:ligatures w14:val="none"/>
               </w:rPr>
-              <w:t xml:space="preserve"> (using cy.request)</w:t>
+              <w:t xml:space="preserve"> (using </w:t>
+            </w:r>
+            <w:proofErr w:type="spellStart"/>
+            <w:proofErr w:type="gramStart"/>
+            <w:r>
+              <w:rPr>
+                <w:rFonts w:eastAsia="Times New Roman" w:cs="Times New Roman"/>
+                <w:color w:val="000000"/>
+                <w:kern w:val="0"/>
+                <w:sz w:val="22"/>
+                <w:szCs w:val="22"/>
+                <w:lang w:eastAsia="en-IN"/>
+                <w14:ligatures w14:val="none"/>
+              </w:rPr>
+              <w:t>cy.request</w:t>
+            </w:r>
+            <w:proofErr w:type="spellEnd"/>
+            <w:proofErr w:type="gramEnd"/>
+            <w:r>
+              <w:rPr>
+                <w:rFonts w:eastAsia="Times New Roman" w:cs="Times New Roman"/>
+                <w:color w:val="000000"/>
+                <w:kern w:val="0"/>
+                <w:sz w:val="22"/>
+                <w:szCs w:val="22"/>
+                <w:lang w:eastAsia="en-IN"/>
+                <w14:ligatures w14:val="none"/>
+              </w:rPr>
+              <w:t>)</w:t>
             </w:r>
           </w:p>
         </w:tc>
@@ -5991,7 +6823,6 @@
               <w:bottom w:val="single" w:sz="4" w:space="0" w:color="auto"/>
               <w:right w:val="single" w:sz="4" w:space="0" w:color="auto"/>
             </w:tcBorders>
-            <w:shd w:val="clear" w:color="auto" w:fill="auto"/>
             <w:vAlign w:val="center"/>
             <w:hideMark/>
           </w:tcPr>
@@ -6030,7 +6861,33 @@
                 <w:lang w:eastAsia="en-IN"/>
                 <w14:ligatures w14:val="none"/>
               </w:rPr>
-              <w:t xml:space="preserve"> (via fetch/axios)</w:t>
+              <w:t xml:space="preserve"> (via fetch/</w:t>
+            </w:r>
+            <w:proofErr w:type="spellStart"/>
+            <w:r>
+              <w:rPr>
+                <w:rFonts w:eastAsia="Times New Roman" w:cs="Times New Roman"/>
+                <w:color w:val="000000"/>
+                <w:kern w:val="0"/>
+                <w:sz w:val="22"/>
+                <w:szCs w:val="22"/>
+                <w:lang w:eastAsia="en-IN"/>
+                <w14:ligatures w14:val="none"/>
+              </w:rPr>
+              <w:t>axios</w:t>
+            </w:r>
+            <w:proofErr w:type="spellEnd"/>
+            <w:r>
+              <w:rPr>
+                <w:rFonts w:eastAsia="Times New Roman" w:cs="Times New Roman"/>
+                <w:color w:val="000000"/>
+                <w:kern w:val="0"/>
+                <w:sz w:val="22"/>
+                <w:szCs w:val="22"/>
+                <w:lang w:eastAsia="en-IN"/>
+                <w14:ligatures w14:val="none"/>
+              </w:rPr>
+              <w:t>)</w:t>
             </w:r>
           </w:p>
         </w:tc>
@@ -6043,7 +6900,6 @@
               <w:bottom w:val="single" w:sz="4" w:space="0" w:color="auto"/>
               <w:right w:val="single" w:sz="4" w:space="0" w:color="auto"/>
             </w:tcBorders>
-            <w:shd w:val="clear" w:color="auto" w:fill="auto"/>
             <w:vAlign w:val="center"/>
             <w:hideMark/>
           </w:tcPr>
@@ -6089,7 +6945,6 @@
               <w:bottom w:val="single" w:sz="4" w:space="0" w:color="auto"/>
               <w:right w:val="single" w:sz="4" w:space="0" w:color="auto"/>
             </w:tcBorders>
-            <w:shd w:val="clear" w:color="auto" w:fill="auto"/>
             <w:vAlign w:val="center"/>
             <w:hideMark/>
           </w:tcPr>
@@ -6133,7 +6988,6 @@
               <w:bottom w:val="single" w:sz="4" w:space="0" w:color="auto"/>
               <w:right w:val="single" w:sz="4" w:space="0" w:color="auto"/>
             </w:tcBorders>
-            <w:shd w:val="clear" w:color="auto" w:fill="auto"/>
             <w:vAlign w:val="center"/>
             <w:hideMark/>
           </w:tcPr>
@@ -6225,7 +7079,6 @@
               <w:bottom w:val="single" w:sz="4" w:space="0" w:color="auto"/>
               <w:right w:val="single" w:sz="4" w:space="0" w:color="auto"/>
             </w:tcBorders>
-            <w:shd w:val="clear" w:color="auto" w:fill="auto"/>
             <w:vAlign w:val="center"/>
             <w:hideMark/>
           </w:tcPr>
@@ -6277,7 +7130,6 @@
               <w:bottom w:val="single" w:sz="4" w:space="0" w:color="auto"/>
               <w:right w:val="single" w:sz="4" w:space="0" w:color="auto"/>
             </w:tcBorders>
-            <w:shd w:val="clear" w:color="auto" w:fill="auto"/>
             <w:vAlign w:val="center"/>
             <w:hideMark/>
           </w:tcPr>
@@ -6335,7 +7187,6 @@
               <w:bottom w:val="single" w:sz="4" w:space="0" w:color="auto"/>
               <w:right w:val="single" w:sz="4" w:space="0" w:color="auto"/>
             </w:tcBorders>
-            <w:shd w:val="clear" w:color="auto" w:fill="auto"/>
             <w:vAlign w:val="center"/>
             <w:hideMark/>
           </w:tcPr>
@@ -6379,7 +7230,6 @@
               <w:bottom w:val="single" w:sz="4" w:space="0" w:color="auto"/>
               <w:right w:val="single" w:sz="4" w:space="0" w:color="auto"/>
             </w:tcBorders>
-            <w:shd w:val="clear" w:color="auto" w:fill="auto"/>
             <w:vAlign w:val="center"/>
             <w:hideMark/>
           </w:tcPr>
@@ -6459,7 +7309,6 @@
               <w:bottom w:val="single" w:sz="4" w:space="0" w:color="auto"/>
               <w:right w:val="single" w:sz="4" w:space="0" w:color="auto"/>
             </w:tcBorders>
-            <w:shd w:val="clear" w:color="auto" w:fill="auto"/>
             <w:vAlign w:val="center"/>
             <w:hideMark/>
           </w:tcPr>
@@ -6499,7 +7348,6 @@
               <w:bottom w:val="single" w:sz="4" w:space="0" w:color="auto"/>
               <w:right w:val="single" w:sz="4" w:space="0" w:color="auto"/>
             </w:tcBorders>
-            <w:shd w:val="clear" w:color="auto" w:fill="auto"/>
             <w:vAlign w:val="center"/>
             <w:hideMark/>
           </w:tcPr>
@@ -6542,7 +7390,15 @@
         </w:numPr>
       </w:pPr>
       <w:r>
-        <w:t>Describe how you achieve cross browser testing ?Provide examples based on the tools you have used</w:t>
+        <w:t xml:space="preserve">Describe how you achieve cross browser </w:t>
+      </w:r>
+      <w:proofErr w:type="gramStart"/>
+      <w:r>
+        <w:t>testing ?Provide</w:t>
+      </w:r>
+      <w:proofErr w:type="gramEnd"/>
+      <w:r>
+        <w:t xml:space="preserve"> examples based on the tools you have used</w:t>
       </w:r>
     </w:p>
     <w:p>
@@ -6554,7 +7410,15 @@
         </w:numPr>
       </w:pPr>
       <w:r>
-        <w:t>Used Cypress As Test Automation Tool</w:t>
+        <w:t xml:space="preserve">Used Cypress </w:t>
+      </w:r>
+      <w:proofErr w:type="gramStart"/>
+      <w:r>
+        <w:t>As</w:t>
+      </w:r>
+      <w:proofErr w:type="gramEnd"/>
+      <w:r>
+        <w:t xml:space="preserve"> Test Automation Tool</w:t>
       </w:r>
     </w:p>
     <w:p>
@@ -6566,7 +7430,23 @@
         </w:numPr>
       </w:pPr>
       <w:r>
-        <w:t>To achieve cross browser testing, We used chromium based browser like Chrome, Edge, Firefox, Firefox Nightly</w:t>
+        <w:t xml:space="preserve">To achieve cross browser testing, </w:t>
+      </w:r>
+      <w:proofErr w:type="gramStart"/>
+      <w:r>
+        <w:t>We</w:t>
+      </w:r>
+      <w:proofErr w:type="gramEnd"/>
+      <w:r>
+        <w:t xml:space="preserve"> used </w:t>
+      </w:r>
+      <w:proofErr w:type="gramStart"/>
+      <w:r>
+        <w:t>chromium based</w:t>
+      </w:r>
+      <w:proofErr w:type="gramEnd"/>
+      <w:r>
+        <w:t xml:space="preserve"> browser like Chrome, Edge, Firefox, Firefox Nightly</w:t>
       </w:r>
     </w:p>
     <w:p>
@@ -6589,6 +7469,7 @@
           <w:numId w:val="15"/>
         </w:numPr>
       </w:pPr>
+      <w:proofErr w:type="gramStart"/>
       <w:r>
         <w:t xml:space="preserve">  </w:t>
       </w:r>
@@ -6597,7 +7478,15 @@
           <w:b/>
           <w:bCs/>
         </w:rPr>
-        <w:t>ID Selector (#id)</w:t>
+        <w:t>ID</w:t>
+      </w:r>
+      <w:proofErr w:type="gramEnd"/>
+      <w:r>
+        <w:rPr>
+          <w:b/>
+          <w:bCs/>
+        </w:rPr>
+        <w:t xml:space="preserve"> Selector (#id)</w:t>
       </w:r>
     </w:p>
     <w:p>
@@ -6608,6 +7497,7 @@
           <w:numId w:val="15"/>
         </w:numPr>
       </w:pPr>
+      <w:proofErr w:type="gramStart"/>
       <w:r>
         <w:t xml:space="preserve">  </w:t>
       </w:r>
@@ -6616,7 +7506,15 @@
           <w:b/>
           <w:bCs/>
         </w:rPr>
-        <w:t>Class Selector (.class)</w:t>
+        <w:t>Class</w:t>
+      </w:r>
+      <w:proofErr w:type="gramEnd"/>
+      <w:r>
+        <w:rPr>
+          <w:b/>
+          <w:bCs/>
+        </w:rPr>
+        <w:t xml:space="preserve"> Selector (.class)</w:t>
       </w:r>
     </w:p>
     <w:p>
@@ -6627,6 +7525,7 @@
           <w:numId w:val="15"/>
         </w:numPr>
       </w:pPr>
+      <w:proofErr w:type="gramStart"/>
       <w:r>
         <w:t xml:space="preserve">  </w:t>
       </w:r>
@@ -6635,7 +7534,15 @@
           <w:b/>
           <w:bCs/>
         </w:rPr>
-        <w:t>Tag Name Selector (element)</w:t>
+        <w:t>Tag</w:t>
+      </w:r>
+      <w:proofErr w:type="gramEnd"/>
+      <w:r>
+        <w:rPr>
+          <w:b/>
+          <w:bCs/>
+        </w:rPr>
+        <w:t xml:space="preserve"> Name Selector (element)</w:t>
       </w:r>
     </w:p>
     <w:p>
@@ -6646,6 +7553,7 @@
           <w:numId w:val="15"/>
         </w:numPr>
       </w:pPr>
+      <w:proofErr w:type="gramStart"/>
       <w:r>
         <w:t xml:space="preserve">  </w:t>
       </w:r>
@@ -6654,7 +7562,31 @@
           <w:b/>
           <w:bCs/>
         </w:rPr>
-        <w:t>Attribute Selector ([attr=value])</w:t>
+        <w:t>Attribute</w:t>
+      </w:r>
+      <w:proofErr w:type="gramEnd"/>
+      <w:r>
+        <w:rPr>
+          <w:b/>
+          <w:bCs/>
+        </w:rPr>
+        <w:t xml:space="preserve"> Selector ([</w:t>
+      </w:r>
+      <w:proofErr w:type="spellStart"/>
+      <w:r>
+        <w:rPr>
+          <w:b/>
+          <w:bCs/>
+        </w:rPr>
+        <w:t>attr</w:t>
+      </w:r>
+      <w:proofErr w:type="spellEnd"/>
+      <w:r>
+        <w:rPr>
+          <w:b/>
+          <w:bCs/>
+        </w:rPr>
+        <w:t>=value])</w:t>
       </w:r>
     </w:p>
     <w:p>
@@ -6665,6 +7597,7 @@
           <w:numId w:val="15"/>
         </w:numPr>
       </w:pPr>
+      <w:proofErr w:type="gramStart"/>
       <w:r>
         <w:t xml:space="preserve">  </w:t>
       </w:r>
@@ -6673,7 +7606,15 @@
           <w:b/>
           <w:bCs/>
         </w:rPr>
-        <w:t>Combination Selectors</w:t>
+        <w:t>Combination</w:t>
+      </w:r>
+      <w:proofErr w:type="gramEnd"/>
+      <w:r>
+        <w:rPr>
+          <w:b/>
+          <w:bCs/>
+        </w:rPr>
+        <w:t xml:space="preserve"> Selectors</w:t>
       </w:r>
     </w:p>
     <w:p>
@@ -6684,6 +7625,7 @@
           <w:numId w:val="15"/>
         </w:numPr>
       </w:pPr>
+      <w:proofErr w:type="gramStart"/>
       <w:r>
         <w:t xml:space="preserve">  </w:t>
       </w:r>
@@ -6692,7 +7634,15 @@
           <w:b/>
           <w:bCs/>
         </w:rPr>
-        <w:t>Text Selector</w:t>
+        <w:t>Text</w:t>
+      </w:r>
+      <w:proofErr w:type="gramEnd"/>
+      <w:r>
+        <w:rPr>
+          <w:b/>
+          <w:bCs/>
+        </w:rPr>
+        <w:t xml:space="preserve"> Selector</w:t>
       </w:r>
     </w:p>
     <w:p>
@@ -6703,6 +7653,7 @@
           <w:numId w:val="15"/>
         </w:numPr>
       </w:pPr>
+      <w:proofErr w:type="gramStart"/>
       <w:r>
         <w:t xml:space="preserve">  </w:t>
       </w:r>
@@ -6711,7 +7662,15 @@
           <w:b/>
           <w:bCs/>
         </w:rPr>
-        <w:t>XPath (via plugin)</w:t>
+        <w:t>XPath</w:t>
+      </w:r>
+      <w:proofErr w:type="gramEnd"/>
+      <w:r>
+        <w:rPr>
+          <w:b/>
+          <w:bCs/>
+        </w:rPr>
+        <w:t xml:space="preserve"> (via plugin)</w:t>
       </w:r>
     </w:p>
     <w:p>
@@ -6738,7 +7697,15 @@
         </w:numPr>
       </w:pPr>
       <w:r>
-        <w:t>Manually test different screen sizes using Chrome DevTools (Toggle Device Toolbar).</w:t>
+        <w:t xml:space="preserve">Manually test different screen sizes using Chrome </w:t>
+      </w:r>
+      <w:proofErr w:type="spellStart"/>
+      <w:r>
+        <w:t>DevTools</w:t>
+      </w:r>
+      <w:proofErr w:type="spellEnd"/>
+      <w:r>
+        <w:t xml:space="preserve"> (Toggle Device Toolbar).</w:t>
       </w:r>
     </w:p>
     <w:p>
@@ -6753,7 +7720,17 @@
         <w:t>E</w:t>
       </w:r>
       <w:r>
-        <w:t>mulate different viewport sizes in Cypress using cy.viewport():</w:t>
+        <w:t xml:space="preserve">mulate different viewport sizes in Cypress using </w:t>
+      </w:r>
+      <w:proofErr w:type="spellStart"/>
+      <w:proofErr w:type="gramStart"/>
+      <w:r>
+        <w:t>cy.viewport</w:t>
+      </w:r>
+      <w:proofErr w:type="spellEnd"/>
+      <w:proofErr w:type="gramEnd"/>
+      <w:r>
+        <w:t>():</w:t>
       </w:r>
     </w:p>
     <w:p>
@@ -6793,6 +7770,7 @@
           <w14:ligatures w14:val="none"/>
         </w:rPr>
       </w:pPr>
+      <w:proofErr w:type="gramStart"/>
       <w:r>
         <w:rPr>
           <w:rFonts w:ascii="Consolas" w:eastAsia="Times New Roman" w:hAnsi="Consolas" w:cs="Times New Roman"/>
@@ -6817,6 +7795,7 @@
         </w:rPr>
         <w:t>(</w:t>
       </w:r>
+      <w:proofErr w:type="gramEnd"/>
       <w:r>
         <w:rPr>
           <w:rFonts w:ascii="Consolas" w:eastAsia="Times New Roman" w:hAnsi="Consolas" w:cs="Times New Roman"/>
@@ -6897,6 +7876,7 @@
         </w:rPr>
         <w:t xml:space="preserve">    </w:t>
       </w:r>
+      <w:proofErr w:type="gramStart"/>
       <w:r>
         <w:rPr>
           <w:rFonts w:ascii="Consolas" w:eastAsia="Times New Roman" w:hAnsi="Consolas" w:cs="Times New Roman"/>
@@ -6921,6 +7901,7 @@
         </w:rPr>
         <w:t>(</w:t>
       </w:r>
+      <w:proofErr w:type="gramEnd"/>
       <w:r>
         <w:rPr>
           <w:rFonts w:ascii="Consolas" w:eastAsia="Times New Roman" w:hAnsi="Consolas" w:cs="Times New Roman"/>
@@ -6999,7 +7980,21 @@
           <w:lang w:eastAsia="en-IN"/>
           <w14:ligatures w14:val="none"/>
         </w:rPr>
-        <w:t>        cy</w:t>
+        <w:t xml:space="preserve">        </w:t>
+      </w:r>
+      <w:proofErr w:type="spellStart"/>
+      <w:proofErr w:type="gramStart"/>
+      <w:r>
+        <w:rPr>
+          <w:rFonts w:ascii="Consolas" w:eastAsia="Times New Roman" w:hAnsi="Consolas" w:cs="Times New Roman"/>
+          <w:color w:val="ABB2BF"/>
+          <w:kern w:val="0"/>
+          <w:sz w:val="21"/>
+          <w:szCs w:val="21"/>
+          <w:lang w:eastAsia="en-IN"/>
+          <w14:ligatures w14:val="none"/>
+        </w:rPr>
+        <w:t>cy</w:t>
       </w:r>
       <w:r>
         <w:rPr>
@@ -7025,6 +8020,8 @@
         </w:rPr>
         <w:t>request</w:t>
       </w:r>
+      <w:proofErr w:type="spellEnd"/>
+      <w:proofErr w:type="gramEnd"/>
       <w:r>
         <w:rPr>
           <w:rFonts w:ascii="Consolas" w:eastAsia="Times New Roman" w:hAnsi="Consolas" w:cs="Times New Roman"/>
@@ -7239,7 +8236,20 @@
           <w:lang w:eastAsia="en-IN"/>
           <w14:ligatures w14:val="none"/>
         </w:rPr>
-        <w:t>        })</w:t>
+        <w:t>        }</w:t>
+      </w:r>
+      <w:proofErr w:type="gramStart"/>
+      <w:r>
+        <w:rPr>
+          <w:rFonts w:ascii="Consolas" w:eastAsia="Times New Roman" w:hAnsi="Consolas" w:cs="Times New Roman"/>
+          <w:color w:val="ABB2BF"/>
+          <w:kern w:val="0"/>
+          <w:sz w:val="21"/>
+          <w:szCs w:val="21"/>
+          <w:lang w:eastAsia="en-IN"/>
+          <w14:ligatures w14:val="none"/>
+        </w:rPr>
+        <w:t>)</w:t>
       </w:r>
       <w:r>
         <w:rPr>
@@ -7265,6 +8275,7 @@
         </w:rPr>
         <w:t>its</w:t>
       </w:r>
+      <w:proofErr w:type="gramEnd"/>
       <w:r>
         <w:rPr>
           <w:rFonts w:ascii="Consolas" w:eastAsia="Times New Roman" w:hAnsi="Consolas" w:cs="Times New Roman"/>
@@ -7333,6 +8344,7 @@
         </w:rPr>
         <w:t xml:space="preserve">            </w:t>
       </w:r>
+      <w:proofErr w:type="gramStart"/>
       <w:r>
         <w:rPr>
           <w:rFonts w:ascii="Consolas" w:eastAsia="Times New Roman" w:hAnsi="Consolas" w:cs="Times New Roman"/>
@@ -7357,6 +8369,7 @@
         </w:rPr>
         <w:t>should</w:t>
       </w:r>
+      <w:proofErr w:type="gramEnd"/>
       <w:r>
         <w:rPr>
           <w:rFonts w:ascii="Consolas" w:eastAsia="Times New Roman" w:hAnsi="Consolas" w:cs="Times New Roman"/>
@@ -7405,6 +8418,7 @@
         </w:rPr>
         <w:t>200</w:t>
       </w:r>
+      <w:proofErr w:type="gramStart"/>
       <w:r>
         <w:rPr>
           <w:rFonts w:ascii="Consolas" w:eastAsia="Times New Roman" w:hAnsi="Consolas" w:cs="Times New Roman"/>
@@ -7417,6 +8431,7 @@
         </w:rPr>
         <w:t>);</w:t>
       </w:r>
+      <w:proofErr w:type="gramEnd"/>
     </w:p>
     <w:p>
       <w:pPr>
@@ -7501,6 +8516,7 @@
         </w:rPr>
         <w:t xml:space="preserve">    </w:t>
       </w:r>
+      <w:proofErr w:type="gramStart"/>
       <w:r>
         <w:rPr>
           <w:rFonts w:ascii="Consolas" w:eastAsia="Times New Roman" w:hAnsi="Consolas" w:cs="Times New Roman"/>
@@ -7525,6 +8541,7 @@
         </w:rPr>
         <w:t>(</w:t>
       </w:r>
+      <w:proofErr w:type="gramEnd"/>
       <w:r>
         <w:rPr>
           <w:rFonts w:ascii="Consolas" w:eastAsia="Times New Roman" w:hAnsi="Consolas" w:cs="Times New Roman"/>
@@ -7603,7 +8620,21 @@
           <w:lang w:eastAsia="en-IN"/>
           <w14:ligatures w14:val="none"/>
         </w:rPr>
-        <w:t>        cy</w:t>
+        <w:t xml:space="preserve">        </w:t>
+      </w:r>
+      <w:proofErr w:type="spellStart"/>
+      <w:proofErr w:type="gramStart"/>
+      <w:r>
+        <w:rPr>
+          <w:rFonts w:ascii="Consolas" w:eastAsia="Times New Roman" w:hAnsi="Consolas" w:cs="Times New Roman"/>
+          <w:color w:val="ABB2BF"/>
+          <w:kern w:val="0"/>
+          <w:sz w:val="21"/>
+          <w:szCs w:val="21"/>
+          <w:lang w:eastAsia="en-IN"/>
+          <w14:ligatures w14:val="none"/>
+        </w:rPr>
+        <w:t>cy</w:t>
       </w:r>
       <w:r>
         <w:rPr>
@@ -7629,6 +8660,8 @@
         </w:rPr>
         <w:t>request</w:t>
       </w:r>
+      <w:proofErr w:type="spellEnd"/>
+      <w:proofErr w:type="gramEnd"/>
       <w:r>
         <w:rPr>
           <w:rFonts w:ascii="Consolas" w:eastAsia="Times New Roman" w:hAnsi="Consolas" w:cs="Times New Roman"/>
@@ -7935,7 +8968,33 @@
           <w:lang w:eastAsia="en-IN"/>
           <w14:ligatures w14:val="none"/>
         </w:rPr>
-        <w:t>"userId"</w:t>
+        <w:t>"</w:t>
+      </w:r>
+      <w:proofErr w:type="spellStart"/>
+      <w:r>
+        <w:rPr>
+          <w:rFonts w:ascii="Consolas" w:eastAsia="Times New Roman" w:hAnsi="Consolas" w:cs="Times New Roman"/>
+          <w:color w:val="98C379"/>
+          <w:kern w:val="0"/>
+          <w:sz w:val="21"/>
+          <w:szCs w:val="21"/>
+          <w:lang w:eastAsia="en-IN"/>
+          <w14:ligatures w14:val="none"/>
+        </w:rPr>
+        <w:t>userId</w:t>
+      </w:r>
+      <w:proofErr w:type="spellEnd"/>
+      <w:r>
+        <w:rPr>
+          <w:rFonts w:ascii="Consolas" w:eastAsia="Times New Roman" w:hAnsi="Consolas" w:cs="Times New Roman"/>
+          <w:color w:val="98C379"/>
+          <w:kern w:val="0"/>
+          <w:sz w:val="21"/>
+          <w:szCs w:val="21"/>
+          <w:lang w:eastAsia="en-IN"/>
+          <w14:ligatures w14:val="none"/>
+        </w:rPr>
+        <w:t>"</w:t>
       </w:r>
       <w:r>
         <w:rPr>
@@ -8219,7 +9278,20 @@
           <w:lang w:eastAsia="en-IN"/>
           <w14:ligatures w14:val="none"/>
         </w:rPr>
-        <w:t>        })</w:t>
+        <w:t>        }</w:t>
+      </w:r>
+      <w:proofErr w:type="gramStart"/>
+      <w:r>
+        <w:rPr>
+          <w:rFonts w:ascii="Consolas" w:eastAsia="Times New Roman" w:hAnsi="Consolas" w:cs="Times New Roman"/>
+          <w:color w:val="ABB2BF"/>
+          <w:kern w:val="0"/>
+          <w:sz w:val="21"/>
+          <w:szCs w:val="21"/>
+          <w:lang w:eastAsia="en-IN"/>
+          <w14:ligatures w14:val="none"/>
+        </w:rPr>
+        <w:t>)</w:t>
       </w:r>
       <w:r>
         <w:rPr>
@@ -8245,6 +9317,7 @@
         </w:rPr>
         <w:t>its</w:t>
       </w:r>
+      <w:proofErr w:type="gramEnd"/>
       <w:r>
         <w:rPr>
           <w:rFonts w:ascii="Consolas" w:eastAsia="Times New Roman" w:hAnsi="Consolas" w:cs="Times New Roman"/>
@@ -8269,6 +9342,7 @@
         </w:rPr>
         <w:t>'status'</w:t>
       </w:r>
+      <w:proofErr w:type="gramStart"/>
       <w:r>
         <w:rPr>
           <w:rFonts w:ascii="Consolas" w:eastAsia="Times New Roman" w:hAnsi="Consolas" w:cs="Times New Roman"/>
@@ -8305,6 +9379,7 @@
         </w:rPr>
         <w:t>should</w:t>
       </w:r>
+      <w:proofErr w:type="gramEnd"/>
       <w:r>
         <w:rPr>
           <w:rFonts w:ascii="Consolas" w:eastAsia="Times New Roman" w:hAnsi="Consolas" w:cs="Times New Roman"/>
@@ -8327,7 +9402,33 @@
           <w:lang w:eastAsia="en-IN"/>
           <w14:ligatures w14:val="none"/>
         </w:rPr>
-        <w:t>'eq'</w:t>
+        <w:t>'</w:t>
+      </w:r>
+      <w:proofErr w:type="spellStart"/>
+      <w:r>
+        <w:rPr>
+          <w:rFonts w:ascii="Consolas" w:eastAsia="Times New Roman" w:hAnsi="Consolas" w:cs="Times New Roman"/>
+          <w:color w:val="98C379"/>
+          <w:kern w:val="0"/>
+          <w:sz w:val="21"/>
+          <w:szCs w:val="21"/>
+          <w:lang w:eastAsia="en-IN"/>
+          <w14:ligatures w14:val="none"/>
+        </w:rPr>
+        <w:t>eq</w:t>
+      </w:r>
+      <w:proofErr w:type="spellEnd"/>
+      <w:r>
+        <w:rPr>
+          <w:rFonts w:ascii="Consolas" w:eastAsia="Times New Roman" w:hAnsi="Consolas" w:cs="Times New Roman"/>
+          <w:color w:val="98C379"/>
+          <w:kern w:val="0"/>
+          <w:sz w:val="21"/>
+          <w:szCs w:val="21"/>
+          <w:lang w:eastAsia="en-IN"/>
+          <w14:ligatures w14:val="none"/>
+        </w:rPr>
+        <w:t>'</w:t>
       </w:r>
       <w:r>
         <w:rPr>
@@ -8449,6 +9550,7 @@
         </w:rPr>
         <w:t xml:space="preserve">    </w:t>
       </w:r>
+      <w:proofErr w:type="gramStart"/>
       <w:r>
         <w:rPr>
           <w:rFonts w:ascii="Consolas" w:eastAsia="Times New Roman" w:hAnsi="Consolas" w:cs="Times New Roman"/>
@@ -8473,6 +9575,7 @@
         </w:rPr>
         <w:t>(</w:t>
       </w:r>
+      <w:proofErr w:type="gramEnd"/>
       <w:r>
         <w:rPr>
           <w:rFonts w:ascii="Consolas" w:eastAsia="Times New Roman" w:hAnsi="Consolas" w:cs="Times New Roman"/>
@@ -8551,7 +9654,21 @@
           <w:lang w:eastAsia="en-IN"/>
           <w14:ligatures w14:val="none"/>
         </w:rPr>
-        <w:t>        cy</w:t>
+        <w:t xml:space="preserve">        </w:t>
+      </w:r>
+      <w:proofErr w:type="spellStart"/>
+      <w:proofErr w:type="gramStart"/>
+      <w:r>
+        <w:rPr>
+          <w:rFonts w:ascii="Consolas" w:eastAsia="Times New Roman" w:hAnsi="Consolas" w:cs="Times New Roman"/>
+          <w:color w:val="ABB2BF"/>
+          <w:kern w:val="0"/>
+          <w:sz w:val="21"/>
+          <w:szCs w:val="21"/>
+          <w:lang w:eastAsia="en-IN"/>
+          <w14:ligatures w14:val="none"/>
+        </w:rPr>
+        <w:t>cy</w:t>
       </w:r>
       <w:r>
         <w:rPr>
@@ -8577,6 +9694,8 @@
         </w:rPr>
         <w:t>request</w:t>
       </w:r>
+      <w:proofErr w:type="spellEnd"/>
+      <w:proofErr w:type="gramEnd"/>
       <w:r>
         <w:rPr>
           <w:rFonts w:ascii="Consolas" w:eastAsia="Times New Roman" w:hAnsi="Consolas" w:cs="Times New Roman"/>
@@ -8975,7 +10094,33 @@
           <w:lang w:eastAsia="en-IN"/>
           <w14:ligatures w14:val="none"/>
         </w:rPr>
-        <w:t>"userId"</w:t>
+        <w:t>"</w:t>
+      </w:r>
+      <w:proofErr w:type="spellStart"/>
+      <w:r>
+        <w:rPr>
+          <w:rFonts w:ascii="Consolas" w:eastAsia="Times New Roman" w:hAnsi="Consolas" w:cs="Times New Roman"/>
+          <w:color w:val="98C379"/>
+          <w:kern w:val="0"/>
+          <w:sz w:val="21"/>
+          <w:szCs w:val="21"/>
+          <w:lang w:eastAsia="en-IN"/>
+          <w14:ligatures w14:val="none"/>
+        </w:rPr>
+        <w:t>userId</w:t>
+      </w:r>
+      <w:proofErr w:type="spellEnd"/>
+      <w:r>
+        <w:rPr>
+          <w:rFonts w:ascii="Consolas" w:eastAsia="Times New Roman" w:hAnsi="Consolas" w:cs="Times New Roman"/>
+          <w:color w:val="98C379"/>
+          <w:kern w:val="0"/>
+          <w:sz w:val="21"/>
+          <w:szCs w:val="21"/>
+          <w:lang w:eastAsia="en-IN"/>
+          <w14:ligatures w14:val="none"/>
+        </w:rPr>
+        <w:t>"</w:t>
       </w:r>
       <w:r>
         <w:rPr>
@@ -9259,7 +10404,20 @@
           <w:lang w:eastAsia="en-IN"/>
           <w14:ligatures w14:val="none"/>
         </w:rPr>
-        <w:t>        })</w:t>
+        <w:t>        }</w:t>
+      </w:r>
+      <w:proofErr w:type="gramStart"/>
+      <w:r>
+        <w:rPr>
+          <w:rFonts w:ascii="Consolas" w:eastAsia="Times New Roman" w:hAnsi="Consolas" w:cs="Times New Roman"/>
+          <w:color w:val="ABB2BF"/>
+          <w:kern w:val="0"/>
+          <w:sz w:val="21"/>
+          <w:szCs w:val="21"/>
+          <w:lang w:eastAsia="en-IN"/>
+          <w14:ligatures w14:val="none"/>
+        </w:rPr>
+        <w:t>)</w:t>
       </w:r>
       <w:r>
         <w:rPr>
@@ -9285,6 +10443,7 @@
         </w:rPr>
         <w:t>its</w:t>
       </w:r>
+      <w:proofErr w:type="gramEnd"/>
       <w:r>
         <w:rPr>
           <w:rFonts w:ascii="Consolas" w:eastAsia="Times New Roman" w:hAnsi="Consolas" w:cs="Times New Roman"/>
@@ -9309,6 +10468,7 @@
         </w:rPr>
         <w:t>'status'</w:t>
       </w:r>
+      <w:proofErr w:type="gramStart"/>
       <w:r>
         <w:rPr>
           <w:rFonts w:ascii="Consolas" w:eastAsia="Times New Roman" w:hAnsi="Consolas" w:cs="Times New Roman"/>
@@ -9345,6 +10505,7 @@
         </w:rPr>
         <w:t>should</w:t>
       </w:r>
+      <w:proofErr w:type="gramEnd"/>
       <w:r>
         <w:rPr>
           <w:rFonts w:ascii="Consolas" w:eastAsia="Times New Roman" w:hAnsi="Consolas" w:cs="Times New Roman"/>
@@ -9367,7 +10528,33 @@
           <w:lang w:eastAsia="en-IN"/>
           <w14:ligatures w14:val="none"/>
         </w:rPr>
-        <w:t>'eq'</w:t>
+        <w:t>'</w:t>
+      </w:r>
+      <w:proofErr w:type="spellStart"/>
+      <w:r>
+        <w:rPr>
+          <w:rFonts w:ascii="Consolas" w:eastAsia="Times New Roman" w:hAnsi="Consolas" w:cs="Times New Roman"/>
+          <w:color w:val="98C379"/>
+          <w:kern w:val="0"/>
+          <w:sz w:val="21"/>
+          <w:szCs w:val="21"/>
+          <w:lang w:eastAsia="en-IN"/>
+          <w14:ligatures w14:val="none"/>
+        </w:rPr>
+        <w:t>eq</w:t>
+      </w:r>
+      <w:proofErr w:type="spellEnd"/>
+      <w:r>
+        <w:rPr>
+          <w:rFonts w:ascii="Consolas" w:eastAsia="Times New Roman" w:hAnsi="Consolas" w:cs="Times New Roman"/>
+          <w:color w:val="98C379"/>
+          <w:kern w:val="0"/>
+          <w:sz w:val="21"/>
+          <w:szCs w:val="21"/>
+          <w:lang w:eastAsia="en-IN"/>
+          <w14:ligatures w14:val="none"/>
+        </w:rPr>
+        <w:t>'</w:t>
       </w:r>
       <w:r>
         <w:rPr>
@@ -9489,6 +10676,7 @@
         </w:rPr>
         <w:t xml:space="preserve">    </w:t>
       </w:r>
+      <w:proofErr w:type="gramStart"/>
       <w:r>
         <w:rPr>
           <w:rFonts w:ascii="Consolas" w:eastAsia="Times New Roman" w:hAnsi="Consolas" w:cs="Times New Roman"/>
@@ -9513,6 +10701,7 @@
         </w:rPr>
         <w:t>(</w:t>
       </w:r>
+      <w:proofErr w:type="gramEnd"/>
       <w:r>
         <w:rPr>
           <w:rFonts w:ascii="Consolas" w:eastAsia="Times New Roman" w:hAnsi="Consolas" w:cs="Times New Roman"/>
@@ -9591,7 +10780,21 @@
           <w:lang w:eastAsia="en-IN"/>
           <w14:ligatures w14:val="none"/>
         </w:rPr>
-        <w:t>        cy</w:t>
+        <w:t xml:space="preserve">        </w:t>
+      </w:r>
+      <w:proofErr w:type="spellStart"/>
+      <w:proofErr w:type="gramStart"/>
+      <w:r>
+        <w:rPr>
+          <w:rFonts w:ascii="Consolas" w:eastAsia="Times New Roman" w:hAnsi="Consolas" w:cs="Times New Roman"/>
+          <w:color w:val="ABB2BF"/>
+          <w:kern w:val="0"/>
+          <w:sz w:val="21"/>
+          <w:szCs w:val="21"/>
+          <w:lang w:eastAsia="en-IN"/>
+          <w14:ligatures w14:val="none"/>
+        </w:rPr>
+        <w:t>cy</w:t>
       </w:r>
       <w:r>
         <w:rPr>
@@ -9617,6 +10820,8 @@
         </w:rPr>
         <w:t>request</w:t>
       </w:r>
+      <w:proofErr w:type="spellEnd"/>
+      <w:proofErr w:type="gramEnd"/>
       <w:r>
         <w:rPr>
           <w:rFonts w:ascii="Consolas" w:eastAsia="Times New Roman" w:hAnsi="Consolas" w:cs="Times New Roman"/>
@@ -9831,7 +11036,20 @@
           <w:lang w:eastAsia="en-IN"/>
           <w14:ligatures w14:val="none"/>
         </w:rPr>
-        <w:t>        })</w:t>
+        <w:t>        }</w:t>
+      </w:r>
+      <w:proofErr w:type="gramStart"/>
+      <w:r>
+        <w:rPr>
+          <w:rFonts w:ascii="Consolas" w:eastAsia="Times New Roman" w:hAnsi="Consolas" w:cs="Times New Roman"/>
+          <w:color w:val="ABB2BF"/>
+          <w:kern w:val="0"/>
+          <w:sz w:val="21"/>
+          <w:szCs w:val="21"/>
+          <w:lang w:eastAsia="en-IN"/>
+          <w14:ligatures w14:val="none"/>
+        </w:rPr>
+        <w:t>)</w:t>
       </w:r>
       <w:r>
         <w:rPr>
@@ -9857,6 +11075,7 @@
         </w:rPr>
         <w:t>its</w:t>
       </w:r>
+      <w:proofErr w:type="gramEnd"/>
       <w:r>
         <w:rPr>
           <w:rFonts w:ascii="Consolas" w:eastAsia="Times New Roman" w:hAnsi="Consolas" w:cs="Times New Roman"/>
@@ -9881,6 +11100,7 @@
         </w:rPr>
         <w:t>'status'</w:t>
       </w:r>
+      <w:proofErr w:type="gramStart"/>
       <w:r>
         <w:rPr>
           <w:rFonts w:ascii="Consolas" w:eastAsia="Times New Roman" w:hAnsi="Consolas" w:cs="Times New Roman"/>
@@ -9917,6 +11137,7 @@
         </w:rPr>
         <w:t>should</w:t>
       </w:r>
+      <w:proofErr w:type="gramEnd"/>
       <w:r>
         <w:rPr>
           <w:rFonts w:ascii="Consolas" w:eastAsia="Times New Roman" w:hAnsi="Consolas" w:cs="Times New Roman"/>
@@ -9939,7 +11160,33 @@
           <w:lang w:eastAsia="en-IN"/>
           <w14:ligatures w14:val="none"/>
         </w:rPr>
-        <w:t>'eq'</w:t>
+        <w:t>'</w:t>
+      </w:r>
+      <w:proofErr w:type="spellStart"/>
+      <w:r>
+        <w:rPr>
+          <w:rFonts w:ascii="Consolas" w:eastAsia="Times New Roman" w:hAnsi="Consolas" w:cs="Times New Roman"/>
+          <w:color w:val="98C379"/>
+          <w:kern w:val="0"/>
+          <w:sz w:val="21"/>
+          <w:szCs w:val="21"/>
+          <w:lang w:eastAsia="en-IN"/>
+          <w14:ligatures w14:val="none"/>
+        </w:rPr>
+        <w:t>eq</w:t>
+      </w:r>
+      <w:proofErr w:type="spellEnd"/>
+      <w:r>
+        <w:rPr>
+          <w:rFonts w:ascii="Consolas" w:eastAsia="Times New Roman" w:hAnsi="Consolas" w:cs="Times New Roman"/>
+          <w:color w:val="98C379"/>
+          <w:kern w:val="0"/>
+          <w:sz w:val="21"/>
+          <w:szCs w:val="21"/>
+          <w:lang w:eastAsia="en-IN"/>
+          <w14:ligatures w14:val="none"/>
+        </w:rPr>
+        <w:t>'</w:t>
       </w:r>
       <w:r>
         <w:rPr>
@@ -10079,6 +11326,8 @@
           <w14:ligatures w14:val="none"/>
         </w:rPr>
       </w:pPr>
+      <w:proofErr w:type="spellStart"/>
+      <w:proofErr w:type="gramStart"/>
       <w:r>
         <w:rPr>
           <w:rFonts w:ascii="Consolas" w:eastAsia="Times New Roman" w:hAnsi="Consolas" w:cs="Times New Roman"/>
@@ -10139,6 +11388,7 @@
         </w:rPr>
         <w:t>add</w:t>
       </w:r>
+      <w:proofErr w:type="spellEnd"/>
       <w:r>
         <w:rPr>
           <w:rFonts w:ascii="Consolas" w:eastAsia="Times New Roman" w:hAnsi="Consolas" w:cs="Times New Roman"/>
@@ -10151,6 +11401,7 @@
         </w:rPr>
         <w:t>(</w:t>
       </w:r>
+      <w:proofErr w:type="gramEnd"/>
       <w:r>
         <w:rPr>
           <w:rFonts w:ascii="Consolas" w:eastAsia="Times New Roman" w:hAnsi="Consolas" w:cs="Times New Roman"/>
@@ -10161,19 +11412,71 @@
           <w:lang w:eastAsia="en-IN"/>
           <w14:ligatures w14:val="none"/>
         </w:rPr>
-        <w:t>'getIframe'</w:t>
-      </w:r>
-      <w:r>
-        <w:rPr>
-          <w:rFonts w:ascii="Consolas" w:eastAsia="Times New Roman" w:hAnsi="Consolas" w:cs="Times New Roman"/>
-          <w:color w:val="ABB2BF"/>
-          <w:kern w:val="0"/>
-          <w:sz w:val="21"/>
-          <w:szCs w:val="21"/>
-          <w:lang w:eastAsia="en-IN"/>
-          <w14:ligatures w14:val="none"/>
-        </w:rPr>
-        <w:t xml:space="preserve">, (iframe) </w:t>
+        <w:t>'</w:t>
+      </w:r>
+      <w:proofErr w:type="spellStart"/>
+      <w:r>
+        <w:rPr>
+          <w:rFonts w:ascii="Consolas" w:eastAsia="Times New Roman" w:hAnsi="Consolas" w:cs="Times New Roman"/>
+          <w:color w:val="98C379"/>
+          <w:kern w:val="0"/>
+          <w:sz w:val="21"/>
+          <w:szCs w:val="21"/>
+          <w:lang w:eastAsia="en-IN"/>
+          <w14:ligatures w14:val="none"/>
+        </w:rPr>
+        <w:t>getIframe</w:t>
+      </w:r>
+      <w:proofErr w:type="spellEnd"/>
+      <w:r>
+        <w:rPr>
+          <w:rFonts w:ascii="Consolas" w:eastAsia="Times New Roman" w:hAnsi="Consolas" w:cs="Times New Roman"/>
+          <w:color w:val="98C379"/>
+          <w:kern w:val="0"/>
+          <w:sz w:val="21"/>
+          <w:szCs w:val="21"/>
+          <w:lang w:eastAsia="en-IN"/>
+          <w14:ligatures w14:val="none"/>
+        </w:rPr>
+        <w:t>'</w:t>
+      </w:r>
+      <w:r>
+        <w:rPr>
+          <w:rFonts w:ascii="Consolas" w:eastAsia="Times New Roman" w:hAnsi="Consolas" w:cs="Times New Roman"/>
+          <w:color w:val="ABB2BF"/>
+          <w:kern w:val="0"/>
+          <w:sz w:val="21"/>
+          <w:szCs w:val="21"/>
+          <w:lang w:eastAsia="en-IN"/>
+          <w14:ligatures w14:val="none"/>
+        </w:rPr>
+        <w:t>, (</w:t>
+      </w:r>
+      <w:proofErr w:type="spellStart"/>
+      <w:r>
+        <w:rPr>
+          <w:rFonts w:ascii="Consolas" w:eastAsia="Times New Roman" w:hAnsi="Consolas" w:cs="Times New Roman"/>
+          <w:color w:val="ABB2BF"/>
+          <w:kern w:val="0"/>
+          <w:sz w:val="21"/>
+          <w:szCs w:val="21"/>
+          <w:lang w:eastAsia="en-IN"/>
+          <w14:ligatures w14:val="none"/>
+        </w:rPr>
+        <w:t>iframe</w:t>
+      </w:r>
+      <w:proofErr w:type="spellEnd"/>
+      <w:r>
+        <w:rPr>
+          <w:rFonts w:ascii="Consolas" w:eastAsia="Times New Roman" w:hAnsi="Consolas" w:cs="Times New Roman"/>
+          <w:color w:val="ABB2BF"/>
+          <w:kern w:val="0"/>
+          <w:sz w:val="21"/>
+          <w:szCs w:val="21"/>
+          <w:lang w:eastAsia="en-IN"/>
+          <w14:ligatures w14:val="none"/>
+        </w:rPr>
+        <w:t xml:space="preserve">) </w:t>
       </w:r>
       <w:r>
         <w:rPr>
@@ -10289,7 +11592,20 @@
           <w:lang w:eastAsia="en-IN"/>
           <w14:ligatures w14:val="none"/>
         </w:rPr>
-        <w:t>(iframe)</w:t>
+        <w:t>(iframe</w:t>
+      </w:r>
+      <w:proofErr w:type="gramStart"/>
+      <w:r>
+        <w:rPr>
+          <w:rFonts w:ascii="Consolas" w:eastAsia="Times New Roman" w:hAnsi="Consolas" w:cs="Times New Roman"/>
+          <w:color w:val="ABB2BF"/>
+          <w:kern w:val="0"/>
+          <w:sz w:val="21"/>
+          <w:szCs w:val="21"/>
+          <w:lang w:eastAsia="en-IN"/>
+          <w14:ligatures w14:val="none"/>
+        </w:rPr>
+        <w:t>)</w:t>
       </w:r>
       <w:r>
         <w:rPr>
@@ -10315,6 +11631,7 @@
         </w:rPr>
         <w:t>its</w:t>
       </w:r>
+      <w:proofErr w:type="gramEnd"/>
       <w:r>
         <w:rPr>
           <w:rFonts w:ascii="Consolas" w:eastAsia="Times New Roman" w:hAnsi="Consolas" w:cs="Times New Roman"/>
@@ -10337,8 +11654,35 @@
           <w:lang w:eastAsia="en-IN"/>
           <w14:ligatures w14:val="none"/>
         </w:rPr>
-        <w:t>'0.contentDocument.body'</w:t>
-      </w:r>
+        <w:t>'</w:t>
+      </w:r>
+      <w:proofErr w:type="gramStart"/>
+      <w:r>
+        <w:rPr>
+          <w:rFonts w:ascii="Consolas" w:eastAsia="Times New Roman" w:hAnsi="Consolas" w:cs="Times New Roman"/>
+          <w:color w:val="98C379"/>
+          <w:kern w:val="0"/>
+          <w:sz w:val="21"/>
+          <w:szCs w:val="21"/>
+          <w:lang w:eastAsia="en-IN"/>
+          <w14:ligatures w14:val="none"/>
+        </w:rPr>
+        <w:t>0.contentDocument.body</w:t>
+      </w:r>
+      <w:proofErr w:type="gramEnd"/>
+      <w:r>
+        <w:rPr>
+          <w:rFonts w:ascii="Consolas" w:eastAsia="Times New Roman" w:hAnsi="Consolas" w:cs="Times New Roman"/>
+          <w:color w:val="98C379"/>
+          <w:kern w:val="0"/>
+          <w:sz w:val="21"/>
+          <w:szCs w:val="21"/>
+          <w:lang w:eastAsia="en-IN"/>
+          <w14:ligatures w14:val="none"/>
+        </w:rPr>
+        <w:t>'</w:t>
+      </w:r>
+      <w:proofErr w:type="gramStart"/>
       <w:r>
         <w:rPr>
           <w:rFonts w:ascii="Consolas" w:eastAsia="Times New Roman" w:hAnsi="Consolas" w:cs="Times New Roman"/>
@@ -10375,6 +11719,7 @@
         </w:rPr>
         <w:t>should</w:t>
       </w:r>
+      <w:proofErr w:type="gramEnd"/>
       <w:r>
         <w:rPr>
           <w:rFonts w:ascii="Consolas" w:eastAsia="Times New Roman" w:hAnsi="Consolas" w:cs="Times New Roman"/>
@@ -10397,8 +11742,35 @@
           <w:lang w:eastAsia="en-IN"/>
           <w14:ligatures w14:val="none"/>
         </w:rPr>
-        <w:t>'be.visible'</w:t>
-      </w:r>
+        <w:t>'</w:t>
+      </w:r>
+      <w:proofErr w:type="gramStart"/>
+      <w:r>
+        <w:rPr>
+          <w:rFonts w:ascii="Consolas" w:eastAsia="Times New Roman" w:hAnsi="Consolas" w:cs="Times New Roman"/>
+          <w:color w:val="98C379"/>
+          <w:kern w:val="0"/>
+          <w:sz w:val="21"/>
+          <w:szCs w:val="21"/>
+          <w:lang w:eastAsia="en-IN"/>
+          <w14:ligatures w14:val="none"/>
+        </w:rPr>
+        <w:t>be.visible</w:t>
+      </w:r>
+      <w:proofErr w:type="gramEnd"/>
+      <w:r>
+        <w:rPr>
+          <w:rFonts w:ascii="Consolas" w:eastAsia="Times New Roman" w:hAnsi="Consolas" w:cs="Times New Roman"/>
+          <w:color w:val="98C379"/>
+          <w:kern w:val="0"/>
+          <w:sz w:val="21"/>
+          <w:szCs w:val="21"/>
+          <w:lang w:eastAsia="en-IN"/>
+          <w14:ligatures w14:val="none"/>
+        </w:rPr>
+        <w:t>'</w:t>
+      </w:r>
+      <w:proofErr w:type="gramStart"/>
       <w:r>
         <w:rPr>
           <w:rFonts w:ascii="Consolas" w:eastAsia="Times New Roman" w:hAnsi="Consolas" w:cs="Times New Roman"/>
@@ -10435,17 +11807,31 @@
         </w:rPr>
         <w:t>then</w:t>
       </w:r>
-      <w:r>
-        <w:rPr>
-          <w:rFonts w:ascii="Consolas" w:eastAsia="Times New Roman" w:hAnsi="Consolas" w:cs="Times New Roman"/>
-          <w:color w:val="ABB2BF"/>
-          <w:kern w:val="0"/>
-          <w:sz w:val="21"/>
-          <w:szCs w:val="21"/>
-          <w:lang w:eastAsia="en-IN"/>
-          <w14:ligatures w14:val="none"/>
-        </w:rPr>
-        <w:t>(cy</w:t>
+      <w:proofErr w:type="gramEnd"/>
+      <w:r>
+        <w:rPr>
+          <w:rFonts w:ascii="Consolas" w:eastAsia="Times New Roman" w:hAnsi="Consolas" w:cs="Times New Roman"/>
+          <w:color w:val="ABB2BF"/>
+          <w:kern w:val="0"/>
+          <w:sz w:val="21"/>
+          <w:szCs w:val="21"/>
+          <w:lang w:eastAsia="en-IN"/>
+          <w14:ligatures w14:val="none"/>
+        </w:rPr>
+        <w:t>(</w:t>
+      </w:r>
+      <w:proofErr w:type="gramStart"/>
+      <w:r>
+        <w:rPr>
+          <w:rFonts w:ascii="Consolas" w:eastAsia="Times New Roman" w:hAnsi="Consolas" w:cs="Times New Roman"/>
+          <w:color w:val="ABB2BF"/>
+          <w:kern w:val="0"/>
+          <w:sz w:val="21"/>
+          <w:szCs w:val="21"/>
+          <w:lang w:eastAsia="en-IN"/>
+          <w14:ligatures w14:val="none"/>
+        </w:rPr>
+        <w:t>cy</w:t>
       </w:r>
       <w:r>
         <w:rPr>
@@ -10483,6 +11869,7 @@
         </w:rPr>
         <w:t>);</w:t>
       </w:r>
+      <w:proofErr w:type="gramEnd"/>
     </w:p>
     <w:p>
       <w:pPr>
@@ -10555,6 +11942,8 @@
           <w14:ligatures w14:val="none"/>
         </w:rPr>
       </w:pPr>
+      <w:proofErr w:type="spellStart"/>
+      <w:proofErr w:type="gramStart"/>
       <w:r>
         <w:rPr>
           <w:rFonts w:ascii="Consolas" w:eastAsia="Times New Roman" w:hAnsi="Consolas" w:cs="Times New Roman"/>
@@ -10615,6 +12004,7 @@
         </w:rPr>
         <w:t>add</w:t>
       </w:r>
+      <w:proofErr w:type="spellEnd"/>
       <w:r>
         <w:rPr>
           <w:rFonts w:ascii="Consolas" w:eastAsia="Times New Roman" w:hAnsi="Consolas" w:cs="Times New Roman"/>
@@ -10627,6 +12017,7 @@
         </w:rPr>
         <w:t>(</w:t>
       </w:r>
+      <w:proofErr w:type="gramEnd"/>
       <w:r>
         <w:rPr>
           <w:rFonts w:ascii="Consolas" w:eastAsia="Times New Roman" w:hAnsi="Consolas" w:cs="Times New Roman"/>
@@ -10637,7 +12028,33 @@
           <w:lang w:eastAsia="en-IN"/>
           <w14:ligatures w14:val="none"/>
         </w:rPr>
-        <w:t>'clickLink'</w:t>
+        <w:t>'</w:t>
+      </w:r>
+      <w:proofErr w:type="spellStart"/>
+      <w:r>
+        <w:rPr>
+          <w:rFonts w:ascii="Consolas" w:eastAsia="Times New Roman" w:hAnsi="Consolas" w:cs="Times New Roman"/>
+          <w:color w:val="98C379"/>
+          <w:kern w:val="0"/>
+          <w:sz w:val="21"/>
+          <w:szCs w:val="21"/>
+          <w:lang w:eastAsia="en-IN"/>
+          <w14:ligatures w14:val="none"/>
+        </w:rPr>
+        <w:t>clickLink</w:t>
+      </w:r>
+      <w:proofErr w:type="spellEnd"/>
+      <w:r>
+        <w:rPr>
+          <w:rFonts w:ascii="Consolas" w:eastAsia="Times New Roman" w:hAnsi="Consolas" w:cs="Times New Roman"/>
+          <w:color w:val="98C379"/>
+          <w:kern w:val="0"/>
+          <w:sz w:val="21"/>
+          <w:szCs w:val="21"/>
+          <w:lang w:eastAsia="en-IN"/>
+          <w14:ligatures w14:val="none"/>
+        </w:rPr>
+        <w:t>'</w:t>
       </w:r>
       <w:r>
         <w:rPr>
@@ -10705,7 +12122,20 @@
           <w:lang w:eastAsia="en-IN"/>
           <w14:ligatures w14:val="none"/>
         </w:rPr>
-        <w:t>    cy</w:t>
+        <w:t xml:space="preserve">    </w:t>
+      </w:r>
+      <w:proofErr w:type="spellStart"/>
+      <w:r>
+        <w:rPr>
+          <w:rFonts w:ascii="Consolas" w:eastAsia="Times New Roman" w:hAnsi="Consolas" w:cs="Times New Roman"/>
+          <w:color w:val="ABB2BF"/>
+          <w:kern w:val="0"/>
+          <w:sz w:val="21"/>
+          <w:szCs w:val="21"/>
+          <w:lang w:eastAsia="en-IN"/>
+          <w14:ligatures w14:val="none"/>
+        </w:rPr>
+        <w:t>cy</w:t>
       </w:r>
       <w:r>
         <w:rPr>
@@ -10731,6 +12161,7 @@
         </w:rPr>
         <w:t>get</w:t>
       </w:r>
+      <w:proofErr w:type="spellEnd"/>
       <w:r>
         <w:rPr>
           <w:rFonts w:ascii="Consolas" w:eastAsia="Times New Roman" w:hAnsi="Consolas" w:cs="Times New Roman"/>
@@ -10755,6 +12186,7 @@
         </w:rPr>
         <w:t>'a'</w:t>
       </w:r>
+      <w:proofErr w:type="gramStart"/>
       <w:r>
         <w:rPr>
           <w:rFonts w:ascii="Consolas" w:eastAsia="Times New Roman" w:hAnsi="Consolas" w:cs="Times New Roman"/>
@@ -10791,17 +12223,31 @@
         </w:rPr>
         <w:t>contains</w:t>
       </w:r>
-      <w:r>
-        <w:rPr>
-          <w:rFonts w:ascii="Consolas" w:eastAsia="Times New Roman" w:hAnsi="Consolas" w:cs="Times New Roman"/>
-          <w:color w:val="ABB2BF"/>
-          <w:kern w:val="0"/>
-          <w:sz w:val="21"/>
-          <w:szCs w:val="21"/>
-          <w:lang w:eastAsia="en-IN"/>
-          <w14:ligatures w14:val="none"/>
-        </w:rPr>
-        <w:t>(label)</w:t>
+      <w:proofErr w:type="gramEnd"/>
+      <w:r>
+        <w:rPr>
+          <w:rFonts w:ascii="Consolas" w:eastAsia="Times New Roman" w:hAnsi="Consolas" w:cs="Times New Roman"/>
+          <w:color w:val="ABB2BF"/>
+          <w:kern w:val="0"/>
+          <w:sz w:val="21"/>
+          <w:szCs w:val="21"/>
+          <w:lang w:eastAsia="en-IN"/>
+          <w14:ligatures w14:val="none"/>
+        </w:rPr>
+        <w:t>(label</w:t>
+      </w:r>
+      <w:proofErr w:type="gramStart"/>
+      <w:r>
+        <w:rPr>
+          <w:rFonts w:ascii="Consolas" w:eastAsia="Times New Roman" w:hAnsi="Consolas" w:cs="Times New Roman"/>
+          <w:color w:val="ABB2BF"/>
+          <w:kern w:val="0"/>
+          <w:sz w:val="21"/>
+          <w:szCs w:val="21"/>
+          <w:lang w:eastAsia="en-IN"/>
+          <w14:ligatures w14:val="none"/>
+        </w:rPr>
+        <w:t>)</w:t>
       </w:r>
       <w:r>
         <w:rPr>
@@ -10827,18 +12273,33 @@
         </w:rPr>
         <w:t>click</w:t>
       </w:r>
-      <w:r>
-        <w:rPr>
-          <w:rFonts w:ascii="Consolas" w:eastAsia="Times New Roman" w:hAnsi="Consolas" w:cs="Times New Roman"/>
-          <w:color w:val="ABB2BF"/>
-          <w:kern w:val="0"/>
-          <w:sz w:val="21"/>
-          <w:szCs w:val="21"/>
-          <w:lang w:eastAsia="en-IN"/>
-          <w14:ligatures w14:val="none"/>
-        </w:rPr>
-        <w:t>();</w:t>
-      </w:r>
+      <w:proofErr w:type="gramEnd"/>
+      <w:r>
+        <w:rPr>
+          <w:rFonts w:ascii="Consolas" w:eastAsia="Times New Roman" w:hAnsi="Consolas" w:cs="Times New Roman"/>
+          <w:color w:val="ABB2BF"/>
+          <w:kern w:val="0"/>
+          <w:sz w:val="21"/>
+          <w:szCs w:val="21"/>
+          <w:lang w:eastAsia="en-IN"/>
+          <w14:ligatures w14:val="none"/>
+        </w:rPr>
+        <w:t>(</w:t>
+      </w:r>
+      <w:proofErr w:type="gramStart"/>
+      <w:r>
+        <w:rPr>
+          <w:rFonts w:ascii="Consolas" w:eastAsia="Times New Roman" w:hAnsi="Consolas" w:cs="Times New Roman"/>
+          <w:color w:val="ABB2BF"/>
+          <w:kern w:val="0"/>
+          <w:sz w:val="21"/>
+          <w:szCs w:val="21"/>
+          <w:lang w:eastAsia="en-IN"/>
+          <w14:ligatures w14:val="none"/>
+        </w:rPr>
+        <w:t>);</w:t>
+      </w:r>
+      <w:proofErr w:type="gramEnd"/>
     </w:p>
     <w:p>
       <w:pPr>
@@ -10911,6 +12372,8 @@
           <w14:ligatures w14:val="none"/>
         </w:rPr>
       </w:pPr>
+      <w:proofErr w:type="spellStart"/>
+      <w:proofErr w:type="gramStart"/>
       <w:r>
         <w:rPr>
           <w:rFonts w:ascii="Consolas" w:eastAsia="Times New Roman" w:hAnsi="Consolas" w:cs="Times New Roman"/>
@@ -10971,6 +12434,7 @@
         </w:rPr>
         <w:t>add</w:t>
       </w:r>
+      <w:proofErr w:type="spellEnd"/>
       <w:r>
         <w:rPr>
           <w:rFonts w:ascii="Consolas" w:eastAsia="Times New Roman" w:hAnsi="Consolas" w:cs="Times New Roman"/>
@@ -10983,6 +12447,7 @@
         </w:rPr>
         <w:t>(</w:t>
       </w:r>
+      <w:proofErr w:type="gramEnd"/>
       <w:r>
         <w:rPr>
           <w:rFonts w:ascii="Consolas" w:eastAsia="Times New Roman" w:hAnsi="Consolas" w:cs="Times New Roman"/>
@@ -10993,7 +12458,33 @@
           <w:lang w:eastAsia="en-IN"/>
           <w14:ligatures w14:val="none"/>
         </w:rPr>
-        <w:t>'LoginToApp'</w:t>
+        <w:t>'</w:t>
+      </w:r>
+      <w:proofErr w:type="spellStart"/>
+      <w:r>
+        <w:rPr>
+          <w:rFonts w:ascii="Consolas" w:eastAsia="Times New Roman" w:hAnsi="Consolas" w:cs="Times New Roman"/>
+          <w:color w:val="98C379"/>
+          <w:kern w:val="0"/>
+          <w:sz w:val="21"/>
+          <w:szCs w:val="21"/>
+          <w:lang w:eastAsia="en-IN"/>
+          <w14:ligatures w14:val="none"/>
+        </w:rPr>
+        <w:t>LoginToApp</w:t>
+      </w:r>
+      <w:proofErr w:type="spellEnd"/>
+      <w:r>
+        <w:rPr>
+          <w:rFonts w:ascii="Consolas" w:eastAsia="Times New Roman" w:hAnsi="Consolas" w:cs="Times New Roman"/>
+          <w:color w:val="98C379"/>
+          <w:kern w:val="0"/>
+          <w:sz w:val="21"/>
+          <w:szCs w:val="21"/>
+          <w:lang w:eastAsia="en-IN"/>
+          <w14:ligatures w14:val="none"/>
+        </w:rPr>
+        <w:t>'</w:t>
       </w:r>
       <w:r>
         <w:rPr>
@@ -11061,7 +12552,20 @@
           <w:lang w:eastAsia="en-IN"/>
           <w14:ligatures w14:val="none"/>
         </w:rPr>
-        <w:t>    cy</w:t>
+        <w:t xml:space="preserve">    </w:t>
+      </w:r>
+      <w:proofErr w:type="spellStart"/>
+      <w:r>
+        <w:rPr>
+          <w:rFonts w:ascii="Consolas" w:eastAsia="Times New Roman" w:hAnsi="Consolas" w:cs="Times New Roman"/>
+          <w:color w:val="ABB2BF"/>
+          <w:kern w:val="0"/>
+          <w:sz w:val="21"/>
+          <w:szCs w:val="21"/>
+          <w:lang w:eastAsia="en-IN"/>
+          <w14:ligatures w14:val="none"/>
+        </w:rPr>
+        <w:t>cy</w:t>
       </w:r>
       <w:r>
         <w:rPr>
@@ -11087,6 +12591,7 @@
         </w:rPr>
         <w:t>get</w:t>
       </w:r>
+      <w:proofErr w:type="spellEnd"/>
       <w:r>
         <w:rPr>
           <w:rFonts w:ascii="Consolas" w:eastAsia="Times New Roman" w:hAnsi="Consolas" w:cs="Times New Roman"/>
@@ -11111,6 +12616,7 @@
         </w:rPr>
         <w:t>'input[placeholder="Username"]'</w:t>
       </w:r>
+      <w:proofErr w:type="gramStart"/>
       <w:r>
         <w:rPr>
           <w:rFonts w:ascii="Consolas" w:eastAsia="Times New Roman" w:hAnsi="Consolas" w:cs="Times New Roman"/>
@@ -11147,18 +12653,33 @@
         </w:rPr>
         <w:t>type</w:t>
       </w:r>
-      <w:r>
-        <w:rPr>
-          <w:rFonts w:ascii="Consolas" w:eastAsia="Times New Roman" w:hAnsi="Consolas" w:cs="Times New Roman"/>
-          <w:color w:val="ABB2BF"/>
-          <w:kern w:val="0"/>
-          <w:sz w:val="21"/>
-          <w:szCs w:val="21"/>
-          <w:lang w:eastAsia="en-IN"/>
-          <w14:ligatures w14:val="none"/>
-        </w:rPr>
-        <w:t>(username);</w:t>
-      </w:r>
+      <w:proofErr w:type="gramEnd"/>
+      <w:r>
+        <w:rPr>
+          <w:rFonts w:ascii="Consolas" w:eastAsia="Times New Roman" w:hAnsi="Consolas" w:cs="Times New Roman"/>
+          <w:color w:val="ABB2BF"/>
+          <w:kern w:val="0"/>
+          <w:sz w:val="21"/>
+          <w:szCs w:val="21"/>
+          <w:lang w:eastAsia="en-IN"/>
+          <w14:ligatures w14:val="none"/>
+        </w:rPr>
+        <w:t>(username</w:t>
+      </w:r>
+      <w:proofErr w:type="gramStart"/>
+      <w:r>
+        <w:rPr>
+          <w:rFonts w:ascii="Consolas" w:eastAsia="Times New Roman" w:hAnsi="Consolas" w:cs="Times New Roman"/>
+          <w:color w:val="ABB2BF"/>
+          <w:kern w:val="0"/>
+          <w:sz w:val="21"/>
+          <w:szCs w:val="21"/>
+          <w:lang w:eastAsia="en-IN"/>
+          <w14:ligatures w14:val="none"/>
+        </w:rPr>
+        <w:t>);</w:t>
+      </w:r>
+      <w:proofErr w:type="gramEnd"/>
     </w:p>
     <w:p>
       <w:pPr>
@@ -11189,7 +12710,20 @@
           <w:lang w:eastAsia="en-IN"/>
           <w14:ligatures w14:val="none"/>
         </w:rPr>
-        <w:t>    cy</w:t>
+        <w:t xml:space="preserve">    </w:t>
+      </w:r>
+      <w:proofErr w:type="spellStart"/>
+      <w:r>
+        <w:rPr>
+          <w:rFonts w:ascii="Consolas" w:eastAsia="Times New Roman" w:hAnsi="Consolas" w:cs="Times New Roman"/>
+          <w:color w:val="ABB2BF"/>
+          <w:kern w:val="0"/>
+          <w:sz w:val="21"/>
+          <w:szCs w:val="21"/>
+          <w:lang w:eastAsia="en-IN"/>
+          <w14:ligatures w14:val="none"/>
+        </w:rPr>
+        <w:t>cy</w:t>
       </w:r>
       <w:r>
         <w:rPr>
@@ -11215,6 +12749,7 @@
         </w:rPr>
         <w:t>get</w:t>
       </w:r>
+      <w:proofErr w:type="spellEnd"/>
       <w:r>
         <w:rPr>
           <w:rFonts w:ascii="Consolas" w:eastAsia="Times New Roman" w:hAnsi="Consolas" w:cs="Times New Roman"/>
@@ -11239,6 +12774,7 @@
         </w:rPr>
         <w:t>'input[type="password"]'</w:t>
       </w:r>
+      <w:proofErr w:type="gramStart"/>
       <w:r>
         <w:rPr>
           <w:rFonts w:ascii="Consolas" w:eastAsia="Times New Roman" w:hAnsi="Consolas" w:cs="Times New Roman"/>
@@ -11275,18 +12811,33 @@
         </w:rPr>
         <w:t>type</w:t>
       </w:r>
-      <w:r>
-        <w:rPr>
-          <w:rFonts w:ascii="Consolas" w:eastAsia="Times New Roman" w:hAnsi="Consolas" w:cs="Times New Roman"/>
-          <w:color w:val="ABB2BF"/>
-          <w:kern w:val="0"/>
-          <w:sz w:val="21"/>
-          <w:szCs w:val="21"/>
-          <w:lang w:eastAsia="en-IN"/>
-          <w14:ligatures w14:val="none"/>
-        </w:rPr>
-        <w:t>(password);</w:t>
-      </w:r>
+      <w:proofErr w:type="gramEnd"/>
+      <w:r>
+        <w:rPr>
+          <w:rFonts w:ascii="Consolas" w:eastAsia="Times New Roman" w:hAnsi="Consolas" w:cs="Times New Roman"/>
+          <w:color w:val="ABB2BF"/>
+          <w:kern w:val="0"/>
+          <w:sz w:val="21"/>
+          <w:szCs w:val="21"/>
+          <w:lang w:eastAsia="en-IN"/>
+          <w14:ligatures w14:val="none"/>
+        </w:rPr>
+        <w:t>(password</w:t>
+      </w:r>
+      <w:proofErr w:type="gramStart"/>
+      <w:r>
+        <w:rPr>
+          <w:rFonts w:ascii="Consolas" w:eastAsia="Times New Roman" w:hAnsi="Consolas" w:cs="Times New Roman"/>
+          <w:color w:val="ABB2BF"/>
+          <w:kern w:val="0"/>
+          <w:sz w:val="21"/>
+          <w:szCs w:val="21"/>
+          <w:lang w:eastAsia="en-IN"/>
+          <w14:ligatures w14:val="none"/>
+        </w:rPr>
+        <w:t>);</w:t>
+      </w:r>
+      <w:proofErr w:type="gramEnd"/>
     </w:p>
     <w:p>
       <w:pPr>
@@ -11317,7 +12868,20 @@
           <w:lang w:eastAsia="en-IN"/>
           <w14:ligatures w14:val="none"/>
         </w:rPr>
-        <w:t>    cy</w:t>
+        <w:t xml:space="preserve">    </w:t>
+      </w:r>
+      <w:proofErr w:type="spellStart"/>
+      <w:r>
+        <w:rPr>
+          <w:rFonts w:ascii="Consolas" w:eastAsia="Times New Roman" w:hAnsi="Consolas" w:cs="Times New Roman"/>
+          <w:color w:val="ABB2BF"/>
+          <w:kern w:val="0"/>
+          <w:sz w:val="21"/>
+          <w:szCs w:val="21"/>
+          <w:lang w:eastAsia="en-IN"/>
+          <w14:ligatures w14:val="none"/>
+        </w:rPr>
+        <w:t>cy</w:t>
       </w:r>
       <w:r>
         <w:rPr>
@@ -11343,6 +12907,7 @@
         </w:rPr>
         <w:t>get</w:t>
       </w:r>
+      <w:proofErr w:type="spellEnd"/>
       <w:r>
         <w:rPr>
           <w:rFonts w:ascii="Consolas" w:eastAsia="Times New Roman" w:hAnsi="Consolas" w:cs="Times New Roman"/>
@@ -11367,6 +12932,7 @@
         </w:rPr>
         <w:t>'button[type="submit"'</w:t>
       </w:r>
+      <w:proofErr w:type="gramStart"/>
       <w:r>
         <w:rPr>
           <w:rFonts w:ascii="Consolas" w:eastAsia="Times New Roman" w:hAnsi="Consolas" w:cs="Times New Roman"/>
@@ -11403,6 +12969,7 @@
         </w:rPr>
         <w:t>click</w:t>
       </w:r>
+      <w:proofErr w:type="gramEnd"/>
       <w:r>
         <w:rPr>
           <w:rFonts w:ascii="Consolas" w:eastAsia="Times New Roman" w:hAnsi="Consolas" w:cs="Times New Roman"/>
@@ -11463,7 +13030,15 @@
         </w:numPr>
       </w:pPr>
       <w:r>
-        <w:t>How you handle iFrames in web pages</w:t>
+        <w:t xml:space="preserve">How you handle </w:t>
+      </w:r>
+      <w:proofErr w:type="spellStart"/>
+      <w:r>
+        <w:t>iFrames</w:t>
+      </w:r>
+      <w:proofErr w:type="spellEnd"/>
+      <w:r>
+        <w:t xml:space="preserve"> in web pages</w:t>
       </w:r>
     </w:p>
     <w:p>
@@ -11497,7 +13072,37 @@
           <w:lang w:eastAsia="en-IN"/>
           <w14:ligatures w14:val="none"/>
         </w:rPr>
-        <w:t>///&lt;reference types="cypress-iframe" /&gt;</w:t>
+        <w:t>///&lt;reference types="cypress-</w:t>
+      </w:r>
+      <w:proofErr w:type="spellStart"/>
+      <w:r>
+        <w:rPr>
+          <w:rFonts w:ascii="Consolas" w:eastAsia="Times New Roman" w:hAnsi="Consolas" w:cs="Times New Roman"/>
+          <w:i/>
+          <w:iCs/>
+          <w:color w:val="5C6370"/>
+          <w:kern w:val="0"/>
+          <w:sz w:val="21"/>
+          <w:szCs w:val="21"/>
+          <w:lang w:eastAsia="en-IN"/>
+          <w14:ligatures w14:val="none"/>
+        </w:rPr>
+        <w:t>iframe</w:t>
+      </w:r>
+      <w:proofErr w:type="spellEnd"/>
+      <w:r>
+        <w:rPr>
+          <w:rFonts w:ascii="Consolas" w:eastAsia="Times New Roman" w:hAnsi="Consolas" w:cs="Times New Roman"/>
+          <w:i/>
+          <w:iCs/>
+          <w:color w:val="5C6370"/>
+          <w:kern w:val="0"/>
+          <w:sz w:val="21"/>
+          <w:szCs w:val="21"/>
+          <w:lang w:eastAsia="en-IN"/>
+          <w14:ligatures w14:val="none"/>
+        </w:rPr>
+        <w:t>" /&gt;</w:t>
       </w:r>
     </w:p>
     <w:p>
@@ -11531,7 +13136,67 @@
           <w:lang w:eastAsia="en-IN"/>
           <w14:ligatures w14:val="none"/>
         </w:rPr>
-        <w:t>// iframe: An inline frame (iframe) is a HTML element that loads another HTML page within the document</w:t>
+        <w:t xml:space="preserve">// </w:t>
+      </w:r>
+      <w:proofErr w:type="spellStart"/>
+      <w:r>
+        <w:rPr>
+          <w:rFonts w:ascii="Consolas" w:eastAsia="Times New Roman" w:hAnsi="Consolas" w:cs="Times New Roman"/>
+          <w:i/>
+          <w:iCs/>
+          <w:color w:val="5C6370"/>
+          <w:kern w:val="0"/>
+          <w:sz w:val="21"/>
+          <w:szCs w:val="21"/>
+          <w:lang w:eastAsia="en-IN"/>
+          <w14:ligatures w14:val="none"/>
+        </w:rPr>
+        <w:t>iframe</w:t>
+      </w:r>
+      <w:proofErr w:type="spellEnd"/>
+      <w:r>
+        <w:rPr>
+          <w:rFonts w:ascii="Consolas" w:eastAsia="Times New Roman" w:hAnsi="Consolas" w:cs="Times New Roman"/>
+          <w:i/>
+          <w:iCs/>
+          <w:color w:val="5C6370"/>
+          <w:kern w:val="0"/>
+          <w:sz w:val="21"/>
+          <w:szCs w:val="21"/>
+          <w:lang w:eastAsia="en-IN"/>
+          <w14:ligatures w14:val="none"/>
+        </w:rPr>
+        <w:t>: An inline frame (</w:t>
+      </w:r>
+      <w:proofErr w:type="spellStart"/>
+      <w:r>
+        <w:rPr>
+          <w:rFonts w:ascii="Consolas" w:eastAsia="Times New Roman" w:hAnsi="Consolas" w:cs="Times New Roman"/>
+          <w:i/>
+          <w:iCs/>
+          <w:color w:val="5C6370"/>
+          <w:kern w:val="0"/>
+          <w:sz w:val="21"/>
+          <w:szCs w:val="21"/>
+          <w:lang w:eastAsia="en-IN"/>
+          <w14:ligatures w14:val="none"/>
+        </w:rPr>
+        <w:t>iframe</w:t>
+      </w:r>
+      <w:proofErr w:type="spellEnd"/>
+      <w:r>
+        <w:rPr>
+          <w:rFonts w:ascii="Consolas" w:eastAsia="Times New Roman" w:hAnsi="Consolas" w:cs="Times New Roman"/>
+          <w:i/>
+          <w:iCs/>
+          <w:color w:val="5C6370"/>
+          <w:kern w:val="0"/>
+          <w:sz w:val="21"/>
+          <w:szCs w:val="21"/>
+          <w:lang w:eastAsia="en-IN"/>
+          <w14:ligatures w14:val="none"/>
+        </w:rPr>
+        <w:t>) is a HTML element that loads another HTML page within the document</w:t>
       </w:r>
     </w:p>
     <w:p>
@@ -11587,6 +13252,7 @@
           <w14:ligatures w14:val="none"/>
         </w:rPr>
       </w:pPr>
+      <w:proofErr w:type="gramStart"/>
       <w:r>
         <w:rPr>
           <w:rFonts w:ascii="Consolas" w:eastAsia="Times New Roman" w:hAnsi="Consolas" w:cs="Times New Roman"/>
@@ -11611,6 +13277,7 @@
         </w:rPr>
         <w:t>(</w:t>
       </w:r>
+      <w:proofErr w:type="gramEnd"/>
       <w:r>
         <w:rPr>
           <w:rFonts w:ascii="Consolas" w:eastAsia="Times New Roman" w:hAnsi="Consolas" w:cs="Times New Roman"/>
@@ -11621,7 +13288,33 @@
           <w:lang w:eastAsia="en-IN"/>
           <w14:ligatures w14:val="none"/>
         </w:rPr>
-        <w:t>'Handling iframe'</w:t>
+        <w:t xml:space="preserve">'Handling </w:t>
+      </w:r>
+      <w:proofErr w:type="spellStart"/>
+      <w:r>
+        <w:rPr>
+          <w:rFonts w:ascii="Consolas" w:eastAsia="Times New Roman" w:hAnsi="Consolas" w:cs="Times New Roman"/>
+          <w:color w:val="98C379"/>
+          <w:kern w:val="0"/>
+          <w:sz w:val="21"/>
+          <w:szCs w:val="21"/>
+          <w:lang w:eastAsia="en-IN"/>
+          <w14:ligatures w14:val="none"/>
+        </w:rPr>
+        <w:t>iframe</w:t>
+      </w:r>
+      <w:proofErr w:type="spellEnd"/>
+      <w:r>
+        <w:rPr>
+          <w:rFonts w:ascii="Consolas" w:eastAsia="Times New Roman" w:hAnsi="Consolas" w:cs="Times New Roman"/>
+          <w:color w:val="98C379"/>
+          <w:kern w:val="0"/>
+          <w:sz w:val="21"/>
+          <w:szCs w:val="21"/>
+          <w:lang w:eastAsia="en-IN"/>
+          <w14:ligatures w14:val="none"/>
+        </w:rPr>
+        <w:t>'</w:t>
       </w:r>
       <w:r>
         <w:rPr>
@@ -11691,6 +13384,7 @@
         </w:rPr>
         <w:t xml:space="preserve">    </w:t>
       </w:r>
+      <w:proofErr w:type="gramStart"/>
       <w:r>
         <w:rPr>
           <w:rFonts w:ascii="Consolas" w:eastAsia="Times New Roman" w:hAnsi="Consolas" w:cs="Times New Roman"/>
@@ -11715,6 +13409,7 @@
         </w:rPr>
         <w:t>(</w:t>
       </w:r>
+      <w:proofErr w:type="gramEnd"/>
       <w:r>
         <w:rPr>
           <w:rFonts w:ascii="Consolas" w:eastAsia="Times New Roman" w:hAnsi="Consolas" w:cs="Times New Roman"/>
@@ -11725,7 +13420,59 @@
           <w:lang w:eastAsia="en-IN"/>
           <w14:ligatures w14:val="none"/>
         </w:rPr>
-        <w:t>'iframe handling using its() method'</w:t>
+        <w:t>'</w:t>
+      </w:r>
+      <w:proofErr w:type="spellStart"/>
+      <w:r>
+        <w:rPr>
+          <w:rFonts w:ascii="Consolas" w:eastAsia="Times New Roman" w:hAnsi="Consolas" w:cs="Times New Roman"/>
+          <w:color w:val="98C379"/>
+          <w:kern w:val="0"/>
+          <w:sz w:val="21"/>
+          <w:szCs w:val="21"/>
+          <w:lang w:eastAsia="en-IN"/>
+          <w14:ligatures w14:val="none"/>
+        </w:rPr>
+        <w:t>iframe</w:t>
+      </w:r>
+      <w:proofErr w:type="spellEnd"/>
+      <w:r>
+        <w:rPr>
+          <w:rFonts w:ascii="Consolas" w:eastAsia="Times New Roman" w:hAnsi="Consolas" w:cs="Times New Roman"/>
+          <w:color w:val="98C379"/>
+          <w:kern w:val="0"/>
+          <w:sz w:val="21"/>
+          <w:szCs w:val="21"/>
+          <w:lang w:eastAsia="en-IN"/>
+          <w14:ligatures w14:val="none"/>
+        </w:rPr>
+        <w:t xml:space="preserve"> handling using </w:t>
+      </w:r>
+      <w:proofErr w:type="gramStart"/>
+      <w:r>
+        <w:rPr>
+          <w:rFonts w:ascii="Consolas" w:eastAsia="Times New Roman" w:hAnsi="Consolas" w:cs="Times New Roman"/>
+          <w:color w:val="98C379"/>
+          <w:kern w:val="0"/>
+          <w:sz w:val="21"/>
+          <w:szCs w:val="21"/>
+          <w:lang w:eastAsia="en-IN"/>
+          <w14:ligatures w14:val="none"/>
+        </w:rPr>
+        <w:t>its(</w:t>
+      </w:r>
+      <w:proofErr w:type="gramEnd"/>
+      <w:r>
+        <w:rPr>
+          <w:rFonts w:ascii="Consolas" w:eastAsia="Times New Roman" w:hAnsi="Consolas" w:cs="Times New Roman"/>
+          <w:color w:val="98C379"/>
+          <w:kern w:val="0"/>
+          <w:sz w:val="21"/>
+          <w:szCs w:val="21"/>
+          <w:lang w:eastAsia="en-IN"/>
+          <w14:ligatures w14:val="none"/>
+        </w:rPr>
+        <w:t>) method'</w:t>
       </w:r>
       <w:r>
         <w:rPr>
@@ -11793,7 +13540,21 @@
           <w:lang w:eastAsia="en-IN"/>
           <w14:ligatures w14:val="none"/>
         </w:rPr>
-        <w:t>        cy</w:t>
+        <w:t xml:space="preserve">        </w:t>
+      </w:r>
+      <w:proofErr w:type="spellStart"/>
+      <w:proofErr w:type="gramStart"/>
+      <w:r>
+        <w:rPr>
+          <w:rFonts w:ascii="Consolas" w:eastAsia="Times New Roman" w:hAnsi="Consolas" w:cs="Times New Roman"/>
+          <w:color w:val="ABB2BF"/>
+          <w:kern w:val="0"/>
+          <w:sz w:val="21"/>
+          <w:szCs w:val="21"/>
+          <w:lang w:eastAsia="en-IN"/>
+          <w14:ligatures w14:val="none"/>
+        </w:rPr>
+        <w:t>cy</w:t>
       </w:r>
       <w:r>
         <w:rPr>
@@ -11819,6 +13580,8 @@
         </w:rPr>
         <w:t>visit</w:t>
       </w:r>
+      <w:proofErr w:type="spellEnd"/>
+      <w:proofErr w:type="gramEnd"/>
       <w:r>
         <w:rPr>
           <w:rFonts w:ascii="Consolas" w:eastAsia="Times New Roman" w:hAnsi="Consolas" w:cs="Times New Roman"/>
@@ -11843,6 +13606,7 @@
         </w:rPr>
         <w:t>'https://the-internet.herokuapp.com/frames'</w:t>
       </w:r>
+      <w:proofErr w:type="gramStart"/>
       <w:r>
         <w:rPr>
           <w:rFonts w:ascii="Consolas" w:eastAsia="Times New Roman" w:hAnsi="Consolas" w:cs="Times New Roman"/>
@@ -11855,6 +13619,7 @@
         </w:rPr>
         <w:t>);</w:t>
       </w:r>
+      <w:proofErr w:type="gramEnd"/>
     </w:p>
     <w:p>
       <w:pPr>
@@ -11885,7 +13650,20 @@
           <w:lang w:eastAsia="en-IN"/>
           <w14:ligatures w14:val="none"/>
         </w:rPr>
-        <w:t>        cy</w:t>
+        <w:t xml:space="preserve">        </w:t>
+      </w:r>
+      <w:proofErr w:type="spellStart"/>
+      <w:r>
+        <w:rPr>
+          <w:rFonts w:ascii="Consolas" w:eastAsia="Times New Roman" w:hAnsi="Consolas" w:cs="Times New Roman"/>
+          <w:color w:val="ABB2BF"/>
+          <w:kern w:val="0"/>
+          <w:sz w:val="21"/>
+          <w:szCs w:val="21"/>
+          <w:lang w:eastAsia="en-IN"/>
+          <w14:ligatures w14:val="none"/>
+        </w:rPr>
+        <w:t>cy</w:t>
       </w:r>
       <w:r>
         <w:rPr>
@@ -11911,6 +13689,7 @@
         </w:rPr>
         <w:t>get</w:t>
       </w:r>
+      <w:proofErr w:type="spellEnd"/>
       <w:r>
         <w:rPr>
           <w:rFonts w:ascii="Consolas" w:eastAsia="Times New Roman" w:hAnsi="Consolas" w:cs="Times New Roman"/>
@@ -11933,8 +13712,61 @@
           <w:lang w:eastAsia="en-IN"/>
           <w14:ligatures w14:val="none"/>
         </w:rPr>
-        <w:t>'[href="/iframe"]'</w:t>
-      </w:r>
+        <w:t>'[</w:t>
+      </w:r>
+      <w:proofErr w:type="spellStart"/>
+      <w:r>
+        <w:rPr>
+          <w:rFonts w:ascii="Consolas" w:eastAsia="Times New Roman" w:hAnsi="Consolas" w:cs="Times New Roman"/>
+          <w:color w:val="98C379"/>
+          <w:kern w:val="0"/>
+          <w:sz w:val="21"/>
+          <w:szCs w:val="21"/>
+          <w:lang w:eastAsia="en-IN"/>
+          <w14:ligatures w14:val="none"/>
+        </w:rPr>
+        <w:t>href</w:t>
+      </w:r>
+      <w:proofErr w:type="spellEnd"/>
+      <w:r>
+        <w:rPr>
+          <w:rFonts w:ascii="Consolas" w:eastAsia="Times New Roman" w:hAnsi="Consolas" w:cs="Times New Roman"/>
+          <w:color w:val="98C379"/>
+          <w:kern w:val="0"/>
+          <w:sz w:val="21"/>
+          <w:szCs w:val="21"/>
+          <w:lang w:eastAsia="en-IN"/>
+          <w14:ligatures w14:val="none"/>
+        </w:rPr>
+        <w:t>="/</w:t>
+      </w:r>
+      <w:proofErr w:type="spellStart"/>
+      <w:r>
+        <w:rPr>
+          <w:rFonts w:ascii="Consolas" w:eastAsia="Times New Roman" w:hAnsi="Consolas" w:cs="Times New Roman"/>
+          <w:color w:val="98C379"/>
+          <w:kern w:val="0"/>
+          <w:sz w:val="21"/>
+          <w:szCs w:val="21"/>
+          <w:lang w:eastAsia="en-IN"/>
+          <w14:ligatures w14:val="none"/>
+        </w:rPr>
+        <w:t>iframe</w:t>
+      </w:r>
+      <w:proofErr w:type="spellEnd"/>
+      <w:r>
+        <w:rPr>
+          <w:rFonts w:ascii="Consolas" w:eastAsia="Times New Roman" w:hAnsi="Consolas" w:cs="Times New Roman"/>
+          <w:color w:val="98C379"/>
+          <w:kern w:val="0"/>
+          <w:sz w:val="21"/>
+          <w:szCs w:val="21"/>
+          <w:lang w:eastAsia="en-IN"/>
+          <w14:ligatures w14:val="none"/>
+        </w:rPr>
+        <w:t>"]'</w:t>
+      </w:r>
+      <w:proofErr w:type="gramStart"/>
       <w:r>
         <w:rPr>
           <w:rFonts w:ascii="Consolas" w:eastAsia="Times New Roman" w:hAnsi="Consolas" w:cs="Times New Roman"/>
@@ -11971,18 +13803,33 @@
         </w:rPr>
         <w:t>click</w:t>
       </w:r>
-      <w:r>
-        <w:rPr>
-          <w:rFonts w:ascii="Consolas" w:eastAsia="Times New Roman" w:hAnsi="Consolas" w:cs="Times New Roman"/>
-          <w:color w:val="ABB2BF"/>
-          <w:kern w:val="0"/>
-          <w:sz w:val="21"/>
-          <w:szCs w:val="21"/>
-          <w:lang w:eastAsia="en-IN"/>
-          <w14:ligatures w14:val="none"/>
-        </w:rPr>
-        <w:t>();</w:t>
-      </w:r>
+      <w:proofErr w:type="gramEnd"/>
+      <w:r>
+        <w:rPr>
+          <w:rFonts w:ascii="Consolas" w:eastAsia="Times New Roman" w:hAnsi="Consolas" w:cs="Times New Roman"/>
+          <w:color w:val="ABB2BF"/>
+          <w:kern w:val="0"/>
+          <w:sz w:val="21"/>
+          <w:szCs w:val="21"/>
+          <w:lang w:eastAsia="en-IN"/>
+          <w14:ligatures w14:val="none"/>
+        </w:rPr>
+        <w:t>(</w:t>
+      </w:r>
+      <w:proofErr w:type="gramStart"/>
+      <w:r>
+        <w:rPr>
+          <w:rFonts w:ascii="Consolas" w:eastAsia="Times New Roman" w:hAnsi="Consolas" w:cs="Times New Roman"/>
+          <w:color w:val="ABB2BF"/>
+          <w:kern w:val="0"/>
+          <w:sz w:val="21"/>
+          <w:szCs w:val="21"/>
+          <w:lang w:eastAsia="en-IN"/>
+          <w14:ligatures w14:val="none"/>
+        </w:rPr>
+        <w:t>);</w:t>
+      </w:r>
+      <w:proofErr w:type="gramEnd"/>
     </w:p>
     <w:p>
       <w:pPr>
@@ -12035,6 +13882,7 @@
         </w:rPr>
         <w:t xml:space="preserve">        </w:t>
       </w:r>
+      <w:proofErr w:type="spellStart"/>
       <w:r>
         <w:rPr>
           <w:rFonts w:ascii="Consolas" w:eastAsia="Times New Roman" w:hAnsi="Consolas" w:cs="Times New Roman"/>
@@ -12047,17 +13895,44 @@
         </w:rPr>
         <w:t>const</w:t>
       </w:r>
-      <w:r>
-        <w:rPr>
-          <w:rFonts w:ascii="Consolas" w:eastAsia="Times New Roman" w:hAnsi="Consolas" w:cs="Times New Roman"/>
-          <w:color w:val="ABB2BF"/>
-          <w:kern w:val="0"/>
-          <w:sz w:val="21"/>
-          <w:szCs w:val="21"/>
-          <w:lang w:eastAsia="en-IN"/>
-          <w14:ligatures w14:val="none"/>
-        </w:rPr>
-        <w:t xml:space="preserve"> iframe </w:t>
+      <w:proofErr w:type="spellEnd"/>
+      <w:r>
+        <w:rPr>
+          <w:rFonts w:ascii="Consolas" w:eastAsia="Times New Roman" w:hAnsi="Consolas" w:cs="Times New Roman"/>
+          <w:color w:val="ABB2BF"/>
+          <w:kern w:val="0"/>
+          <w:sz w:val="21"/>
+          <w:szCs w:val="21"/>
+          <w:lang w:eastAsia="en-IN"/>
+          <w14:ligatures w14:val="none"/>
+        </w:rPr>
+        <w:t xml:space="preserve"> </w:t>
+      </w:r>
+      <w:proofErr w:type="spellStart"/>
+      <w:r>
+        <w:rPr>
+          <w:rFonts w:ascii="Consolas" w:eastAsia="Times New Roman" w:hAnsi="Consolas" w:cs="Times New Roman"/>
+          <w:color w:val="ABB2BF"/>
+          <w:kern w:val="0"/>
+          <w:sz w:val="21"/>
+          <w:szCs w:val="21"/>
+          <w:lang w:eastAsia="en-IN"/>
+          <w14:ligatures w14:val="none"/>
+        </w:rPr>
+        <w:t>iframe</w:t>
+      </w:r>
+      <w:proofErr w:type="spellEnd"/>
+      <w:r>
+        <w:rPr>
+          <w:rFonts w:ascii="Consolas" w:eastAsia="Times New Roman" w:hAnsi="Consolas" w:cs="Times New Roman"/>
+          <w:color w:val="ABB2BF"/>
+          <w:kern w:val="0"/>
+          <w:sz w:val="21"/>
+          <w:szCs w:val="21"/>
+          <w:lang w:eastAsia="en-IN"/>
+          <w14:ligatures w14:val="none"/>
+        </w:rPr>
+        <w:t xml:space="preserve"> </w:t>
       </w:r>
       <w:r>
         <w:rPr>
@@ -12131,6 +14006,7 @@
         </w:rPr>
         <w:t>'#mce_0_ifr'</w:t>
       </w:r>
+      <w:proofErr w:type="gramStart"/>
       <w:r>
         <w:rPr>
           <w:rFonts w:ascii="Consolas" w:eastAsia="Times New Roman" w:hAnsi="Consolas" w:cs="Times New Roman"/>
@@ -12167,6 +14043,7 @@
         </w:rPr>
         <w:t>its</w:t>
       </w:r>
+      <w:proofErr w:type="gramEnd"/>
       <w:r>
         <w:rPr>
           <w:rFonts w:ascii="Consolas" w:eastAsia="Times New Roman" w:hAnsi="Consolas" w:cs="Times New Roman"/>
@@ -12189,8 +14066,35 @@
           <w:lang w:eastAsia="en-IN"/>
           <w14:ligatures w14:val="none"/>
         </w:rPr>
-        <w:t>'0.contentDocument.body'</w:t>
-      </w:r>
+        <w:t>'</w:t>
+      </w:r>
+      <w:proofErr w:type="gramStart"/>
+      <w:r>
+        <w:rPr>
+          <w:rFonts w:ascii="Consolas" w:eastAsia="Times New Roman" w:hAnsi="Consolas" w:cs="Times New Roman"/>
+          <w:color w:val="98C379"/>
+          <w:kern w:val="0"/>
+          <w:sz w:val="21"/>
+          <w:szCs w:val="21"/>
+          <w:lang w:eastAsia="en-IN"/>
+          <w14:ligatures w14:val="none"/>
+        </w:rPr>
+        <w:t>0.contentDocument.body</w:t>
+      </w:r>
+      <w:proofErr w:type="gramEnd"/>
+      <w:r>
+        <w:rPr>
+          <w:rFonts w:ascii="Consolas" w:eastAsia="Times New Roman" w:hAnsi="Consolas" w:cs="Times New Roman"/>
+          <w:color w:val="98C379"/>
+          <w:kern w:val="0"/>
+          <w:sz w:val="21"/>
+          <w:szCs w:val="21"/>
+          <w:lang w:eastAsia="en-IN"/>
+          <w14:ligatures w14:val="none"/>
+        </w:rPr>
+        <w:t>'</w:t>
+      </w:r>
+      <w:proofErr w:type="gramStart"/>
       <w:r>
         <w:rPr>
           <w:rFonts w:ascii="Consolas" w:eastAsia="Times New Roman" w:hAnsi="Consolas" w:cs="Times New Roman"/>
@@ -12227,6 +14131,7 @@
         </w:rPr>
         <w:t>should</w:t>
       </w:r>
+      <w:proofErr w:type="gramEnd"/>
       <w:r>
         <w:rPr>
           <w:rFonts w:ascii="Consolas" w:eastAsia="Times New Roman" w:hAnsi="Consolas" w:cs="Times New Roman"/>
@@ -12249,8 +14154,35 @@
           <w:lang w:eastAsia="en-IN"/>
           <w14:ligatures w14:val="none"/>
         </w:rPr>
-        <w:t>'be.visible'</w:t>
-      </w:r>
+        <w:t>'</w:t>
+      </w:r>
+      <w:proofErr w:type="gramStart"/>
+      <w:r>
+        <w:rPr>
+          <w:rFonts w:ascii="Consolas" w:eastAsia="Times New Roman" w:hAnsi="Consolas" w:cs="Times New Roman"/>
+          <w:color w:val="98C379"/>
+          <w:kern w:val="0"/>
+          <w:sz w:val="21"/>
+          <w:szCs w:val="21"/>
+          <w:lang w:eastAsia="en-IN"/>
+          <w14:ligatures w14:val="none"/>
+        </w:rPr>
+        <w:t>be.visible</w:t>
+      </w:r>
+      <w:proofErr w:type="gramEnd"/>
+      <w:r>
+        <w:rPr>
+          <w:rFonts w:ascii="Consolas" w:eastAsia="Times New Roman" w:hAnsi="Consolas" w:cs="Times New Roman"/>
+          <w:color w:val="98C379"/>
+          <w:kern w:val="0"/>
+          <w:sz w:val="21"/>
+          <w:szCs w:val="21"/>
+          <w:lang w:eastAsia="en-IN"/>
+          <w14:ligatures w14:val="none"/>
+        </w:rPr>
+        <w:t>'</w:t>
+      </w:r>
+      <w:proofErr w:type="gramStart"/>
       <w:r>
         <w:rPr>
           <w:rFonts w:ascii="Consolas" w:eastAsia="Times New Roman" w:hAnsi="Consolas" w:cs="Times New Roman"/>
@@ -12287,17 +14219,31 @@
         </w:rPr>
         <w:t>then</w:t>
       </w:r>
-      <w:r>
-        <w:rPr>
-          <w:rFonts w:ascii="Consolas" w:eastAsia="Times New Roman" w:hAnsi="Consolas" w:cs="Times New Roman"/>
-          <w:color w:val="ABB2BF"/>
-          <w:kern w:val="0"/>
-          <w:sz w:val="21"/>
-          <w:szCs w:val="21"/>
-          <w:lang w:eastAsia="en-IN"/>
-          <w14:ligatures w14:val="none"/>
-        </w:rPr>
-        <w:t>(cy</w:t>
+      <w:proofErr w:type="gramEnd"/>
+      <w:r>
+        <w:rPr>
+          <w:rFonts w:ascii="Consolas" w:eastAsia="Times New Roman" w:hAnsi="Consolas" w:cs="Times New Roman"/>
+          <w:color w:val="ABB2BF"/>
+          <w:kern w:val="0"/>
+          <w:sz w:val="21"/>
+          <w:szCs w:val="21"/>
+          <w:lang w:eastAsia="en-IN"/>
+          <w14:ligatures w14:val="none"/>
+        </w:rPr>
+        <w:t>(</w:t>
+      </w:r>
+      <w:proofErr w:type="gramStart"/>
+      <w:r>
+        <w:rPr>
+          <w:rFonts w:ascii="Consolas" w:eastAsia="Times New Roman" w:hAnsi="Consolas" w:cs="Times New Roman"/>
+          <w:color w:val="ABB2BF"/>
+          <w:kern w:val="0"/>
+          <w:sz w:val="21"/>
+          <w:szCs w:val="21"/>
+          <w:lang w:eastAsia="en-IN"/>
+          <w14:ligatures w14:val="none"/>
+        </w:rPr>
+        <w:t>cy</w:t>
       </w:r>
       <w:r>
         <w:rPr>
@@ -12335,6 +14281,7 @@
         </w:rPr>
         <w:t>);</w:t>
       </w:r>
+      <w:proofErr w:type="gramEnd"/>
     </w:p>
     <w:p>
       <w:pPr>
@@ -12365,7 +14312,21 @@
           <w:lang w:eastAsia="en-IN"/>
           <w14:ligatures w14:val="none"/>
         </w:rPr>
-        <w:t>        iframe</w:t>
+        <w:t xml:space="preserve">        </w:t>
+      </w:r>
+      <w:proofErr w:type="spellStart"/>
+      <w:proofErr w:type="gramStart"/>
+      <w:r>
+        <w:rPr>
+          <w:rFonts w:ascii="Consolas" w:eastAsia="Times New Roman" w:hAnsi="Consolas" w:cs="Times New Roman"/>
+          <w:color w:val="ABB2BF"/>
+          <w:kern w:val="0"/>
+          <w:sz w:val="21"/>
+          <w:szCs w:val="21"/>
+          <w:lang w:eastAsia="en-IN"/>
+          <w14:ligatures w14:val="none"/>
+        </w:rPr>
+        <w:t>iframe</w:t>
       </w:r>
       <w:r>
         <w:rPr>
@@ -12391,17 +14352,32 @@
         </w:rPr>
         <w:t>clear</w:t>
       </w:r>
-      <w:r>
-        <w:rPr>
-          <w:rFonts w:ascii="Consolas" w:eastAsia="Times New Roman" w:hAnsi="Consolas" w:cs="Times New Roman"/>
-          <w:color w:val="ABB2BF"/>
-          <w:kern w:val="0"/>
-          <w:sz w:val="21"/>
-          <w:szCs w:val="21"/>
-          <w:lang w:eastAsia="en-IN"/>
-          <w14:ligatures w14:val="none"/>
-        </w:rPr>
-        <w:t>()</w:t>
+      <w:proofErr w:type="spellEnd"/>
+      <w:proofErr w:type="gramEnd"/>
+      <w:r>
+        <w:rPr>
+          <w:rFonts w:ascii="Consolas" w:eastAsia="Times New Roman" w:hAnsi="Consolas" w:cs="Times New Roman"/>
+          <w:color w:val="ABB2BF"/>
+          <w:kern w:val="0"/>
+          <w:sz w:val="21"/>
+          <w:szCs w:val="21"/>
+          <w:lang w:eastAsia="en-IN"/>
+          <w14:ligatures w14:val="none"/>
+        </w:rPr>
+        <w:t>(</w:t>
+      </w:r>
+      <w:proofErr w:type="gramStart"/>
+      <w:r>
+        <w:rPr>
+          <w:rFonts w:ascii="Consolas" w:eastAsia="Times New Roman" w:hAnsi="Consolas" w:cs="Times New Roman"/>
+          <w:color w:val="ABB2BF"/>
+          <w:kern w:val="0"/>
+          <w:sz w:val="21"/>
+          <w:szCs w:val="21"/>
+          <w:lang w:eastAsia="en-IN"/>
+          <w14:ligatures w14:val="none"/>
+        </w:rPr>
+        <w:t>)</w:t>
       </w:r>
       <w:r>
         <w:rPr>
@@ -12427,6 +14403,7 @@
         </w:rPr>
         <w:t>type</w:t>
       </w:r>
+      <w:proofErr w:type="gramEnd"/>
       <w:r>
         <w:rPr>
           <w:rFonts w:ascii="Consolas" w:eastAsia="Times New Roman" w:hAnsi="Consolas" w:cs="Times New Roman"/>
@@ -12449,8 +14426,35 @@
           <w:lang w:eastAsia="en-IN"/>
           <w14:ligatures w14:val="none"/>
         </w:rPr>
-        <w:t>'Writing description using cypress automation {ctrl+a}'</w:t>
-      </w:r>
+        <w:t>'Writing description using cypress automation {</w:t>
+      </w:r>
+      <w:proofErr w:type="spellStart"/>
+      <w:r>
+        <w:rPr>
+          <w:rFonts w:ascii="Consolas" w:eastAsia="Times New Roman" w:hAnsi="Consolas" w:cs="Times New Roman"/>
+          <w:color w:val="98C379"/>
+          <w:kern w:val="0"/>
+          <w:sz w:val="21"/>
+          <w:szCs w:val="21"/>
+          <w:lang w:eastAsia="en-IN"/>
+          <w14:ligatures w14:val="none"/>
+        </w:rPr>
+        <w:t>ctrl+a</w:t>
+      </w:r>
+      <w:proofErr w:type="spellEnd"/>
+      <w:r>
+        <w:rPr>
+          <w:rFonts w:ascii="Consolas" w:eastAsia="Times New Roman" w:hAnsi="Consolas" w:cs="Times New Roman"/>
+          <w:color w:val="98C379"/>
+          <w:kern w:val="0"/>
+          <w:sz w:val="21"/>
+          <w:szCs w:val="21"/>
+          <w:lang w:eastAsia="en-IN"/>
+          <w14:ligatures w14:val="none"/>
+        </w:rPr>
+        <w:t>}'</w:t>
+      </w:r>
+      <w:proofErr w:type="gramStart"/>
       <w:r>
         <w:rPr>
           <w:rFonts w:ascii="Consolas" w:eastAsia="Times New Roman" w:hAnsi="Consolas" w:cs="Times New Roman"/>
@@ -12463,6 +14467,7 @@
         </w:rPr>
         <w:t>);</w:t>
       </w:r>
+      <w:proofErr w:type="gramEnd"/>
     </w:p>
     <w:p>
       <w:pPr>
@@ -12493,7 +14498,20 @@
           <w:lang w:eastAsia="en-IN"/>
           <w14:ligatures w14:val="none"/>
         </w:rPr>
-        <w:t>        cy</w:t>
+        <w:t xml:space="preserve">        </w:t>
+      </w:r>
+      <w:proofErr w:type="spellStart"/>
+      <w:r>
+        <w:rPr>
+          <w:rFonts w:ascii="Consolas" w:eastAsia="Times New Roman" w:hAnsi="Consolas" w:cs="Times New Roman"/>
+          <w:color w:val="ABB2BF"/>
+          <w:kern w:val="0"/>
+          <w:sz w:val="21"/>
+          <w:szCs w:val="21"/>
+          <w:lang w:eastAsia="en-IN"/>
+          <w14:ligatures w14:val="none"/>
+        </w:rPr>
+        <w:t>cy</w:t>
       </w:r>
       <w:r>
         <w:rPr>
@@ -12519,6 +14537,7 @@
         </w:rPr>
         <w:t>get</w:t>
       </w:r>
+      <w:proofErr w:type="spellEnd"/>
       <w:r>
         <w:rPr>
           <w:rFonts w:ascii="Consolas" w:eastAsia="Times New Roman" w:hAnsi="Consolas" w:cs="Times New Roman"/>
@@ -12543,6 +14562,7 @@
         </w:rPr>
         <w:t>'[aria-label="Bold"'</w:t>
       </w:r>
+      <w:proofErr w:type="gramStart"/>
       <w:r>
         <w:rPr>
           <w:rFonts w:ascii="Consolas" w:eastAsia="Times New Roman" w:hAnsi="Consolas" w:cs="Times New Roman"/>
@@ -12579,18 +14599,33 @@
         </w:rPr>
         <w:t>click</w:t>
       </w:r>
-      <w:r>
-        <w:rPr>
-          <w:rFonts w:ascii="Consolas" w:eastAsia="Times New Roman" w:hAnsi="Consolas" w:cs="Times New Roman"/>
-          <w:color w:val="ABB2BF"/>
-          <w:kern w:val="0"/>
-          <w:sz w:val="21"/>
-          <w:szCs w:val="21"/>
-          <w:lang w:eastAsia="en-IN"/>
-          <w14:ligatures w14:val="none"/>
-        </w:rPr>
-        <w:t>();</w:t>
-      </w:r>
+      <w:proofErr w:type="gramEnd"/>
+      <w:r>
+        <w:rPr>
+          <w:rFonts w:ascii="Consolas" w:eastAsia="Times New Roman" w:hAnsi="Consolas" w:cs="Times New Roman"/>
+          <w:color w:val="ABB2BF"/>
+          <w:kern w:val="0"/>
+          <w:sz w:val="21"/>
+          <w:szCs w:val="21"/>
+          <w:lang w:eastAsia="en-IN"/>
+          <w14:ligatures w14:val="none"/>
+        </w:rPr>
+        <w:t>(</w:t>
+      </w:r>
+      <w:proofErr w:type="gramStart"/>
+      <w:r>
+        <w:rPr>
+          <w:rFonts w:ascii="Consolas" w:eastAsia="Times New Roman" w:hAnsi="Consolas" w:cs="Times New Roman"/>
+          <w:color w:val="ABB2BF"/>
+          <w:kern w:val="0"/>
+          <w:sz w:val="21"/>
+          <w:szCs w:val="21"/>
+          <w:lang w:eastAsia="en-IN"/>
+          <w14:ligatures w14:val="none"/>
+        </w:rPr>
+        <w:t>);</w:t>
+      </w:r>
+      <w:proofErr w:type="gramEnd"/>
     </w:p>
     <w:p>
       <w:pPr>
@@ -12621,7 +14656,20 @@
           <w:lang w:eastAsia="en-IN"/>
           <w14:ligatures w14:val="none"/>
         </w:rPr>
-        <w:t>        cy</w:t>
+        <w:t xml:space="preserve">        </w:t>
+      </w:r>
+      <w:proofErr w:type="spellStart"/>
+      <w:r>
+        <w:rPr>
+          <w:rFonts w:ascii="Consolas" w:eastAsia="Times New Roman" w:hAnsi="Consolas" w:cs="Times New Roman"/>
+          <w:color w:val="ABB2BF"/>
+          <w:kern w:val="0"/>
+          <w:sz w:val="21"/>
+          <w:szCs w:val="21"/>
+          <w:lang w:eastAsia="en-IN"/>
+          <w14:ligatures w14:val="none"/>
+        </w:rPr>
+        <w:t>cy</w:t>
       </w:r>
       <w:r>
         <w:rPr>
@@ -12647,6 +14695,7 @@
         </w:rPr>
         <w:t>get</w:t>
       </w:r>
+      <w:proofErr w:type="spellEnd"/>
       <w:r>
         <w:rPr>
           <w:rFonts w:ascii="Consolas" w:eastAsia="Times New Roman" w:hAnsi="Consolas" w:cs="Times New Roman"/>
@@ -12671,6 +14720,7 @@
         </w:rPr>
         <w:t>'[aria-label="Italic"'</w:t>
       </w:r>
+      <w:proofErr w:type="gramStart"/>
       <w:r>
         <w:rPr>
           <w:rFonts w:ascii="Consolas" w:eastAsia="Times New Roman" w:hAnsi="Consolas" w:cs="Times New Roman"/>
@@ -12707,18 +14757,33 @@
         </w:rPr>
         <w:t>click</w:t>
       </w:r>
-      <w:r>
-        <w:rPr>
-          <w:rFonts w:ascii="Consolas" w:eastAsia="Times New Roman" w:hAnsi="Consolas" w:cs="Times New Roman"/>
-          <w:color w:val="ABB2BF"/>
-          <w:kern w:val="0"/>
-          <w:sz w:val="21"/>
-          <w:szCs w:val="21"/>
-          <w:lang w:eastAsia="en-IN"/>
-          <w14:ligatures w14:val="none"/>
-        </w:rPr>
-        <w:t>();</w:t>
-      </w:r>
+      <w:proofErr w:type="gramEnd"/>
+      <w:r>
+        <w:rPr>
+          <w:rFonts w:ascii="Consolas" w:eastAsia="Times New Roman" w:hAnsi="Consolas" w:cs="Times New Roman"/>
+          <w:color w:val="ABB2BF"/>
+          <w:kern w:val="0"/>
+          <w:sz w:val="21"/>
+          <w:szCs w:val="21"/>
+          <w:lang w:eastAsia="en-IN"/>
+          <w14:ligatures w14:val="none"/>
+        </w:rPr>
+        <w:t>(</w:t>
+      </w:r>
+      <w:proofErr w:type="gramStart"/>
+      <w:r>
+        <w:rPr>
+          <w:rFonts w:ascii="Consolas" w:eastAsia="Times New Roman" w:hAnsi="Consolas" w:cs="Times New Roman"/>
+          <w:color w:val="ABB2BF"/>
+          <w:kern w:val="0"/>
+          <w:sz w:val="21"/>
+          <w:szCs w:val="21"/>
+          <w:lang w:eastAsia="en-IN"/>
+          <w14:ligatures w14:val="none"/>
+        </w:rPr>
+        <w:t>);</w:t>
+      </w:r>
+      <w:proofErr w:type="gramEnd"/>
     </w:p>
     <w:p>
       <w:pPr>
@@ -12803,6 +14868,7 @@
         </w:rPr>
         <w:t xml:space="preserve">    </w:t>
       </w:r>
+      <w:proofErr w:type="gramStart"/>
       <w:r>
         <w:rPr>
           <w:rFonts w:ascii="Consolas" w:eastAsia="Times New Roman" w:hAnsi="Consolas" w:cs="Times New Roman"/>
@@ -12827,6 +14893,7 @@
         </w:rPr>
         <w:t>(</w:t>
       </w:r>
+      <w:proofErr w:type="gramEnd"/>
       <w:r>
         <w:rPr>
           <w:rFonts w:ascii="Consolas" w:eastAsia="Times New Roman" w:hAnsi="Consolas" w:cs="Times New Roman"/>
@@ -12837,7 +14904,33 @@
           <w:lang w:eastAsia="en-IN"/>
           <w14:ligatures w14:val="none"/>
         </w:rPr>
-        <w:t>'iframe handling using custom command'</w:t>
+        <w:t>'</w:t>
+      </w:r>
+      <w:proofErr w:type="spellStart"/>
+      <w:r>
+        <w:rPr>
+          <w:rFonts w:ascii="Consolas" w:eastAsia="Times New Roman" w:hAnsi="Consolas" w:cs="Times New Roman"/>
+          <w:color w:val="98C379"/>
+          <w:kern w:val="0"/>
+          <w:sz w:val="21"/>
+          <w:szCs w:val="21"/>
+          <w:lang w:eastAsia="en-IN"/>
+          <w14:ligatures w14:val="none"/>
+        </w:rPr>
+        <w:t>iframe</w:t>
+      </w:r>
+      <w:proofErr w:type="spellEnd"/>
+      <w:r>
+        <w:rPr>
+          <w:rFonts w:ascii="Consolas" w:eastAsia="Times New Roman" w:hAnsi="Consolas" w:cs="Times New Roman"/>
+          <w:color w:val="98C379"/>
+          <w:kern w:val="0"/>
+          <w:sz w:val="21"/>
+          <w:szCs w:val="21"/>
+          <w:lang w:eastAsia="en-IN"/>
+          <w14:ligatures w14:val="none"/>
+        </w:rPr>
+        <w:t xml:space="preserve"> handling using custom command'</w:t>
       </w:r>
       <w:r>
         <w:rPr>
@@ -12905,7 +14998,21 @@
           <w:lang w:eastAsia="en-IN"/>
           <w14:ligatures w14:val="none"/>
         </w:rPr>
-        <w:t>        cy</w:t>
+        <w:t xml:space="preserve">        </w:t>
+      </w:r>
+      <w:proofErr w:type="spellStart"/>
+      <w:proofErr w:type="gramStart"/>
+      <w:r>
+        <w:rPr>
+          <w:rFonts w:ascii="Consolas" w:eastAsia="Times New Roman" w:hAnsi="Consolas" w:cs="Times New Roman"/>
+          <w:color w:val="ABB2BF"/>
+          <w:kern w:val="0"/>
+          <w:sz w:val="21"/>
+          <w:szCs w:val="21"/>
+          <w:lang w:eastAsia="en-IN"/>
+          <w14:ligatures w14:val="none"/>
+        </w:rPr>
+        <w:t>cy</w:t>
       </w:r>
       <w:r>
         <w:rPr>
@@ -12931,6 +15038,8 @@
         </w:rPr>
         <w:t>visit</w:t>
       </w:r>
+      <w:proofErr w:type="spellEnd"/>
+      <w:proofErr w:type="gramEnd"/>
       <w:r>
         <w:rPr>
           <w:rFonts w:ascii="Consolas" w:eastAsia="Times New Roman" w:hAnsi="Consolas" w:cs="Times New Roman"/>
@@ -12955,6 +15064,7 @@
         </w:rPr>
         <w:t>'https://the-internet.herokuapp.com/frames'</w:t>
       </w:r>
+      <w:proofErr w:type="gramStart"/>
       <w:r>
         <w:rPr>
           <w:rFonts w:ascii="Consolas" w:eastAsia="Times New Roman" w:hAnsi="Consolas" w:cs="Times New Roman"/>
@@ -12967,6 +15077,7 @@
         </w:rPr>
         <w:t>);</w:t>
       </w:r>
+      <w:proofErr w:type="gramEnd"/>
     </w:p>
     <w:p>
       <w:pPr>
@@ -12997,7 +15108,20 @@
           <w:lang w:eastAsia="en-IN"/>
           <w14:ligatures w14:val="none"/>
         </w:rPr>
-        <w:t>        cy</w:t>
+        <w:t xml:space="preserve">        </w:t>
+      </w:r>
+      <w:proofErr w:type="spellStart"/>
+      <w:r>
+        <w:rPr>
+          <w:rFonts w:ascii="Consolas" w:eastAsia="Times New Roman" w:hAnsi="Consolas" w:cs="Times New Roman"/>
+          <w:color w:val="ABB2BF"/>
+          <w:kern w:val="0"/>
+          <w:sz w:val="21"/>
+          <w:szCs w:val="21"/>
+          <w:lang w:eastAsia="en-IN"/>
+          <w14:ligatures w14:val="none"/>
+        </w:rPr>
+        <w:t>cy</w:t>
       </w:r>
       <w:r>
         <w:rPr>
@@ -13023,6 +15147,7 @@
         </w:rPr>
         <w:t>get</w:t>
       </w:r>
+      <w:proofErr w:type="spellEnd"/>
       <w:r>
         <w:rPr>
           <w:rFonts w:ascii="Consolas" w:eastAsia="Times New Roman" w:hAnsi="Consolas" w:cs="Times New Roman"/>
@@ -13045,8 +15170,61 @@
           <w:lang w:eastAsia="en-IN"/>
           <w14:ligatures w14:val="none"/>
         </w:rPr>
-        <w:t>'[href="/iframe"]'</w:t>
-      </w:r>
+        <w:t>'[</w:t>
+      </w:r>
+      <w:proofErr w:type="spellStart"/>
+      <w:r>
+        <w:rPr>
+          <w:rFonts w:ascii="Consolas" w:eastAsia="Times New Roman" w:hAnsi="Consolas" w:cs="Times New Roman"/>
+          <w:color w:val="98C379"/>
+          <w:kern w:val="0"/>
+          <w:sz w:val="21"/>
+          <w:szCs w:val="21"/>
+          <w:lang w:eastAsia="en-IN"/>
+          <w14:ligatures w14:val="none"/>
+        </w:rPr>
+        <w:t>href</w:t>
+      </w:r>
+      <w:proofErr w:type="spellEnd"/>
+      <w:r>
+        <w:rPr>
+          <w:rFonts w:ascii="Consolas" w:eastAsia="Times New Roman" w:hAnsi="Consolas" w:cs="Times New Roman"/>
+          <w:color w:val="98C379"/>
+          <w:kern w:val="0"/>
+          <w:sz w:val="21"/>
+          <w:szCs w:val="21"/>
+          <w:lang w:eastAsia="en-IN"/>
+          <w14:ligatures w14:val="none"/>
+        </w:rPr>
+        <w:t>="/</w:t>
+      </w:r>
+      <w:proofErr w:type="spellStart"/>
+      <w:r>
+        <w:rPr>
+          <w:rFonts w:ascii="Consolas" w:eastAsia="Times New Roman" w:hAnsi="Consolas" w:cs="Times New Roman"/>
+          <w:color w:val="98C379"/>
+          <w:kern w:val="0"/>
+          <w:sz w:val="21"/>
+          <w:szCs w:val="21"/>
+          <w:lang w:eastAsia="en-IN"/>
+          <w14:ligatures w14:val="none"/>
+        </w:rPr>
+        <w:t>iframe</w:t>
+      </w:r>
+      <w:proofErr w:type="spellEnd"/>
+      <w:r>
+        <w:rPr>
+          <w:rFonts w:ascii="Consolas" w:eastAsia="Times New Roman" w:hAnsi="Consolas" w:cs="Times New Roman"/>
+          <w:color w:val="98C379"/>
+          <w:kern w:val="0"/>
+          <w:sz w:val="21"/>
+          <w:szCs w:val="21"/>
+          <w:lang w:eastAsia="en-IN"/>
+          <w14:ligatures w14:val="none"/>
+        </w:rPr>
+        <w:t>"]'</w:t>
+      </w:r>
+      <w:proofErr w:type="gramStart"/>
       <w:r>
         <w:rPr>
           <w:rFonts w:ascii="Consolas" w:eastAsia="Times New Roman" w:hAnsi="Consolas" w:cs="Times New Roman"/>
@@ -13083,18 +15261,33 @@
         </w:rPr>
         <w:t>click</w:t>
       </w:r>
-      <w:r>
-        <w:rPr>
-          <w:rFonts w:ascii="Consolas" w:eastAsia="Times New Roman" w:hAnsi="Consolas" w:cs="Times New Roman"/>
-          <w:color w:val="ABB2BF"/>
-          <w:kern w:val="0"/>
-          <w:sz w:val="21"/>
-          <w:szCs w:val="21"/>
-          <w:lang w:eastAsia="en-IN"/>
-          <w14:ligatures w14:val="none"/>
-        </w:rPr>
-        <w:t>();</w:t>
-      </w:r>
+      <w:proofErr w:type="gramEnd"/>
+      <w:r>
+        <w:rPr>
+          <w:rFonts w:ascii="Consolas" w:eastAsia="Times New Roman" w:hAnsi="Consolas" w:cs="Times New Roman"/>
+          <w:color w:val="ABB2BF"/>
+          <w:kern w:val="0"/>
+          <w:sz w:val="21"/>
+          <w:szCs w:val="21"/>
+          <w:lang w:eastAsia="en-IN"/>
+          <w14:ligatures w14:val="none"/>
+        </w:rPr>
+        <w:t>(</w:t>
+      </w:r>
+      <w:proofErr w:type="gramStart"/>
+      <w:r>
+        <w:rPr>
+          <w:rFonts w:ascii="Consolas" w:eastAsia="Times New Roman" w:hAnsi="Consolas" w:cs="Times New Roman"/>
+          <w:color w:val="ABB2BF"/>
+          <w:kern w:val="0"/>
+          <w:sz w:val="21"/>
+          <w:szCs w:val="21"/>
+          <w:lang w:eastAsia="en-IN"/>
+          <w14:ligatures w14:val="none"/>
+        </w:rPr>
+        <w:t>);</w:t>
+      </w:r>
+      <w:proofErr w:type="gramEnd"/>
     </w:p>
     <w:p>
       <w:pPr>
@@ -13145,7 +15338,21 @@
           <w:lang w:eastAsia="en-IN"/>
           <w14:ligatures w14:val="none"/>
         </w:rPr>
-        <w:t>        cy</w:t>
+        <w:t xml:space="preserve">        </w:t>
+      </w:r>
+      <w:proofErr w:type="spellStart"/>
+      <w:proofErr w:type="gramStart"/>
+      <w:r>
+        <w:rPr>
+          <w:rFonts w:ascii="Consolas" w:eastAsia="Times New Roman" w:hAnsi="Consolas" w:cs="Times New Roman"/>
+          <w:color w:val="ABB2BF"/>
+          <w:kern w:val="0"/>
+          <w:sz w:val="21"/>
+          <w:szCs w:val="21"/>
+          <w:lang w:eastAsia="en-IN"/>
+          <w14:ligatures w14:val="none"/>
+        </w:rPr>
+        <w:t>cy</w:t>
       </w:r>
       <w:r>
         <w:rPr>
@@ -13171,6 +15378,8 @@
         </w:rPr>
         <w:t>getIframe</w:t>
       </w:r>
+      <w:proofErr w:type="spellEnd"/>
+      <w:proofErr w:type="gramEnd"/>
       <w:r>
         <w:rPr>
           <w:rFonts w:ascii="Consolas" w:eastAsia="Times New Roman" w:hAnsi="Consolas" w:cs="Times New Roman"/>
@@ -13195,6 +15404,7 @@
         </w:rPr>
         <w:t>'#mce_0_ifr'</w:t>
       </w:r>
+      <w:proofErr w:type="gramStart"/>
       <w:r>
         <w:rPr>
           <w:rFonts w:ascii="Consolas" w:eastAsia="Times New Roman" w:hAnsi="Consolas" w:cs="Times New Roman"/>
@@ -13231,17 +15441,31 @@
         </w:rPr>
         <w:t>clear</w:t>
       </w:r>
-      <w:r>
-        <w:rPr>
-          <w:rFonts w:ascii="Consolas" w:eastAsia="Times New Roman" w:hAnsi="Consolas" w:cs="Times New Roman"/>
-          <w:color w:val="ABB2BF"/>
-          <w:kern w:val="0"/>
-          <w:sz w:val="21"/>
-          <w:szCs w:val="21"/>
-          <w:lang w:eastAsia="en-IN"/>
-          <w14:ligatures w14:val="none"/>
-        </w:rPr>
-        <w:t>()</w:t>
+      <w:proofErr w:type="gramEnd"/>
+      <w:r>
+        <w:rPr>
+          <w:rFonts w:ascii="Consolas" w:eastAsia="Times New Roman" w:hAnsi="Consolas" w:cs="Times New Roman"/>
+          <w:color w:val="ABB2BF"/>
+          <w:kern w:val="0"/>
+          <w:sz w:val="21"/>
+          <w:szCs w:val="21"/>
+          <w:lang w:eastAsia="en-IN"/>
+          <w14:ligatures w14:val="none"/>
+        </w:rPr>
+        <w:t>(</w:t>
+      </w:r>
+      <w:proofErr w:type="gramStart"/>
+      <w:r>
+        <w:rPr>
+          <w:rFonts w:ascii="Consolas" w:eastAsia="Times New Roman" w:hAnsi="Consolas" w:cs="Times New Roman"/>
+          <w:color w:val="ABB2BF"/>
+          <w:kern w:val="0"/>
+          <w:sz w:val="21"/>
+          <w:szCs w:val="21"/>
+          <w:lang w:eastAsia="en-IN"/>
+          <w14:ligatures w14:val="none"/>
+        </w:rPr>
+        <w:t>)</w:t>
       </w:r>
       <w:r>
         <w:rPr>
@@ -13267,6 +15491,7 @@
         </w:rPr>
         <w:t>type</w:t>
       </w:r>
+      <w:proofErr w:type="gramEnd"/>
       <w:r>
         <w:rPr>
           <w:rFonts w:ascii="Consolas" w:eastAsia="Times New Roman" w:hAnsi="Consolas" w:cs="Times New Roman"/>
@@ -13289,8 +15514,61 @@
           <w:lang w:eastAsia="en-IN"/>
           <w14:ligatures w14:val="none"/>
         </w:rPr>
-        <w:t>'Writing iframe description using custom command {ctrl+a}'</w:t>
-      </w:r>
+        <w:t xml:space="preserve">'Writing </w:t>
+      </w:r>
+      <w:proofErr w:type="spellStart"/>
+      <w:r>
+        <w:rPr>
+          <w:rFonts w:ascii="Consolas" w:eastAsia="Times New Roman" w:hAnsi="Consolas" w:cs="Times New Roman"/>
+          <w:color w:val="98C379"/>
+          <w:kern w:val="0"/>
+          <w:sz w:val="21"/>
+          <w:szCs w:val="21"/>
+          <w:lang w:eastAsia="en-IN"/>
+          <w14:ligatures w14:val="none"/>
+        </w:rPr>
+        <w:t>iframe</w:t>
+      </w:r>
+      <w:proofErr w:type="spellEnd"/>
+      <w:r>
+        <w:rPr>
+          <w:rFonts w:ascii="Consolas" w:eastAsia="Times New Roman" w:hAnsi="Consolas" w:cs="Times New Roman"/>
+          <w:color w:val="98C379"/>
+          <w:kern w:val="0"/>
+          <w:sz w:val="21"/>
+          <w:szCs w:val="21"/>
+          <w:lang w:eastAsia="en-IN"/>
+          <w14:ligatures w14:val="none"/>
+        </w:rPr>
+        <w:t xml:space="preserve"> description using custom command {</w:t>
+      </w:r>
+      <w:proofErr w:type="spellStart"/>
+      <w:r>
+        <w:rPr>
+          <w:rFonts w:ascii="Consolas" w:eastAsia="Times New Roman" w:hAnsi="Consolas" w:cs="Times New Roman"/>
+          <w:color w:val="98C379"/>
+          <w:kern w:val="0"/>
+          <w:sz w:val="21"/>
+          <w:szCs w:val="21"/>
+          <w:lang w:eastAsia="en-IN"/>
+          <w14:ligatures w14:val="none"/>
+        </w:rPr>
+        <w:t>ctrl+a</w:t>
+      </w:r>
+      <w:proofErr w:type="spellEnd"/>
+      <w:r>
+        <w:rPr>
+          <w:rFonts w:ascii="Consolas" w:eastAsia="Times New Roman" w:hAnsi="Consolas" w:cs="Times New Roman"/>
+          <w:color w:val="98C379"/>
+          <w:kern w:val="0"/>
+          <w:sz w:val="21"/>
+          <w:szCs w:val="21"/>
+          <w:lang w:eastAsia="en-IN"/>
+          <w14:ligatures w14:val="none"/>
+        </w:rPr>
+        <w:t>}'</w:t>
+      </w:r>
+      <w:proofErr w:type="gramStart"/>
       <w:r>
         <w:rPr>
           <w:rFonts w:ascii="Consolas" w:eastAsia="Times New Roman" w:hAnsi="Consolas" w:cs="Times New Roman"/>
@@ -13303,6 +15581,7 @@
         </w:rPr>
         <w:t>);</w:t>
       </w:r>
+      <w:proofErr w:type="gramEnd"/>
     </w:p>
     <w:p>
       <w:pPr>
@@ -13333,7 +15612,20 @@
           <w:lang w:eastAsia="en-IN"/>
           <w14:ligatures w14:val="none"/>
         </w:rPr>
-        <w:t>        cy</w:t>
+        <w:t xml:space="preserve">        </w:t>
+      </w:r>
+      <w:proofErr w:type="spellStart"/>
+      <w:r>
+        <w:rPr>
+          <w:rFonts w:ascii="Consolas" w:eastAsia="Times New Roman" w:hAnsi="Consolas" w:cs="Times New Roman"/>
+          <w:color w:val="ABB2BF"/>
+          <w:kern w:val="0"/>
+          <w:sz w:val="21"/>
+          <w:szCs w:val="21"/>
+          <w:lang w:eastAsia="en-IN"/>
+          <w14:ligatures w14:val="none"/>
+        </w:rPr>
+        <w:t>cy</w:t>
       </w:r>
       <w:r>
         <w:rPr>
@@ -13359,6 +15651,7 @@
         </w:rPr>
         <w:t>get</w:t>
       </w:r>
+      <w:proofErr w:type="spellEnd"/>
       <w:r>
         <w:rPr>
           <w:rFonts w:ascii="Consolas" w:eastAsia="Times New Roman" w:hAnsi="Consolas" w:cs="Times New Roman"/>
@@ -13383,6 +15676,7 @@
         </w:rPr>
         <w:t>'[aria-label="Bold"'</w:t>
       </w:r>
+      <w:proofErr w:type="gramStart"/>
       <w:r>
         <w:rPr>
           <w:rFonts w:ascii="Consolas" w:eastAsia="Times New Roman" w:hAnsi="Consolas" w:cs="Times New Roman"/>
@@ -13419,18 +15713,33 @@
         </w:rPr>
         <w:t>click</w:t>
       </w:r>
-      <w:r>
-        <w:rPr>
-          <w:rFonts w:ascii="Consolas" w:eastAsia="Times New Roman" w:hAnsi="Consolas" w:cs="Times New Roman"/>
-          <w:color w:val="ABB2BF"/>
-          <w:kern w:val="0"/>
-          <w:sz w:val="21"/>
-          <w:szCs w:val="21"/>
-          <w:lang w:eastAsia="en-IN"/>
-          <w14:ligatures w14:val="none"/>
-        </w:rPr>
-        <w:t>();</w:t>
-      </w:r>
+      <w:proofErr w:type="gramEnd"/>
+      <w:r>
+        <w:rPr>
+          <w:rFonts w:ascii="Consolas" w:eastAsia="Times New Roman" w:hAnsi="Consolas" w:cs="Times New Roman"/>
+          <w:color w:val="ABB2BF"/>
+          <w:kern w:val="0"/>
+          <w:sz w:val="21"/>
+          <w:szCs w:val="21"/>
+          <w:lang w:eastAsia="en-IN"/>
+          <w14:ligatures w14:val="none"/>
+        </w:rPr>
+        <w:t>(</w:t>
+      </w:r>
+      <w:proofErr w:type="gramStart"/>
+      <w:r>
+        <w:rPr>
+          <w:rFonts w:ascii="Consolas" w:eastAsia="Times New Roman" w:hAnsi="Consolas" w:cs="Times New Roman"/>
+          <w:color w:val="ABB2BF"/>
+          <w:kern w:val="0"/>
+          <w:sz w:val="21"/>
+          <w:szCs w:val="21"/>
+          <w:lang w:eastAsia="en-IN"/>
+          <w14:ligatures w14:val="none"/>
+        </w:rPr>
+        <w:t>);</w:t>
+      </w:r>
+      <w:proofErr w:type="gramEnd"/>
     </w:p>
     <w:p>
       <w:pPr>
@@ -13461,7 +15770,20 @@
           <w:lang w:eastAsia="en-IN"/>
           <w14:ligatures w14:val="none"/>
         </w:rPr>
-        <w:t>        cy</w:t>
+        <w:t xml:space="preserve">        </w:t>
+      </w:r>
+      <w:proofErr w:type="spellStart"/>
+      <w:r>
+        <w:rPr>
+          <w:rFonts w:ascii="Consolas" w:eastAsia="Times New Roman" w:hAnsi="Consolas" w:cs="Times New Roman"/>
+          <w:color w:val="ABB2BF"/>
+          <w:kern w:val="0"/>
+          <w:sz w:val="21"/>
+          <w:szCs w:val="21"/>
+          <w:lang w:eastAsia="en-IN"/>
+          <w14:ligatures w14:val="none"/>
+        </w:rPr>
+        <w:t>cy</w:t>
       </w:r>
       <w:r>
         <w:rPr>
@@ -13487,6 +15809,7 @@
         </w:rPr>
         <w:t>get</w:t>
       </w:r>
+      <w:proofErr w:type="spellEnd"/>
       <w:r>
         <w:rPr>
           <w:rFonts w:ascii="Consolas" w:eastAsia="Times New Roman" w:hAnsi="Consolas" w:cs="Times New Roman"/>
@@ -13511,6 +15834,7 @@
         </w:rPr>
         <w:t>'[aria-label="Italic"'</w:t>
       </w:r>
+      <w:proofErr w:type="gramStart"/>
       <w:r>
         <w:rPr>
           <w:rFonts w:ascii="Consolas" w:eastAsia="Times New Roman" w:hAnsi="Consolas" w:cs="Times New Roman"/>
@@ -13547,18 +15871,33 @@
         </w:rPr>
         <w:t>click</w:t>
       </w:r>
-      <w:r>
-        <w:rPr>
-          <w:rFonts w:ascii="Consolas" w:eastAsia="Times New Roman" w:hAnsi="Consolas" w:cs="Times New Roman"/>
-          <w:color w:val="ABB2BF"/>
-          <w:kern w:val="0"/>
-          <w:sz w:val="21"/>
-          <w:szCs w:val="21"/>
-          <w:lang w:eastAsia="en-IN"/>
-          <w14:ligatures w14:val="none"/>
-        </w:rPr>
-        <w:t>();</w:t>
-      </w:r>
+      <w:proofErr w:type="gramEnd"/>
+      <w:r>
+        <w:rPr>
+          <w:rFonts w:ascii="Consolas" w:eastAsia="Times New Roman" w:hAnsi="Consolas" w:cs="Times New Roman"/>
+          <w:color w:val="ABB2BF"/>
+          <w:kern w:val="0"/>
+          <w:sz w:val="21"/>
+          <w:szCs w:val="21"/>
+          <w:lang w:eastAsia="en-IN"/>
+          <w14:ligatures w14:val="none"/>
+        </w:rPr>
+        <w:t>(</w:t>
+      </w:r>
+      <w:proofErr w:type="gramStart"/>
+      <w:r>
+        <w:rPr>
+          <w:rFonts w:ascii="Consolas" w:eastAsia="Times New Roman" w:hAnsi="Consolas" w:cs="Times New Roman"/>
+          <w:color w:val="ABB2BF"/>
+          <w:kern w:val="0"/>
+          <w:sz w:val="21"/>
+          <w:szCs w:val="21"/>
+          <w:lang w:eastAsia="en-IN"/>
+          <w14:ligatures w14:val="none"/>
+        </w:rPr>
+        <w:t>);</w:t>
+      </w:r>
+      <w:proofErr w:type="gramEnd"/>
     </w:p>
     <w:p>
       <w:pPr>
@@ -13663,6 +16002,7 @@
         </w:rPr>
         <w:t xml:space="preserve">    </w:t>
       </w:r>
+      <w:proofErr w:type="gramStart"/>
       <w:r>
         <w:rPr>
           <w:rFonts w:ascii="Consolas" w:eastAsia="Times New Roman" w:hAnsi="Consolas" w:cs="Times New Roman"/>
@@ -13687,6 +16027,7 @@
         </w:rPr>
         <w:t>(</w:t>
       </w:r>
+      <w:proofErr w:type="gramEnd"/>
       <w:r>
         <w:rPr>
           <w:rFonts w:ascii="Consolas" w:eastAsia="Times New Roman" w:hAnsi="Consolas" w:cs="Times New Roman"/>
@@ -13697,7 +16038,59 @@
           <w:lang w:eastAsia="en-IN"/>
           <w14:ligatures w14:val="none"/>
         </w:rPr>
-        <w:t>'iframe handling using cypress-iframe plugin'</w:t>
+        <w:t>'</w:t>
+      </w:r>
+      <w:proofErr w:type="spellStart"/>
+      <w:r>
+        <w:rPr>
+          <w:rFonts w:ascii="Consolas" w:eastAsia="Times New Roman" w:hAnsi="Consolas" w:cs="Times New Roman"/>
+          <w:color w:val="98C379"/>
+          <w:kern w:val="0"/>
+          <w:sz w:val="21"/>
+          <w:szCs w:val="21"/>
+          <w:lang w:eastAsia="en-IN"/>
+          <w14:ligatures w14:val="none"/>
+        </w:rPr>
+        <w:t>iframe</w:t>
+      </w:r>
+      <w:proofErr w:type="spellEnd"/>
+      <w:r>
+        <w:rPr>
+          <w:rFonts w:ascii="Consolas" w:eastAsia="Times New Roman" w:hAnsi="Consolas" w:cs="Times New Roman"/>
+          <w:color w:val="98C379"/>
+          <w:kern w:val="0"/>
+          <w:sz w:val="21"/>
+          <w:szCs w:val="21"/>
+          <w:lang w:eastAsia="en-IN"/>
+          <w14:ligatures w14:val="none"/>
+        </w:rPr>
+        <w:t xml:space="preserve"> handling using cypress-</w:t>
+      </w:r>
+      <w:proofErr w:type="spellStart"/>
+      <w:r>
+        <w:rPr>
+          <w:rFonts w:ascii="Consolas" w:eastAsia="Times New Roman" w:hAnsi="Consolas" w:cs="Times New Roman"/>
+          <w:color w:val="98C379"/>
+          <w:kern w:val="0"/>
+          <w:sz w:val="21"/>
+          <w:szCs w:val="21"/>
+          <w:lang w:eastAsia="en-IN"/>
+          <w14:ligatures w14:val="none"/>
+        </w:rPr>
+        <w:t>iframe</w:t>
+      </w:r>
+      <w:proofErr w:type="spellEnd"/>
+      <w:r>
+        <w:rPr>
+          <w:rFonts w:ascii="Consolas" w:eastAsia="Times New Roman" w:hAnsi="Consolas" w:cs="Times New Roman"/>
+          <w:color w:val="98C379"/>
+          <w:kern w:val="0"/>
+          <w:sz w:val="21"/>
+          <w:szCs w:val="21"/>
+          <w:lang w:eastAsia="en-IN"/>
+          <w14:ligatures w14:val="none"/>
+        </w:rPr>
+        <w:t xml:space="preserve"> plugin'</w:t>
       </w:r>
       <w:r>
         <w:rPr>
@@ -13766,7 +16159,21 @@
           <w14:ligatures w14:val="none"/>
         </w:rPr>
         <w:lastRenderedPageBreak/>
-        <w:t>        cy</w:t>
+        <w:t xml:space="preserve">        </w:t>
+      </w:r>
+      <w:proofErr w:type="spellStart"/>
+      <w:proofErr w:type="gramStart"/>
+      <w:r>
+        <w:rPr>
+          <w:rFonts w:ascii="Consolas" w:eastAsia="Times New Roman" w:hAnsi="Consolas" w:cs="Times New Roman"/>
+          <w:color w:val="ABB2BF"/>
+          <w:kern w:val="0"/>
+          <w:sz w:val="21"/>
+          <w:szCs w:val="21"/>
+          <w:lang w:eastAsia="en-IN"/>
+          <w14:ligatures w14:val="none"/>
+        </w:rPr>
+        <w:t>cy</w:t>
       </w:r>
       <w:r>
         <w:rPr>
@@ -13792,6 +16199,8 @@
         </w:rPr>
         <w:t>visit</w:t>
       </w:r>
+      <w:proofErr w:type="spellEnd"/>
+      <w:proofErr w:type="gramEnd"/>
       <w:r>
         <w:rPr>
           <w:rFonts w:ascii="Consolas" w:eastAsia="Times New Roman" w:hAnsi="Consolas" w:cs="Times New Roman"/>
@@ -13816,6 +16225,7 @@
         </w:rPr>
         <w:t>'https://the-internet.herokuapp.com/frames'</w:t>
       </w:r>
+      <w:proofErr w:type="gramStart"/>
       <w:r>
         <w:rPr>
           <w:rFonts w:ascii="Consolas" w:eastAsia="Times New Roman" w:hAnsi="Consolas" w:cs="Times New Roman"/>
@@ -13828,6 +16238,7 @@
         </w:rPr>
         <w:t>);</w:t>
       </w:r>
+      <w:proofErr w:type="gramEnd"/>
     </w:p>
     <w:p>
       <w:pPr>
@@ -13858,7 +16269,20 @@
           <w:lang w:eastAsia="en-IN"/>
           <w14:ligatures w14:val="none"/>
         </w:rPr>
-        <w:t>        cy</w:t>
+        <w:t xml:space="preserve">        </w:t>
+      </w:r>
+      <w:proofErr w:type="spellStart"/>
+      <w:r>
+        <w:rPr>
+          <w:rFonts w:ascii="Consolas" w:eastAsia="Times New Roman" w:hAnsi="Consolas" w:cs="Times New Roman"/>
+          <w:color w:val="ABB2BF"/>
+          <w:kern w:val="0"/>
+          <w:sz w:val="21"/>
+          <w:szCs w:val="21"/>
+          <w:lang w:eastAsia="en-IN"/>
+          <w14:ligatures w14:val="none"/>
+        </w:rPr>
+        <w:t>cy</w:t>
       </w:r>
       <w:r>
         <w:rPr>
@@ -13884,6 +16308,7 @@
         </w:rPr>
         <w:t>get</w:t>
       </w:r>
+      <w:proofErr w:type="spellEnd"/>
       <w:r>
         <w:rPr>
           <w:rFonts w:ascii="Consolas" w:eastAsia="Times New Roman" w:hAnsi="Consolas" w:cs="Times New Roman"/>
@@ -13906,8 +16331,61 @@
           <w:lang w:eastAsia="en-IN"/>
           <w14:ligatures w14:val="none"/>
         </w:rPr>
-        <w:t>'[href="/iframe"]'</w:t>
-      </w:r>
+        <w:t>'[</w:t>
+      </w:r>
+      <w:proofErr w:type="spellStart"/>
+      <w:r>
+        <w:rPr>
+          <w:rFonts w:ascii="Consolas" w:eastAsia="Times New Roman" w:hAnsi="Consolas" w:cs="Times New Roman"/>
+          <w:color w:val="98C379"/>
+          <w:kern w:val="0"/>
+          <w:sz w:val="21"/>
+          <w:szCs w:val="21"/>
+          <w:lang w:eastAsia="en-IN"/>
+          <w14:ligatures w14:val="none"/>
+        </w:rPr>
+        <w:t>href</w:t>
+      </w:r>
+      <w:proofErr w:type="spellEnd"/>
+      <w:r>
+        <w:rPr>
+          <w:rFonts w:ascii="Consolas" w:eastAsia="Times New Roman" w:hAnsi="Consolas" w:cs="Times New Roman"/>
+          <w:color w:val="98C379"/>
+          <w:kern w:val="0"/>
+          <w:sz w:val="21"/>
+          <w:szCs w:val="21"/>
+          <w:lang w:eastAsia="en-IN"/>
+          <w14:ligatures w14:val="none"/>
+        </w:rPr>
+        <w:t>="/</w:t>
+      </w:r>
+      <w:proofErr w:type="spellStart"/>
+      <w:r>
+        <w:rPr>
+          <w:rFonts w:ascii="Consolas" w:eastAsia="Times New Roman" w:hAnsi="Consolas" w:cs="Times New Roman"/>
+          <w:color w:val="98C379"/>
+          <w:kern w:val="0"/>
+          <w:sz w:val="21"/>
+          <w:szCs w:val="21"/>
+          <w:lang w:eastAsia="en-IN"/>
+          <w14:ligatures w14:val="none"/>
+        </w:rPr>
+        <w:t>iframe</w:t>
+      </w:r>
+      <w:proofErr w:type="spellEnd"/>
+      <w:r>
+        <w:rPr>
+          <w:rFonts w:ascii="Consolas" w:eastAsia="Times New Roman" w:hAnsi="Consolas" w:cs="Times New Roman"/>
+          <w:color w:val="98C379"/>
+          <w:kern w:val="0"/>
+          <w:sz w:val="21"/>
+          <w:szCs w:val="21"/>
+          <w:lang w:eastAsia="en-IN"/>
+          <w14:ligatures w14:val="none"/>
+        </w:rPr>
+        <w:t>"]'</w:t>
+      </w:r>
+      <w:proofErr w:type="gramStart"/>
       <w:r>
         <w:rPr>
           <w:rFonts w:ascii="Consolas" w:eastAsia="Times New Roman" w:hAnsi="Consolas" w:cs="Times New Roman"/>
@@ -13944,18 +16422,33 @@
         </w:rPr>
         <w:t>click</w:t>
       </w:r>
-      <w:r>
-        <w:rPr>
-          <w:rFonts w:ascii="Consolas" w:eastAsia="Times New Roman" w:hAnsi="Consolas" w:cs="Times New Roman"/>
-          <w:color w:val="ABB2BF"/>
-          <w:kern w:val="0"/>
-          <w:sz w:val="21"/>
-          <w:szCs w:val="21"/>
-          <w:lang w:eastAsia="en-IN"/>
-          <w14:ligatures w14:val="none"/>
-        </w:rPr>
-        <w:t>();</w:t>
-      </w:r>
+      <w:proofErr w:type="gramEnd"/>
+      <w:r>
+        <w:rPr>
+          <w:rFonts w:ascii="Consolas" w:eastAsia="Times New Roman" w:hAnsi="Consolas" w:cs="Times New Roman"/>
+          <w:color w:val="ABB2BF"/>
+          <w:kern w:val="0"/>
+          <w:sz w:val="21"/>
+          <w:szCs w:val="21"/>
+          <w:lang w:eastAsia="en-IN"/>
+          <w14:ligatures w14:val="none"/>
+        </w:rPr>
+        <w:t>(</w:t>
+      </w:r>
+      <w:proofErr w:type="gramStart"/>
+      <w:r>
+        <w:rPr>
+          <w:rFonts w:ascii="Consolas" w:eastAsia="Times New Roman" w:hAnsi="Consolas" w:cs="Times New Roman"/>
+          <w:color w:val="ABB2BF"/>
+          <w:kern w:val="0"/>
+          <w:sz w:val="21"/>
+          <w:szCs w:val="21"/>
+          <w:lang w:eastAsia="en-IN"/>
+          <w14:ligatures w14:val="none"/>
+        </w:rPr>
+        <w:t>);</w:t>
+      </w:r>
+      <w:proofErr w:type="gramEnd"/>
     </w:p>
     <w:p>
       <w:pPr>
@@ -14006,7 +16499,21 @@
           <w:lang w:eastAsia="en-IN"/>
           <w14:ligatures w14:val="none"/>
         </w:rPr>
-        <w:t>        cy</w:t>
+        <w:t xml:space="preserve">        </w:t>
+      </w:r>
+      <w:proofErr w:type="spellStart"/>
+      <w:proofErr w:type="gramStart"/>
+      <w:r>
+        <w:rPr>
+          <w:rFonts w:ascii="Consolas" w:eastAsia="Times New Roman" w:hAnsi="Consolas" w:cs="Times New Roman"/>
+          <w:color w:val="ABB2BF"/>
+          <w:kern w:val="0"/>
+          <w:sz w:val="21"/>
+          <w:szCs w:val="21"/>
+          <w:lang w:eastAsia="en-IN"/>
+          <w14:ligatures w14:val="none"/>
+        </w:rPr>
+        <w:t>cy</w:t>
       </w:r>
       <w:r>
         <w:rPr>
@@ -14032,6 +16539,8 @@
         </w:rPr>
         <w:t>frameLoaded</w:t>
       </w:r>
+      <w:proofErr w:type="spellEnd"/>
+      <w:proofErr w:type="gramEnd"/>
       <w:r>
         <w:rPr>
           <w:rFonts w:ascii="Consolas" w:eastAsia="Times New Roman" w:hAnsi="Consolas" w:cs="Times New Roman"/>
@@ -14080,8 +16589,24 @@
           <w:lang w:eastAsia="en-IN"/>
           <w14:ligatures w14:val="none"/>
         </w:rPr>
-        <w:t>// load iframe</w:t>
-      </w:r>
+        <w:t xml:space="preserve">// load </w:t>
+      </w:r>
+      <w:proofErr w:type="spellStart"/>
+      <w:r>
+        <w:rPr>
+          <w:rFonts w:ascii="Consolas" w:eastAsia="Times New Roman" w:hAnsi="Consolas" w:cs="Times New Roman"/>
+          <w:i/>
+          <w:iCs/>
+          <w:color w:val="5C6370"/>
+          <w:kern w:val="0"/>
+          <w:sz w:val="21"/>
+          <w:szCs w:val="21"/>
+          <w:lang w:eastAsia="en-IN"/>
+          <w14:ligatures w14:val="none"/>
+        </w:rPr>
+        <w:t>iframe</w:t>
+      </w:r>
+      <w:proofErr w:type="spellEnd"/>
     </w:p>
     <w:p>
       <w:pPr>
@@ -14126,8 +16651,24 @@
           <w:lang w:eastAsia="en-IN"/>
           <w14:ligatures w14:val="none"/>
         </w:rPr>
-        <w:t>//interact with iframe</w:t>
-      </w:r>
+        <w:t xml:space="preserve">//interact with </w:t>
+      </w:r>
+      <w:proofErr w:type="spellStart"/>
+      <w:r>
+        <w:rPr>
+          <w:rFonts w:ascii="Consolas" w:eastAsia="Times New Roman" w:hAnsi="Consolas" w:cs="Times New Roman"/>
+          <w:i/>
+          <w:iCs/>
+          <w:color w:val="5C6370"/>
+          <w:kern w:val="0"/>
+          <w:sz w:val="21"/>
+          <w:szCs w:val="21"/>
+          <w:lang w:eastAsia="en-IN"/>
+          <w14:ligatures w14:val="none"/>
+        </w:rPr>
+        <w:t>iframe</w:t>
+      </w:r>
+      <w:proofErr w:type="spellEnd"/>
     </w:p>
     <w:p>
       <w:pPr>
@@ -14158,7 +16699,21 @@
           <w:lang w:eastAsia="en-IN"/>
           <w14:ligatures w14:val="none"/>
         </w:rPr>
-        <w:t>        cy</w:t>
+        <w:t xml:space="preserve">        </w:t>
+      </w:r>
+      <w:proofErr w:type="spellStart"/>
+      <w:proofErr w:type="gramStart"/>
+      <w:r>
+        <w:rPr>
+          <w:rFonts w:ascii="Consolas" w:eastAsia="Times New Roman" w:hAnsi="Consolas" w:cs="Times New Roman"/>
+          <w:color w:val="ABB2BF"/>
+          <w:kern w:val="0"/>
+          <w:sz w:val="21"/>
+          <w:szCs w:val="21"/>
+          <w:lang w:eastAsia="en-IN"/>
+          <w14:ligatures w14:val="none"/>
+        </w:rPr>
+        <w:t>cy</w:t>
       </w:r>
       <w:r>
         <w:rPr>
@@ -14184,6 +16739,8 @@
         </w:rPr>
         <w:t>iframe</w:t>
       </w:r>
+      <w:proofErr w:type="spellEnd"/>
+      <w:proofErr w:type="gramEnd"/>
       <w:r>
         <w:rPr>
           <w:rFonts w:ascii="Consolas" w:eastAsia="Times New Roman" w:hAnsi="Consolas" w:cs="Times New Roman"/>
@@ -14208,6 +16765,7 @@
         </w:rPr>
         <w:t>'#mce_0_ifr'</w:t>
       </w:r>
+      <w:proofErr w:type="gramStart"/>
       <w:r>
         <w:rPr>
           <w:rFonts w:ascii="Consolas" w:eastAsia="Times New Roman" w:hAnsi="Consolas" w:cs="Times New Roman"/>
@@ -14244,17 +16802,31 @@
         </w:rPr>
         <w:t>clear</w:t>
       </w:r>
-      <w:r>
-        <w:rPr>
-          <w:rFonts w:ascii="Consolas" w:eastAsia="Times New Roman" w:hAnsi="Consolas" w:cs="Times New Roman"/>
-          <w:color w:val="ABB2BF"/>
-          <w:kern w:val="0"/>
-          <w:sz w:val="21"/>
-          <w:szCs w:val="21"/>
-          <w:lang w:eastAsia="en-IN"/>
-          <w14:ligatures w14:val="none"/>
-        </w:rPr>
-        <w:t>()</w:t>
+      <w:proofErr w:type="gramEnd"/>
+      <w:r>
+        <w:rPr>
+          <w:rFonts w:ascii="Consolas" w:eastAsia="Times New Roman" w:hAnsi="Consolas" w:cs="Times New Roman"/>
+          <w:color w:val="ABB2BF"/>
+          <w:kern w:val="0"/>
+          <w:sz w:val="21"/>
+          <w:szCs w:val="21"/>
+          <w:lang w:eastAsia="en-IN"/>
+          <w14:ligatures w14:val="none"/>
+        </w:rPr>
+        <w:t>(</w:t>
+      </w:r>
+      <w:proofErr w:type="gramStart"/>
+      <w:r>
+        <w:rPr>
+          <w:rFonts w:ascii="Consolas" w:eastAsia="Times New Roman" w:hAnsi="Consolas" w:cs="Times New Roman"/>
+          <w:color w:val="ABB2BF"/>
+          <w:kern w:val="0"/>
+          <w:sz w:val="21"/>
+          <w:szCs w:val="21"/>
+          <w:lang w:eastAsia="en-IN"/>
+          <w14:ligatures w14:val="none"/>
+        </w:rPr>
+        <w:t>)</w:t>
       </w:r>
       <w:r>
         <w:rPr>
@@ -14280,6 +16852,7 @@
         </w:rPr>
         <w:t>type</w:t>
       </w:r>
+      <w:proofErr w:type="gramEnd"/>
       <w:r>
         <w:rPr>
           <w:rFonts w:ascii="Consolas" w:eastAsia="Times New Roman" w:hAnsi="Consolas" w:cs="Times New Roman"/>
@@ -14302,8 +16875,87 @@
           <w:lang w:eastAsia="en-IN"/>
           <w14:ligatures w14:val="none"/>
         </w:rPr>
-        <w:t>'Writing iframe description using cypres-iframe plugin {ctrl+a}'</w:t>
-      </w:r>
+        <w:t xml:space="preserve">'Writing </w:t>
+      </w:r>
+      <w:proofErr w:type="spellStart"/>
+      <w:r>
+        <w:rPr>
+          <w:rFonts w:ascii="Consolas" w:eastAsia="Times New Roman" w:hAnsi="Consolas" w:cs="Times New Roman"/>
+          <w:color w:val="98C379"/>
+          <w:kern w:val="0"/>
+          <w:sz w:val="21"/>
+          <w:szCs w:val="21"/>
+          <w:lang w:eastAsia="en-IN"/>
+          <w14:ligatures w14:val="none"/>
+        </w:rPr>
+        <w:t>iframe</w:t>
+      </w:r>
+      <w:proofErr w:type="spellEnd"/>
+      <w:r>
+        <w:rPr>
+          <w:rFonts w:ascii="Consolas" w:eastAsia="Times New Roman" w:hAnsi="Consolas" w:cs="Times New Roman"/>
+          <w:color w:val="98C379"/>
+          <w:kern w:val="0"/>
+          <w:sz w:val="21"/>
+          <w:szCs w:val="21"/>
+          <w:lang w:eastAsia="en-IN"/>
+          <w14:ligatures w14:val="none"/>
+        </w:rPr>
+        <w:t xml:space="preserve"> description using </w:t>
+      </w:r>
+      <w:proofErr w:type="spellStart"/>
+      <w:r>
+        <w:rPr>
+          <w:rFonts w:ascii="Consolas" w:eastAsia="Times New Roman" w:hAnsi="Consolas" w:cs="Times New Roman"/>
+          <w:color w:val="98C379"/>
+          <w:kern w:val="0"/>
+          <w:sz w:val="21"/>
+          <w:szCs w:val="21"/>
+          <w:lang w:eastAsia="en-IN"/>
+          <w14:ligatures w14:val="none"/>
+        </w:rPr>
+        <w:t>cypres-iframe</w:t>
+      </w:r>
+      <w:proofErr w:type="spellEnd"/>
+      <w:r>
+        <w:rPr>
+          <w:rFonts w:ascii="Consolas" w:eastAsia="Times New Roman" w:hAnsi="Consolas" w:cs="Times New Roman"/>
+          <w:color w:val="98C379"/>
+          <w:kern w:val="0"/>
+          <w:sz w:val="21"/>
+          <w:szCs w:val="21"/>
+          <w:lang w:eastAsia="en-IN"/>
+          <w14:ligatures w14:val="none"/>
+        </w:rPr>
+        <w:t xml:space="preserve"> plugin {</w:t>
+      </w:r>
+      <w:proofErr w:type="spellStart"/>
+      <w:r>
+        <w:rPr>
+          <w:rFonts w:ascii="Consolas" w:eastAsia="Times New Roman" w:hAnsi="Consolas" w:cs="Times New Roman"/>
+          <w:color w:val="98C379"/>
+          <w:kern w:val="0"/>
+          <w:sz w:val="21"/>
+          <w:szCs w:val="21"/>
+          <w:lang w:eastAsia="en-IN"/>
+          <w14:ligatures w14:val="none"/>
+        </w:rPr>
+        <w:t>ctrl+a</w:t>
+      </w:r>
+      <w:proofErr w:type="spellEnd"/>
+      <w:r>
+        <w:rPr>
+          <w:rFonts w:ascii="Consolas" w:eastAsia="Times New Roman" w:hAnsi="Consolas" w:cs="Times New Roman"/>
+          <w:color w:val="98C379"/>
+          <w:kern w:val="0"/>
+          <w:sz w:val="21"/>
+          <w:szCs w:val="21"/>
+          <w:lang w:eastAsia="en-IN"/>
+          <w14:ligatures w14:val="none"/>
+        </w:rPr>
+        <w:t>}'</w:t>
+      </w:r>
+      <w:proofErr w:type="gramStart"/>
       <w:r>
         <w:rPr>
           <w:rFonts w:ascii="Consolas" w:eastAsia="Times New Roman" w:hAnsi="Consolas" w:cs="Times New Roman"/>
@@ -14316,6 +16968,7 @@
         </w:rPr>
         <w:t>);</w:t>
       </w:r>
+      <w:proofErr w:type="gramEnd"/>
     </w:p>
     <w:p>
       <w:pPr>
@@ -14480,7 +17133,6 @@
               <w:bottom w:val="single" w:sz="4" w:space="0" w:color="auto"/>
               <w:right w:val="single" w:sz="4" w:space="0" w:color="auto"/>
             </w:tcBorders>
-            <w:shd w:val="clear" w:color="auto" w:fill="auto"/>
             <w:vAlign w:val="center"/>
             <w:hideMark/>
           </w:tcPr>
@@ -14524,7 +17176,6 @@
               <w:bottom w:val="single" w:sz="4" w:space="0" w:color="auto"/>
               <w:right w:val="single" w:sz="4" w:space="0" w:color="auto"/>
             </w:tcBorders>
-            <w:shd w:val="clear" w:color="auto" w:fill="auto"/>
             <w:vAlign w:val="center"/>
             <w:hideMark/>
           </w:tcPr>
@@ -14568,7 +17219,6 @@
               <w:bottom w:val="single" w:sz="4" w:space="0" w:color="auto"/>
               <w:right w:val="single" w:sz="4" w:space="0" w:color="auto"/>
             </w:tcBorders>
-            <w:shd w:val="clear" w:color="auto" w:fill="auto"/>
             <w:vAlign w:val="center"/>
             <w:hideMark/>
           </w:tcPr>
@@ -14617,7 +17267,6 @@
               <w:bottom w:val="single" w:sz="4" w:space="0" w:color="auto"/>
               <w:right w:val="single" w:sz="4" w:space="0" w:color="auto"/>
             </w:tcBorders>
-            <w:shd w:val="clear" w:color="auto" w:fill="auto"/>
             <w:vAlign w:val="center"/>
             <w:hideMark/>
           </w:tcPr>
@@ -14661,7 +17310,6 @@
               <w:bottom w:val="single" w:sz="4" w:space="0" w:color="auto"/>
               <w:right w:val="single" w:sz="4" w:space="0" w:color="auto"/>
             </w:tcBorders>
-            <w:shd w:val="clear" w:color="auto" w:fill="auto"/>
             <w:vAlign w:val="center"/>
             <w:hideMark/>
           </w:tcPr>
@@ -14701,7 +17349,6 @@
               <w:bottom w:val="single" w:sz="4" w:space="0" w:color="auto"/>
               <w:right w:val="single" w:sz="4" w:space="0" w:color="auto"/>
             </w:tcBorders>
-            <w:shd w:val="clear" w:color="auto" w:fill="auto"/>
             <w:vAlign w:val="center"/>
             <w:hideMark/>
           </w:tcPr>
@@ -14746,7 +17393,6 @@
               <w:bottom w:val="single" w:sz="4" w:space="0" w:color="auto"/>
               <w:right w:val="single" w:sz="4" w:space="0" w:color="auto"/>
             </w:tcBorders>
-            <w:shd w:val="clear" w:color="auto" w:fill="auto"/>
             <w:vAlign w:val="center"/>
             <w:hideMark/>
           </w:tcPr>
@@ -14790,7 +17436,6 @@
               <w:bottom w:val="single" w:sz="4" w:space="0" w:color="auto"/>
               <w:right w:val="single" w:sz="4" w:space="0" w:color="auto"/>
             </w:tcBorders>
-            <w:shd w:val="clear" w:color="auto" w:fill="auto"/>
             <w:vAlign w:val="center"/>
             <w:hideMark/>
           </w:tcPr>
@@ -14830,7 +17475,6 @@
               <w:bottom w:val="single" w:sz="4" w:space="0" w:color="auto"/>
               <w:right w:val="single" w:sz="4" w:space="0" w:color="auto"/>
             </w:tcBorders>
-            <w:shd w:val="clear" w:color="auto" w:fill="auto"/>
             <w:vAlign w:val="center"/>
             <w:hideMark/>
           </w:tcPr>
@@ -14899,7 +17543,6 @@
               <w:bottom w:val="single" w:sz="4" w:space="0" w:color="auto"/>
               <w:right w:val="single" w:sz="4" w:space="0" w:color="auto"/>
             </w:tcBorders>
-            <w:shd w:val="clear" w:color="auto" w:fill="auto"/>
             <w:vAlign w:val="center"/>
             <w:hideMark/>
           </w:tcPr>
@@ -14943,7 +17586,6 @@
               <w:bottom w:val="single" w:sz="4" w:space="0" w:color="auto"/>
               <w:right w:val="single" w:sz="4" w:space="0" w:color="auto"/>
             </w:tcBorders>
-            <w:shd w:val="clear" w:color="auto" w:fill="auto"/>
             <w:vAlign w:val="center"/>
             <w:hideMark/>
           </w:tcPr>
@@ -14987,7 +17629,6 @@
               <w:bottom w:val="single" w:sz="4" w:space="0" w:color="auto"/>
               <w:right w:val="single" w:sz="4" w:space="0" w:color="auto"/>
             </w:tcBorders>
-            <w:shd w:val="clear" w:color="auto" w:fill="auto"/>
             <w:vAlign w:val="center"/>
             <w:hideMark/>
           </w:tcPr>
@@ -15036,7 +17677,6 @@
               <w:bottom w:val="single" w:sz="4" w:space="0" w:color="auto"/>
               <w:right w:val="single" w:sz="4" w:space="0" w:color="auto"/>
             </w:tcBorders>
-            <w:shd w:val="clear" w:color="auto" w:fill="auto"/>
             <w:vAlign w:val="center"/>
             <w:hideMark/>
           </w:tcPr>
@@ -15076,7 +17716,6 @@
               <w:bottom w:val="single" w:sz="4" w:space="0" w:color="auto"/>
               <w:right w:val="single" w:sz="4" w:space="0" w:color="auto"/>
             </w:tcBorders>
-            <w:shd w:val="clear" w:color="auto" w:fill="auto"/>
             <w:vAlign w:val="center"/>
             <w:hideMark/>
           </w:tcPr>
@@ -15116,7 +17755,6 @@
               <w:bottom w:val="single" w:sz="4" w:space="0" w:color="auto"/>
               <w:right w:val="single" w:sz="4" w:space="0" w:color="auto"/>
             </w:tcBorders>
-            <w:shd w:val="clear" w:color="auto" w:fill="auto"/>
             <w:vAlign w:val="center"/>
             <w:hideMark/>
           </w:tcPr>
@@ -15161,7 +17799,6 @@
               <w:bottom w:val="single" w:sz="4" w:space="0" w:color="auto"/>
               <w:right w:val="single" w:sz="4" w:space="0" w:color="auto"/>
             </w:tcBorders>
-            <w:shd w:val="clear" w:color="auto" w:fill="auto"/>
             <w:vAlign w:val="center"/>
             <w:hideMark/>
           </w:tcPr>
@@ -15201,7 +17838,6 @@
               <w:bottom w:val="single" w:sz="4" w:space="0" w:color="auto"/>
               <w:right w:val="single" w:sz="4" w:space="0" w:color="auto"/>
             </w:tcBorders>
-            <w:shd w:val="clear" w:color="auto" w:fill="auto"/>
             <w:vAlign w:val="center"/>
             <w:hideMark/>
           </w:tcPr>
@@ -15253,7 +17889,6 @@
               <w:bottom w:val="single" w:sz="4" w:space="0" w:color="auto"/>
               <w:right w:val="single" w:sz="4" w:space="0" w:color="auto"/>
             </w:tcBorders>
-            <w:shd w:val="clear" w:color="auto" w:fill="auto"/>
             <w:vAlign w:val="center"/>
             <w:hideMark/>
           </w:tcPr>
@@ -15322,7 +17957,6 @@
               <w:bottom w:val="single" w:sz="4" w:space="0" w:color="auto"/>
               <w:right w:val="single" w:sz="4" w:space="0" w:color="auto"/>
             </w:tcBorders>
-            <w:shd w:val="clear" w:color="auto" w:fill="auto"/>
             <w:vAlign w:val="center"/>
             <w:hideMark/>
           </w:tcPr>
@@ -15362,7 +17996,6 @@
               <w:bottom w:val="single" w:sz="4" w:space="0" w:color="auto"/>
               <w:right w:val="single" w:sz="4" w:space="0" w:color="auto"/>
             </w:tcBorders>
-            <w:shd w:val="clear" w:color="auto" w:fill="auto"/>
             <w:vAlign w:val="center"/>
             <w:hideMark/>
           </w:tcPr>
@@ -15402,7 +18035,6 @@
               <w:bottom w:val="single" w:sz="4" w:space="0" w:color="auto"/>
               <w:right w:val="single" w:sz="4" w:space="0" w:color="auto"/>
             </w:tcBorders>
-            <w:shd w:val="clear" w:color="auto" w:fill="auto"/>
             <w:vAlign w:val="center"/>
             <w:hideMark/>
           </w:tcPr>
@@ -15516,7 +18148,6 @@
               <w:bottom w:val="single" w:sz="4" w:space="0" w:color="auto"/>
               <w:right w:val="single" w:sz="4" w:space="0" w:color="auto"/>
             </w:tcBorders>
-            <w:shd w:val="clear" w:color="auto" w:fill="auto"/>
             <w:vAlign w:val="center"/>
             <w:hideMark/>
           </w:tcPr>
@@ -15561,7 +18192,6 @@
               <w:bottom w:val="single" w:sz="4" w:space="0" w:color="auto"/>
               <w:right w:val="single" w:sz="4" w:space="0" w:color="auto"/>
             </w:tcBorders>
-            <w:shd w:val="clear" w:color="auto" w:fill="auto"/>
             <w:vAlign w:val="center"/>
             <w:hideMark/>
           </w:tcPr>
@@ -15620,7 +18250,6 @@
               <w:bottom w:val="single" w:sz="4" w:space="0" w:color="auto"/>
               <w:right w:val="single" w:sz="4" w:space="0" w:color="auto"/>
             </w:tcBorders>
-            <w:shd w:val="clear" w:color="auto" w:fill="auto"/>
             <w:vAlign w:val="center"/>
             <w:hideMark/>
           </w:tcPr>
@@ -15670,7 +18299,6 @@
               <w:bottom w:val="single" w:sz="4" w:space="0" w:color="auto"/>
               <w:right w:val="single" w:sz="4" w:space="0" w:color="auto"/>
             </w:tcBorders>
-            <w:shd w:val="clear" w:color="auto" w:fill="auto"/>
             <w:vAlign w:val="center"/>
             <w:hideMark/>
           </w:tcPr>
@@ -15710,7 +18338,6 @@
               <w:bottom w:val="single" w:sz="4" w:space="0" w:color="auto"/>
               <w:right w:val="single" w:sz="4" w:space="0" w:color="auto"/>
             </w:tcBorders>
-            <w:shd w:val="clear" w:color="auto" w:fill="auto"/>
             <w:vAlign w:val="center"/>
             <w:hideMark/>
           </w:tcPr>
@@ -15750,7 +18377,6 @@
               <w:bottom w:val="single" w:sz="4" w:space="0" w:color="auto"/>
               <w:right w:val="single" w:sz="4" w:space="0" w:color="auto"/>
             </w:tcBorders>
-            <w:shd w:val="clear" w:color="auto" w:fill="auto"/>
             <w:vAlign w:val="center"/>
             <w:hideMark/>
           </w:tcPr>
@@ -15795,7 +18421,6 @@
               <w:bottom w:val="single" w:sz="4" w:space="0" w:color="auto"/>
               <w:right w:val="single" w:sz="4" w:space="0" w:color="auto"/>
             </w:tcBorders>
-            <w:shd w:val="clear" w:color="auto" w:fill="auto"/>
             <w:vAlign w:val="center"/>
             <w:hideMark/>
           </w:tcPr>
@@ -15835,7 +18460,6 @@
               <w:bottom w:val="single" w:sz="4" w:space="0" w:color="auto"/>
               <w:right w:val="single" w:sz="4" w:space="0" w:color="auto"/>
             </w:tcBorders>
-            <w:shd w:val="clear" w:color="auto" w:fill="auto"/>
             <w:vAlign w:val="center"/>
             <w:hideMark/>
           </w:tcPr>
@@ -15875,7 +18499,6 @@
               <w:bottom w:val="single" w:sz="4" w:space="0" w:color="auto"/>
               <w:right w:val="single" w:sz="4" w:space="0" w:color="auto"/>
             </w:tcBorders>
-            <w:shd w:val="clear" w:color="auto" w:fill="auto"/>
             <w:vAlign w:val="center"/>
             <w:hideMark/>
           </w:tcPr>
@@ -15920,7 +18543,6 @@
               <w:bottom w:val="single" w:sz="4" w:space="0" w:color="auto"/>
               <w:right w:val="single" w:sz="4" w:space="0" w:color="auto"/>
             </w:tcBorders>
-            <w:shd w:val="clear" w:color="auto" w:fill="auto"/>
             <w:vAlign w:val="center"/>
             <w:hideMark/>
           </w:tcPr>
@@ -15960,7 +18582,6 @@
               <w:bottom w:val="single" w:sz="4" w:space="0" w:color="auto"/>
               <w:right w:val="single" w:sz="4" w:space="0" w:color="auto"/>
             </w:tcBorders>
-            <w:shd w:val="clear" w:color="auto" w:fill="auto"/>
             <w:vAlign w:val="center"/>
             <w:hideMark/>
           </w:tcPr>
@@ -16012,7 +18633,6 @@
               <w:bottom w:val="single" w:sz="4" w:space="0" w:color="auto"/>
               <w:right w:val="single" w:sz="4" w:space="0" w:color="auto"/>
             </w:tcBorders>
-            <w:shd w:val="clear" w:color="auto" w:fill="auto"/>
             <w:vAlign w:val="center"/>
             <w:hideMark/>
           </w:tcPr>
@@ -16091,7 +18711,15 @@
         </w:numPr>
       </w:pPr>
       <w:r>
-        <w:t>Explain Page Object Model(POM) and provide a sample code snippet demonstrating the same</w:t>
+        <w:t xml:space="preserve">Explain Page Object </w:t>
+      </w:r>
+      <w:proofErr w:type="gramStart"/>
+      <w:r>
+        <w:t>Model(</w:t>
+      </w:r>
+      <w:proofErr w:type="gramEnd"/>
+      <w:r>
+        <w:t>POM) and provide a sample code snippet demonstrating the same</w:t>
       </w:r>
     </w:p>
     <w:p>
@@ -16188,9 +18816,13 @@
       <w:r>
         <w:t xml:space="preserve"> (</w:t>
       </w:r>
+      <w:proofErr w:type="spellStart"/>
+      <w:proofErr w:type="gramStart"/>
       <w:r>
         <w:t>cypress.env.json</w:t>
       </w:r>
+      <w:proofErr w:type="spellEnd"/>
+      <w:proofErr w:type="gramEnd"/>
       <w:r>
         <w:t>)</w:t>
       </w:r>
@@ -16219,7 +18851,15 @@
         <w:t>Random Data Generation</w:t>
       </w:r>
       <w:r>
-        <w:t xml:space="preserve"> using faker.js, uuid type</w:t>
+        <w:t xml:space="preserve"> using faker.js, </w:t>
+      </w:r>
+      <w:proofErr w:type="spellStart"/>
+      <w:r>
+        <w:t>uuid</w:t>
+      </w:r>
+      <w:proofErr w:type="spellEnd"/>
+      <w:r>
+        <w:t xml:space="preserve"> type</w:t>
       </w:r>
     </w:p>
     <w:p>
@@ -16243,10 +18883,18 @@
         </w:numPr>
       </w:pPr>
       <w:r>
-        <w:t xml:space="preserve">Page Object Model </w:t>
-      </w:r>
-      <w:r>
-        <w:t xml:space="preserve">: </w:t>
+        <w:t xml:space="preserve">Page Object </w:t>
+      </w:r>
+      <w:proofErr w:type="gramStart"/>
+      <w:r>
+        <w:t xml:space="preserve">Model </w:t>
+      </w:r>
+      <w:r>
+        <w:t>:</w:t>
+      </w:r>
+      <w:proofErr w:type="gramEnd"/>
+      <w:r>
+        <w:t xml:space="preserve"> </w:t>
       </w:r>
       <w:r>
         <w:t>Separates test logic from the page-specific locators and actions.</w:t>
@@ -16309,10 +18957,42 @@
         <w:t xml:space="preserve">: </w:t>
       </w:r>
       <w:r>
-        <w:t>Reusing code by creating child classes that inherit behavior from parent classes</w:t>
-      </w:r>
-      <w:r>
-        <w:t xml:space="preserve"> ex: baseClass &amp; parentClass OR customCommands in cypress</w:t>
+        <w:t xml:space="preserve">Reusing code by creating child classes that inherit </w:t>
+      </w:r>
+      <w:proofErr w:type="spellStart"/>
+      <w:r>
+        <w:t>behavior</w:t>
+      </w:r>
+      <w:proofErr w:type="spellEnd"/>
+      <w:r>
+        <w:t xml:space="preserve"> from parent classes</w:t>
+      </w:r>
+      <w:r>
+        <w:t xml:space="preserve"> ex: </w:t>
+      </w:r>
+      <w:proofErr w:type="spellStart"/>
+      <w:r>
+        <w:t>baseClass</w:t>
+      </w:r>
+      <w:proofErr w:type="spellEnd"/>
+      <w:r>
+        <w:t xml:space="preserve"> &amp; </w:t>
+      </w:r>
+      <w:proofErr w:type="spellStart"/>
+      <w:r>
+        <w:t>parentClass</w:t>
+      </w:r>
+      <w:proofErr w:type="spellEnd"/>
+      <w:r>
+        <w:t xml:space="preserve"> OR </w:t>
+      </w:r>
+      <w:proofErr w:type="spellStart"/>
+      <w:r>
+        <w:t>customCommands</w:t>
+      </w:r>
+      <w:proofErr w:type="spellEnd"/>
+      <w:r>
+        <w:t xml:space="preserve"> in cypress</w:t>
       </w:r>
     </w:p>
     <w:p>
@@ -16348,7 +19028,15 @@
         <w:t xml:space="preserve">: </w:t>
       </w:r>
       <w:r>
-        <w:t>Objects can take on many forms — same method name, different behavior depending on the object.</w:t>
+        <w:t xml:space="preserve">Objects can take on many forms — same method name, different </w:t>
+      </w:r>
+      <w:proofErr w:type="spellStart"/>
+      <w:r>
+        <w:t>behavior</w:t>
+      </w:r>
+      <w:proofErr w:type="spellEnd"/>
+      <w:r>
+        <w:t xml:space="preserve"> depending on the object.</w:t>
       </w:r>
     </w:p>
     <w:p>
@@ -16513,9 +19201,11 @@
           <w:numId w:val="25"/>
         </w:numPr>
       </w:pPr>
+      <w:proofErr w:type="spellStart"/>
       <w:r>
         <w:t>Mochawesome</w:t>
       </w:r>
+      <w:proofErr w:type="spellEnd"/>
     </w:p>
     <w:p>
       <w:pPr>
@@ -16793,7 +19483,15 @@
         </w:numPr>
       </w:pPr>
       <w:r>
-        <w:t>Integrate tools like Allure, Mochawesome for insights.</w:t>
+        <w:t xml:space="preserve">Integrate tools like Allure, </w:t>
+      </w:r>
+      <w:proofErr w:type="spellStart"/>
+      <w:r>
+        <w:t>Mochawesome</w:t>
+      </w:r>
+      <w:proofErr w:type="spellEnd"/>
+      <w:r>
+        <w:t xml:space="preserve"> for insights.</w:t>
       </w:r>
     </w:p>
     <w:p>
@@ -16877,7 +19575,17 @@
         </w:numPr>
       </w:pPr>
       <w:r>
-        <w:t>Prefer implicit or smart waits (like cy.intercept) over static waits.</w:t>
+        <w:t xml:space="preserve">Prefer implicit or smart waits (like </w:t>
+      </w:r>
+      <w:proofErr w:type="spellStart"/>
+      <w:proofErr w:type="gramStart"/>
+      <w:r>
+        <w:t>cy.intercept</w:t>
+      </w:r>
+      <w:proofErr w:type="spellEnd"/>
+      <w:proofErr w:type="gramEnd"/>
+      <w:r>
+        <w:t>) over static waits.</w:t>
       </w:r>
     </w:p>
     <w:p>
@@ -18666,6 +21374,127 @@
     </w:lvl>
   </w:abstractNum>
   <w:abstractNum w:abstractNumId="11" w15:restartNumberingAfterBreak="0">
+    <w:nsid w:val="2D014DCE"/>
+    <w:multiLevelType w:val="multilevel"/>
+    <w:tmpl w:val="2808FEA8"/>
+    <w:lvl w:ilvl="0">
+      <w:start w:val="1"/>
+      <w:numFmt w:val="decimal"/>
+      <w:lvlText w:val="%1."/>
+      <w:lvlJc w:val="left"/>
+      <w:pPr>
+        <w:tabs>
+          <w:tab w:val="num" w:pos="720"/>
+        </w:tabs>
+        <w:ind w:left="720" w:hanging="360"/>
+      </w:pPr>
+    </w:lvl>
+    <w:lvl w:ilvl="1">
+      <w:start w:val="1"/>
+      <w:numFmt w:val="bullet"/>
+      <w:lvlText w:val="o"/>
+      <w:lvlJc w:val="left"/>
+      <w:pPr>
+        <w:tabs>
+          <w:tab w:val="num" w:pos="1440"/>
+        </w:tabs>
+        <w:ind w:left="1440" w:hanging="360"/>
+      </w:pPr>
+      <w:rPr>
+        <w:rFonts w:ascii="Courier New" w:hAnsi="Courier New" w:hint="default"/>
+        <w:sz w:val="20"/>
+      </w:rPr>
+    </w:lvl>
+    <w:lvl w:ilvl="2">
+      <w:start w:val="1"/>
+      <w:numFmt w:val="bullet"/>
+      <w:lvlText w:val=""/>
+      <w:lvlJc w:val="left"/>
+      <w:pPr>
+        <w:tabs>
+          <w:tab w:val="num" w:pos="2160"/>
+        </w:tabs>
+        <w:ind w:left="2160" w:hanging="360"/>
+      </w:pPr>
+      <w:rPr>
+        <w:rFonts w:ascii="Wingdings" w:hAnsi="Wingdings" w:hint="default"/>
+        <w:sz w:val="20"/>
+      </w:rPr>
+    </w:lvl>
+    <w:lvl w:ilvl="3" w:tentative="1">
+      <w:start w:val="1"/>
+      <w:numFmt w:val="decimal"/>
+      <w:lvlText w:val="%4."/>
+      <w:lvlJc w:val="left"/>
+      <w:pPr>
+        <w:tabs>
+          <w:tab w:val="num" w:pos="2880"/>
+        </w:tabs>
+        <w:ind w:left="2880" w:hanging="360"/>
+      </w:pPr>
+    </w:lvl>
+    <w:lvl w:ilvl="4" w:tentative="1">
+      <w:start w:val="1"/>
+      <w:numFmt w:val="decimal"/>
+      <w:lvlText w:val="%5."/>
+      <w:lvlJc w:val="left"/>
+      <w:pPr>
+        <w:tabs>
+          <w:tab w:val="num" w:pos="3600"/>
+        </w:tabs>
+        <w:ind w:left="3600" w:hanging="360"/>
+      </w:pPr>
+    </w:lvl>
+    <w:lvl w:ilvl="5" w:tentative="1">
+      <w:start w:val="1"/>
+      <w:numFmt w:val="decimal"/>
+      <w:lvlText w:val="%6."/>
+      <w:lvlJc w:val="left"/>
+      <w:pPr>
+        <w:tabs>
+          <w:tab w:val="num" w:pos="4320"/>
+        </w:tabs>
+        <w:ind w:left="4320" w:hanging="360"/>
+      </w:pPr>
+    </w:lvl>
+    <w:lvl w:ilvl="6" w:tentative="1">
+      <w:start w:val="1"/>
+      <w:numFmt w:val="decimal"/>
+      <w:lvlText w:val="%7."/>
+      <w:lvlJc w:val="left"/>
+      <w:pPr>
+        <w:tabs>
+          <w:tab w:val="num" w:pos="5040"/>
+        </w:tabs>
+        <w:ind w:left="5040" w:hanging="360"/>
+      </w:pPr>
+    </w:lvl>
+    <w:lvl w:ilvl="7" w:tentative="1">
+      <w:start w:val="1"/>
+      <w:numFmt w:val="decimal"/>
+      <w:lvlText w:val="%8."/>
+      <w:lvlJc w:val="left"/>
+      <w:pPr>
+        <w:tabs>
+          <w:tab w:val="num" w:pos="5760"/>
+        </w:tabs>
+        <w:ind w:left="5760" w:hanging="360"/>
+      </w:pPr>
+    </w:lvl>
+    <w:lvl w:ilvl="8" w:tentative="1">
+      <w:start w:val="1"/>
+      <w:numFmt w:val="decimal"/>
+      <w:lvlText w:val="%9."/>
+      <w:lvlJc w:val="left"/>
+      <w:pPr>
+        <w:tabs>
+          <w:tab w:val="num" w:pos="6480"/>
+        </w:tabs>
+        <w:ind w:left="6480" w:hanging="360"/>
+      </w:pPr>
+    </w:lvl>
+  </w:abstractNum>
+  <w:abstractNum w:abstractNumId="12" w15:restartNumberingAfterBreak="0">
     <w:nsid w:val="2F005B7F"/>
     <w:multiLevelType w:val="hybridMultilevel"/>
     <w:tmpl w:val="D806F69A"/>
@@ -18778,7 +21607,7 @@
       </w:rPr>
     </w:lvl>
   </w:abstractNum>
-  <w:abstractNum w:abstractNumId="12" w15:restartNumberingAfterBreak="0">
+  <w:abstractNum w:abstractNumId="13" w15:restartNumberingAfterBreak="0">
     <w:nsid w:val="315843AB"/>
     <w:multiLevelType w:val="multilevel"/>
     <w:tmpl w:val="940C0602"/>
@@ -18927,7 +21756,7 @@
       </w:rPr>
     </w:lvl>
   </w:abstractNum>
-  <w:abstractNum w:abstractNumId="13" w15:restartNumberingAfterBreak="0">
+  <w:abstractNum w:abstractNumId="14" w15:restartNumberingAfterBreak="0">
     <w:nsid w:val="364077B2"/>
     <w:multiLevelType w:val="hybridMultilevel"/>
     <w:tmpl w:val="5EB810D0"/>
@@ -19040,7 +21869,7 @@
       </w:rPr>
     </w:lvl>
   </w:abstractNum>
-  <w:abstractNum w:abstractNumId="14" w15:restartNumberingAfterBreak="0">
+  <w:abstractNum w:abstractNumId="15" w15:restartNumberingAfterBreak="0">
     <w:nsid w:val="3B6977FA"/>
     <w:multiLevelType w:val="multilevel"/>
     <w:tmpl w:val="DD581B26"/>
@@ -19150,7 +21979,7 @@
       </w:pPr>
     </w:lvl>
   </w:abstractNum>
-  <w:abstractNum w:abstractNumId="15" w15:restartNumberingAfterBreak="0">
+  <w:abstractNum w:abstractNumId="16" w15:restartNumberingAfterBreak="0">
     <w:nsid w:val="3D104A3A"/>
     <w:multiLevelType w:val="multilevel"/>
     <w:tmpl w:val="A370A06C"/>
@@ -19299,7 +22128,7 @@
       </w:rPr>
     </w:lvl>
   </w:abstractNum>
-  <w:abstractNum w:abstractNumId="16" w15:restartNumberingAfterBreak="0">
+  <w:abstractNum w:abstractNumId="17" w15:restartNumberingAfterBreak="0">
     <w:nsid w:val="40D73175"/>
     <w:multiLevelType w:val="multilevel"/>
     <w:tmpl w:val="35B24D24"/>
@@ -19448,7 +22277,7 @@
       </w:rPr>
     </w:lvl>
   </w:abstractNum>
-  <w:abstractNum w:abstractNumId="17" w15:restartNumberingAfterBreak="0">
+  <w:abstractNum w:abstractNumId="18" w15:restartNumberingAfterBreak="0">
     <w:nsid w:val="424B73FE"/>
     <w:multiLevelType w:val="multilevel"/>
     <w:tmpl w:val="5994EC66"/>
@@ -19597,7 +22426,7 @@
       </w:rPr>
     </w:lvl>
   </w:abstractNum>
-  <w:abstractNum w:abstractNumId="18" w15:restartNumberingAfterBreak="0">
+  <w:abstractNum w:abstractNumId="19" w15:restartNumberingAfterBreak="0">
     <w:nsid w:val="45A17D4B"/>
     <w:multiLevelType w:val="multilevel"/>
     <w:tmpl w:val="DC0C4ABE"/>
@@ -19710,7 +22539,7 @@
       </w:pPr>
     </w:lvl>
   </w:abstractNum>
-  <w:abstractNum w:abstractNumId="19" w15:restartNumberingAfterBreak="0">
+  <w:abstractNum w:abstractNumId="20" w15:restartNumberingAfterBreak="0">
     <w:nsid w:val="48620B0A"/>
     <w:multiLevelType w:val="hybridMultilevel"/>
     <w:tmpl w:val="EE18BE80"/>
@@ -19802,7 +22631,7 @@
       </w:pPr>
     </w:lvl>
   </w:abstractNum>
-  <w:abstractNum w:abstractNumId="20" w15:restartNumberingAfterBreak="0">
+  <w:abstractNum w:abstractNumId="21" w15:restartNumberingAfterBreak="0">
     <w:nsid w:val="4B077FCB"/>
     <w:multiLevelType w:val="hybridMultilevel"/>
     <w:tmpl w:val="5FF0D132"/>
@@ -19915,7 +22744,7 @@
       </w:rPr>
     </w:lvl>
   </w:abstractNum>
-  <w:abstractNum w:abstractNumId="21" w15:restartNumberingAfterBreak="0">
+  <w:abstractNum w:abstractNumId="22" w15:restartNumberingAfterBreak="0">
     <w:nsid w:val="4BA54B5D"/>
     <w:multiLevelType w:val="hybridMultilevel"/>
     <w:tmpl w:val="C27A7158"/>
@@ -20001,7 +22830,7 @@
       </w:pPr>
     </w:lvl>
   </w:abstractNum>
-  <w:abstractNum w:abstractNumId="22" w15:restartNumberingAfterBreak="0">
+  <w:abstractNum w:abstractNumId="23" w15:restartNumberingAfterBreak="0">
     <w:nsid w:val="4BD322FA"/>
     <w:multiLevelType w:val="hybridMultilevel"/>
     <w:tmpl w:val="F12CA388"/>
@@ -20114,7 +22943,7 @@
       </w:rPr>
     </w:lvl>
   </w:abstractNum>
-  <w:abstractNum w:abstractNumId="23" w15:restartNumberingAfterBreak="0">
+  <w:abstractNum w:abstractNumId="24" w15:restartNumberingAfterBreak="0">
     <w:nsid w:val="501A4031"/>
     <w:multiLevelType w:val="multilevel"/>
     <w:tmpl w:val="A68498EC"/>
@@ -20263,7 +23092,7 @@
       </w:rPr>
     </w:lvl>
   </w:abstractNum>
-  <w:abstractNum w:abstractNumId="24" w15:restartNumberingAfterBreak="0">
+  <w:abstractNum w:abstractNumId="25" w15:restartNumberingAfterBreak="0">
     <w:nsid w:val="5BEE099C"/>
     <w:multiLevelType w:val="hybridMultilevel"/>
     <w:tmpl w:val="BF440E4C"/>
@@ -20376,7 +23205,7 @@
       </w:rPr>
     </w:lvl>
   </w:abstractNum>
-  <w:abstractNum w:abstractNumId="25" w15:restartNumberingAfterBreak="0">
+  <w:abstractNum w:abstractNumId="26" w15:restartNumberingAfterBreak="0">
     <w:nsid w:val="5CD63DBA"/>
     <w:multiLevelType w:val="multilevel"/>
     <w:tmpl w:val="B8786BE4"/>
@@ -20525,7 +23354,7 @@
       </w:rPr>
     </w:lvl>
   </w:abstractNum>
-  <w:abstractNum w:abstractNumId="26" w15:restartNumberingAfterBreak="0">
+  <w:abstractNum w:abstractNumId="27" w15:restartNumberingAfterBreak="0">
     <w:nsid w:val="5FA46005"/>
     <w:multiLevelType w:val="multilevel"/>
     <w:tmpl w:val="D974DC6A"/>
@@ -20638,7 +23467,7 @@
       </w:pPr>
     </w:lvl>
   </w:abstractNum>
-  <w:abstractNum w:abstractNumId="27" w15:restartNumberingAfterBreak="0">
+  <w:abstractNum w:abstractNumId="28" w15:restartNumberingAfterBreak="0">
     <w:nsid w:val="612A587B"/>
     <w:multiLevelType w:val="multilevel"/>
     <w:tmpl w:val="64CEC312"/>
@@ -20787,7 +23616,120 @@
       </w:rPr>
     </w:lvl>
   </w:abstractNum>
-  <w:abstractNum w:abstractNumId="28" w15:restartNumberingAfterBreak="0">
+  <w:abstractNum w:abstractNumId="29" w15:restartNumberingAfterBreak="0">
+    <w:nsid w:val="652165C9"/>
+    <w:multiLevelType w:val="hybridMultilevel"/>
+    <w:tmpl w:val="42F28A18"/>
+    <w:lvl w:ilvl="0" w:tplc="40090001">
+      <w:start w:val="1"/>
+      <w:numFmt w:val="bullet"/>
+      <w:lvlText w:val=""/>
+      <w:lvlJc w:val="left"/>
+      <w:pPr>
+        <w:ind w:left="720" w:hanging="360"/>
+      </w:pPr>
+      <w:rPr>
+        <w:rFonts w:ascii="Symbol" w:hAnsi="Symbol" w:hint="default"/>
+      </w:rPr>
+    </w:lvl>
+    <w:lvl w:ilvl="1" w:tplc="40090003">
+      <w:start w:val="1"/>
+      <w:numFmt w:val="bullet"/>
+      <w:lvlText w:val="o"/>
+      <w:lvlJc w:val="left"/>
+      <w:pPr>
+        <w:ind w:left="1440" w:hanging="360"/>
+      </w:pPr>
+      <w:rPr>
+        <w:rFonts w:ascii="Courier New" w:hAnsi="Courier New" w:cs="Courier New" w:hint="default"/>
+      </w:rPr>
+    </w:lvl>
+    <w:lvl w:ilvl="2" w:tplc="40090005" w:tentative="1">
+      <w:start w:val="1"/>
+      <w:numFmt w:val="bullet"/>
+      <w:lvlText w:val=""/>
+      <w:lvlJc w:val="left"/>
+      <w:pPr>
+        <w:ind w:left="2160" w:hanging="360"/>
+      </w:pPr>
+      <w:rPr>
+        <w:rFonts w:ascii="Wingdings" w:hAnsi="Wingdings" w:hint="default"/>
+      </w:rPr>
+    </w:lvl>
+    <w:lvl w:ilvl="3" w:tplc="40090001" w:tentative="1">
+      <w:start w:val="1"/>
+      <w:numFmt w:val="bullet"/>
+      <w:lvlText w:val=""/>
+      <w:lvlJc w:val="left"/>
+      <w:pPr>
+        <w:ind w:left="2880" w:hanging="360"/>
+      </w:pPr>
+      <w:rPr>
+        <w:rFonts w:ascii="Symbol" w:hAnsi="Symbol" w:hint="default"/>
+      </w:rPr>
+    </w:lvl>
+    <w:lvl w:ilvl="4" w:tplc="40090003" w:tentative="1">
+      <w:start w:val="1"/>
+      <w:numFmt w:val="bullet"/>
+      <w:lvlText w:val="o"/>
+      <w:lvlJc w:val="left"/>
+      <w:pPr>
+        <w:ind w:left="3600" w:hanging="360"/>
+      </w:pPr>
+      <w:rPr>
+        <w:rFonts w:ascii="Courier New" w:hAnsi="Courier New" w:cs="Courier New" w:hint="default"/>
+      </w:rPr>
+    </w:lvl>
+    <w:lvl w:ilvl="5" w:tplc="40090005" w:tentative="1">
+      <w:start w:val="1"/>
+      <w:numFmt w:val="bullet"/>
+      <w:lvlText w:val=""/>
+      <w:lvlJc w:val="left"/>
+      <w:pPr>
+        <w:ind w:left="4320" w:hanging="360"/>
+      </w:pPr>
+      <w:rPr>
+        <w:rFonts w:ascii="Wingdings" w:hAnsi="Wingdings" w:hint="default"/>
+      </w:rPr>
+    </w:lvl>
+    <w:lvl w:ilvl="6" w:tplc="40090001" w:tentative="1">
+      <w:start w:val="1"/>
+      <w:numFmt w:val="bullet"/>
+      <w:lvlText w:val=""/>
+      <w:lvlJc w:val="left"/>
+      <w:pPr>
+        <w:ind w:left="5040" w:hanging="360"/>
+      </w:pPr>
+      <w:rPr>
+        <w:rFonts w:ascii="Symbol" w:hAnsi="Symbol" w:hint="default"/>
+      </w:rPr>
+    </w:lvl>
+    <w:lvl w:ilvl="7" w:tplc="40090003" w:tentative="1">
+      <w:start w:val="1"/>
+      <w:numFmt w:val="bullet"/>
+      <w:lvlText w:val="o"/>
+      <w:lvlJc w:val="left"/>
+      <w:pPr>
+        <w:ind w:left="5760" w:hanging="360"/>
+      </w:pPr>
+      <w:rPr>
+        <w:rFonts w:ascii="Courier New" w:hAnsi="Courier New" w:cs="Courier New" w:hint="default"/>
+      </w:rPr>
+    </w:lvl>
+    <w:lvl w:ilvl="8" w:tplc="40090005" w:tentative="1">
+      <w:start w:val="1"/>
+      <w:numFmt w:val="bullet"/>
+      <w:lvlText w:val=""/>
+      <w:lvlJc w:val="left"/>
+      <w:pPr>
+        <w:ind w:left="6480" w:hanging="360"/>
+      </w:pPr>
+      <w:rPr>
+        <w:rFonts w:ascii="Wingdings" w:hAnsi="Wingdings" w:hint="default"/>
+      </w:rPr>
+    </w:lvl>
+  </w:abstractNum>
+  <w:abstractNum w:abstractNumId="30" w15:restartNumberingAfterBreak="0">
     <w:nsid w:val="6523374C"/>
     <w:multiLevelType w:val="multilevel"/>
     <w:tmpl w:val="534AAC2A"/>
@@ -20936,7 +23878,7 @@
       </w:rPr>
     </w:lvl>
   </w:abstractNum>
-  <w:abstractNum w:abstractNumId="29" w15:restartNumberingAfterBreak="0">
+  <w:abstractNum w:abstractNumId="31" w15:restartNumberingAfterBreak="0">
     <w:nsid w:val="67ED3617"/>
     <w:multiLevelType w:val="multilevel"/>
     <w:tmpl w:val="9522A830"/>
@@ -21085,7 +24027,7 @@
       </w:rPr>
     </w:lvl>
   </w:abstractNum>
-  <w:abstractNum w:abstractNumId="30" w15:restartNumberingAfterBreak="0">
+  <w:abstractNum w:abstractNumId="32" w15:restartNumberingAfterBreak="0">
     <w:nsid w:val="6BA55693"/>
     <w:multiLevelType w:val="multilevel"/>
     <w:tmpl w:val="01D81178"/>
@@ -21234,7 +24176,93 @@
       </w:rPr>
     </w:lvl>
   </w:abstractNum>
-  <w:abstractNum w:abstractNumId="31" w15:restartNumberingAfterBreak="0">
+  <w:abstractNum w:abstractNumId="33" w15:restartNumberingAfterBreak="0">
+    <w:nsid w:val="6DD73336"/>
+    <w:multiLevelType w:val="hybridMultilevel"/>
+    <w:tmpl w:val="ACD88A8A"/>
+    <w:lvl w:ilvl="0" w:tplc="4009000F">
+      <w:start w:val="1"/>
+      <w:numFmt w:val="decimal"/>
+      <w:lvlText w:val="%1."/>
+      <w:lvlJc w:val="left"/>
+      <w:pPr>
+        <w:ind w:left="720" w:hanging="360"/>
+      </w:pPr>
+    </w:lvl>
+    <w:lvl w:ilvl="1" w:tplc="40090019">
+      <w:start w:val="1"/>
+      <w:numFmt w:val="lowerLetter"/>
+      <w:lvlText w:val="%2."/>
+      <w:lvlJc w:val="left"/>
+      <w:pPr>
+        <w:ind w:left="1440" w:hanging="360"/>
+      </w:pPr>
+    </w:lvl>
+    <w:lvl w:ilvl="2" w:tplc="4009001B" w:tentative="1">
+      <w:start w:val="1"/>
+      <w:numFmt w:val="lowerRoman"/>
+      <w:lvlText w:val="%3."/>
+      <w:lvlJc w:val="right"/>
+      <w:pPr>
+        <w:ind w:left="2160" w:hanging="180"/>
+      </w:pPr>
+    </w:lvl>
+    <w:lvl w:ilvl="3" w:tplc="4009000F" w:tentative="1">
+      <w:start w:val="1"/>
+      <w:numFmt w:val="decimal"/>
+      <w:lvlText w:val="%4."/>
+      <w:lvlJc w:val="left"/>
+      <w:pPr>
+        <w:ind w:left="2880" w:hanging="360"/>
+      </w:pPr>
+    </w:lvl>
+    <w:lvl w:ilvl="4" w:tplc="40090019" w:tentative="1">
+      <w:start w:val="1"/>
+      <w:numFmt w:val="lowerLetter"/>
+      <w:lvlText w:val="%5."/>
+      <w:lvlJc w:val="left"/>
+      <w:pPr>
+        <w:ind w:left="3600" w:hanging="360"/>
+      </w:pPr>
+    </w:lvl>
+    <w:lvl w:ilvl="5" w:tplc="4009001B" w:tentative="1">
+      <w:start w:val="1"/>
+      <w:numFmt w:val="lowerRoman"/>
+      <w:lvlText w:val="%6."/>
+      <w:lvlJc w:val="right"/>
+      <w:pPr>
+        <w:ind w:left="4320" w:hanging="180"/>
+      </w:pPr>
+    </w:lvl>
+    <w:lvl w:ilvl="6" w:tplc="4009000F" w:tentative="1">
+      <w:start w:val="1"/>
+      <w:numFmt w:val="decimal"/>
+      <w:lvlText w:val="%7."/>
+      <w:lvlJc w:val="left"/>
+      <w:pPr>
+        <w:ind w:left="5040" w:hanging="360"/>
+      </w:pPr>
+    </w:lvl>
+    <w:lvl w:ilvl="7" w:tplc="40090019" w:tentative="1">
+      <w:start w:val="1"/>
+      <w:numFmt w:val="lowerLetter"/>
+      <w:lvlText w:val="%8."/>
+      <w:lvlJc w:val="left"/>
+      <w:pPr>
+        <w:ind w:left="5760" w:hanging="360"/>
+      </w:pPr>
+    </w:lvl>
+    <w:lvl w:ilvl="8" w:tplc="4009001B" w:tentative="1">
+      <w:start w:val="1"/>
+      <w:numFmt w:val="lowerRoman"/>
+      <w:lvlText w:val="%9."/>
+      <w:lvlJc w:val="right"/>
+      <w:pPr>
+        <w:ind w:left="6480" w:hanging="180"/>
+      </w:pPr>
+    </w:lvl>
+  </w:abstractNum>
+  <w:abstractNum w:abstractNumId="34" w15:restartNumberingAfterBreak="0">
     <w:nsid w:val="74A1210B"/>
     <w:multiLevelType w:val="hybridMultilevel"/>
     <w:tmpl w:val="EE18BE80"/>
@@ -21244,7 +24272,7 @@
       <w:lvlText w:val="%1."/>
       <w:lvlJc w:val="left"/>
       <w:pPr>
-        <w:ind w:left="720" w:hanging="360"/>
+        <w:ind w:left="360" w:hanging="360"/>
       </w:pPr>
       <w:rPr>
         <w:rFonts w:hint="default"/>
@@ -21256,7 +24284,7 @@
       <w:lvlText w:val=""/>
       <w:lvlJc w:val="left"/>
       <w:pPr>
-        <w:ind w:left="1440" w:hanging="360"/>
+        <w:ind w:left="1080" w:hanging="360"/>
       </w:pPr>
       <w:rPr>
         <w:rFonts w:ascii="Symbol" w:hAnsi="Symbol" w:hint="default"/>
@@ -21268,16 +24296,16 @@
       <w:lvlText w:val="%3."/>
       <w:lvlJc w:val="right"/>
       <w:pPr>
-        <w:ind w:left="2160" w:hanging="180"/>
-      </w:pPr>
-    </w:lvl>
-    <w:lvl w:ilvl="3" w:tplc="4009000F" w:tentative="1">
+        <w:ind w:left="1800" w:hanging="180"/>
+      </w:pPr>
+    </w:lvl>
+    <w:lvl w:ilvl="3" w:tplc="4009000F">
       <w:start w:val="1"/>
       <w:numFmt w:val="decimal"/>
       <w:lvlText w:val="%4."/>
       <w:lvlJc w:val="left"/>
       <w:pPr>
-        <w:ind w:left="2880" w:hanging="360"/>
+        <w:ind w:left="2520" w:hanging="360"/>
       </w:pPr>
     </w:lvl>
     <w:lvl w:ilvl="4" w:tplc="40090019" w:tentative="1">
@@ -21286,7 +24314,7 @@
       <w:lvlText w:val="%5."/>
       <w:lvlJc w:val="left"/>
       <w:pPr>
-        <w:ind w:left="3600" w:hanging="360"/>
+        <w:ind w:left="3240" w:hanging="360"/>
       </w:pPr>
     </w:lvl>
     <w:lvl w:ilvl="5" w:tplc="4009001B" w:tentative="1">
@@ -21295,7 +24323,7 @@
       <w:lvlText w:val="%6."/>
       <w:lvlJc w:val="right"/>
       <w:pPr>
-        <w:ind w:left="4320" w:hanging="180"/>
+        <w:ind w:left="3960" w:hanging="180"/>
       </w:pPr>
     </w:lvl>
     <w:lvl w:ilvl="6" w:tplc="4009000F" w:tentative="1">
@@ -21304,7 +24332,7 @@
       <w:lvlText w:val="%7."/>
       <w:lvlJc w:val="left"/>
       <w:pPr>
-        <w:ind w:left="5040" w:hanging="360"/>
+        <w:ind w:left="4680" w:hanging="360"/>
       </w:pPr>
     </w:lvl>
     <w:lvl w:ilvl="7" w:tplc="40090019" w:tentative="1">
@@ -21313,7 +24341,7 @@
       <w:lvlText w:val="%8."/>
       <w:lvlJc w:val="left"/>
       <w:pPr>
-        <w:ind w:left="5760" w:hanging="360"/>
+        <w:ind w:left="5400" w:hanging="360"/>
       </w:pPr>
     </w:lvl>
     <w:lvl w:ilvl="8" w:tplc="4009001B" w:tentative="1">
@@ -21322,11 +24350,11 @@
       <w:lvlText w:val="%9."/>
       <w:lvlJc w:val="right"/>
       <w:pPr>
-        <w:ind w:left="6480" w:hanging="180"/>
+        <w:ind w:left="6120" w:hanging="180"/>
       </w:pPr>
     </w:lvl>
   </w:abstractNum>
-  <w:abstractNum w:abstractNumId="32" w15:restartNumberingAfterBreak="0">
+  <w:abstractNum w:abstractNumId="35" w15:restartNumberingAfterBreak="0">
     <w:nsid w:val="754C35BA"/>
     <w:multiLevelType w:val="multilevel"/>
     <w:tmpl w:val="C8668038"/>
@@ -21439,7 +24467,7 @@
       </w:pPr>
     </w:lvl>
   </w:abstractNum>
-  <w:abstractNum w:abstractNumId="33" w15:restartNumberingAfterBreak="0">
+  <w:abstractNum w:abstractNumId="36" w15:restartNumberingAfterBreak="0">
     <w:nsid w:val="77072C5D"/>
     <w:multiLevelType w:val="multilevel"/>
     <w:tmpl w:val="6FCEA9D0"/>
@@ -21588,7 +24616,7 @@
       </w:rPr>
     </w:lvl>
   </w:abstractNum>
-  <w:abstractNum w:abstractNumId="34" w15:restartNumberingAfterBreak="0">
+  <w:abstractNum w:abstractNumId="37" w15:restartNumberingAfterBreak="0">
     <w:nsid w:val="78063D6C"/>
     <w:multiLevelType w:val="hybridMultilevel"/>
     <w:tmpl w:val="1AE6600C"/>
@@ -21674,7 +24702,7 @@
       </w:pPr>
     </w:lvl>
   </w:abstractNum>
-  <w:abstractNum w:abstractNumId="35" w15:restartNumberingAfterBreak="0">
+  <w:abstractNum w:abstractNumId="38" w15:restartNumberingAfterBreak="0">
     <w:nsid w:val="7C9003A9"/>
     <w:multiLevelType w:val="hybridMultilevel"/>
     <w:tmpl w:val="3AA8C7CC"/>
@@ -21788,79 +24816,79 @@
     </w:lvl>
   </w:abstractNum>
   <w:num w:numId="1" w16cid:durableId="846023000">
-    <w:abstractNumId w:val="32"/>
+    <w:abstractNumId w:val="35"/>
   </w:num>
   <w:num w:numId="2" w16cid:durableId="110129926">
-    <w:abstractNumId w:val="34"/>
+    <w:abstractNumId w:val="37"/>
   </w:num>
   <w:num w:numId="3" w16cid:durableId="786461246">
     <w:abstractNumId w:val="5"/>
   </w:num>
   <w:num w:numId="4" w16cid:durableId="1323048122">
-    <w:abstractNumId w:val="22"/>
+    <w:abstractNumId w:val="23"/>
   </w:num>
   <w:num w:numId="5" w16cid:durableId="1584222148">
-    <w:abstractNumId w:val="24"/>
+    <w:abstractNumId w:val="25"/>
   </w:num>
   <w:num w:numId="6" w16cid:durableId="1002120385">
-    <w:abstractNumId w:val="13"/>
+    <w:abstractNumId w:val="14"/>
   </w:num>
   <w:num w:numId="7" w16cid:durableId="854879256">
-    <w:abstractNumId w:val="11"/>
+    <w:abstractNumId w:val="12"/>
   </w:num>
   <w:num w:numId="8" w16cid:durableId="2007786642">
-    <w:abstractNumId w:val="31"/>
+    <w:abstractNumId w:val="34"/>
   </w:num>
   <w:num w:numId="9" w16cid:durableId="1258833648">
     <w:abstractNumId w:val="7"/>
   </w:num>
   <w:num w:numId="10" w16cid:durableId="767652645">
-    <w:abstractNumId w:val="26"/>
+    <w:abstractNumId w:val="27"/>
   </w:num>
   <w:num w:numId="11" w16cid:durableId="125900910">
-    <w:abstractNumId w:val="27"/>
+    <w:abstractNumId w:val="28"/>
   </w:num>
   <w:num w:numId="12" w16cid:durableId="125397300">
-    <w:abstractNumId w:val="21"/>
+    <w:abstractNumId w:val="22"/>
   </w:num>
   <w:num w:numId="13" w16cid:durableId="723598906">
     <w:abstractNumId w:val="9"/>
   </w:num>
   <w:num w:numId="14" w16cid:durableId="692148275">
-    <w:abstractNumId w:val="35"/>
+    <w:abstractNumId w:val="38"/>
   </w:num>
   <w:num w:numId="15" w16cid:durableId="163209437">
-    <w:abstractNumId w:val="20"/>
+    <w:abstractNumId w:val="21"/>
   </w:num>
   <w:num w:numId="16" w16cid:durableId="1610746196">
-    <w:abstractNumId w:val="17"/>
+    <w:abstractNumId w:val="18"/>
   </w:num>
   <w:num w:numId="17" w16cid:durableId="1141534192">
     <w:abstractNumId w:val="6"/>
   </w:num>
   <w:num w:numId="18" w16cid:durableId="1066032362">
-    <w:abstractNumId w:val="30"/>
+    <w:abstractNumId w:val="32"/>
   </w:num>
   <w:num w:numId="19" w16cid:durableId="1822311017">
-    <w:abstractNumId w:val="15"/>
+    <w:abstractNumId w:val="16"/>
   </w:num>
   <w:num w:numId="20" w16cid:durableId="100682837">
-    <w:abstractNumId w:val="33"/>
+    <w:abstractNumId w:val="36"/>
   </w:num>
   <w:num w:numId="21" w16cid:durableId="1578662922">
     <w:abstractNumId w:val="8"/>
   </w:num>
   <w:num w:numId="22" w16cid:durableId="1545017375">
-    <w:abstractNumId w:val="29"/>
+    <w:abstractNumId w:val="31"/>
   </w:num>
   <w:num w:numId="23" w16cid:durableId="2031758843">
-    <w:abstractNumId w:val="18"/>
+    <w:abstractNumId w:val="19"/>
   </w:num>
   <w:num w:numId="24" w16cid:durableId="593173404">
-    <w:abstractNumId w:val="19"/>
+    <w:abstractNumId w:val="20"/>
   </w:num>
   <w:num w:numId="25" w16cid:durableId="293760085">
-    <w:abstractNumId w:val="14"/>
+    <w:abstractNumId w:val="15"/>
   </w:num>
   <w:num w:numId="26" w16cid:durableId="1092120462">
     <w:abstractNumId w:val="3"/>
@@ -21869,22 +24897,22 @@
     <w:abstractNumId w:val="2"/>
   </w:num>
   <w:num w:numId="28" w16cid:durableId="1822651024">
-    <w:abstractNumId w:val="12"/>
+    <w:abstractNumId w:val="13"/>
   </w:num>
   <w:num w:numId="29" w16cid:durableId="142553377">
-    <w:abstractNumId w:val="23"/>
+    <w:abstractNumId w:val="24"/>
   </w:num>
   <w:num w:numId="30" w16cid:durableId="470755506">
     <w:abstractNumId w:val="1"/>
   </w:num>
   <w:num w:numId="31" w16cid:durableId="603729810">
-    <w:abstractNumId w:val="28"/>
+    <w:abstractNumId w:val="30"/>
   </w:num>
   <w:num w:numId="32" w16cid:durableId="700862393">
     <w:abstractNumId w:val="10"/>
   </w:num>
   <w:num w:numId="33" w16cid:durableId="1777600425">
-    <w:abstractNumId w:val="16"/>
+    <w:abstractNumId w:val="17"/>
   </w:num>
   <w:num w:numId="34" w16cid:durableId="1435787740">
     <w:abstractNumId w:val="4"/>
@@ -21893,7 +24921,16 @@
     <w:abstractNumId w:val="0"/>
   </w:num>
   <w:num w:numId="36" w16cid:durableId="973096506">
-    <w:abstractNumId w:val="25"/>
+    <w:abstractNumId w:val="26"/>
+  </w:num>
+  <w:num w:numId="37" w16cid:durableId="2071612867">
+    <w:abstractNumId w:val="11"/>
+  </w:num>
+  <w:num w:numId="38" w16cid:durableId="2099058688">
+    <w:abstractNumId w:val="29"/>
+  </w:num>
+  <w:num w:numId="39" w16cid:durableId="1025257093">
+    <w:abstractNumId w:val="33"/>
   </w:num>
 </w:numbering>
 </file>

--- a/JS Interview Question.docx
+++ b/JS Interview Question.docx
@@ -9,16 +9,17 @@
           <w:ilvl w:val="0"/>
           <w:numId w:val="8"/>
         </w:numPr>
-      </w:pPr>
-      <w:r>
         <w:rPr>
           <w:b/>
           <w:bCs/>
         </w:rPr>
-        <w:t>Is JavaScript asynchronous or Synchronous by nature</w:t>
-      </w:r>
-      <w:r>
-        <w:t>?</w:t>
+      </w:pPr>
+      <w:r>
+        <w:rPr>
+          <w:b/>
+          <w:bCs/>
+        </w:rPr>
+        <w:t>Is JavaScript asynchronous or Synchronous by nature?</w:t>
       </w:r>
     </w:p>
     <w:p>
@@ -101,6 +102,7 @@
         </w:numPr>
         <w:spacing w:before="240"/>
       </w:pPr>
+      <w:bookmarkStart w:id="0" w:name="_Hlk220166489"/>
       <w:r>
         <w:rPr>
           <w:b/>
@@ -367,12 +369,14 @@
         <w:rPr>
           <w:b/>
           <w:bCs/>
+          <w:u w:val="single"/>
         </w:rPr>
       </w:pPr>
       <w:r>
         <w:rPr>
           <w:b/>
           <w:bCs/>
+          <w:u w:val="single"/>
         </w:rPr>
         <w:t>Event Loop execution</w:t>
       </w:r>
@@ -555,19 +559,27 @@
     <w:p>
       <w:pPr>
         <w:pStyle w:val="ListParagraph"/>
-      </w:pPr>
-      <w:r>
-        <w:lastRenderedPageBreak/>
+        <w:rPr>
+          <w:noProof/>
+        </w:rPr>
+      </w:pPr>
+      <w:r>
         <w:br/>
       </w:r>
+    </w:p>
+    <w:bookmarkEnd w:id="0"/>
+    <w:p>
+      <w:pPr>
+        <w:pStyle w:val="ListParagraph"/>
+      </w:pPr>
       <w:r>
         <w:rPr>
           <w:noProof/>
         </w:rPr>
         <w:drawing>
-          <wp:inline distT="0" distB="0" distL="0" distR="0" wp14:anchorId="7320F2CC" wp14:editId="1F10E4D5">
-            <wp:extent cx="5629275" cy="3502660"/>
-            <wp:effectExtent l="0" t="0" r="9525" b="2540"/>
+          <wp:inline distT="0" distB="0" distL="0" distR="0" wp14:anchorId="22F83981" wp14:editId="69A4A537">
+            <wp:extent cx="4968991" cy="2453640"/>
+            <wp:effectExtent l="0" t="0" r="3175" b="3810"/>
             <wp:docPr id="1464286770" name="Picture 6"/>
             <wp:cNvGraphicFramePr>
               <a:graphicFrameLocks xmlns:a="http://schemas.openxmlformats.org/drawingml/2006/main" noChangeAspect="1"/>
@@ -581,7 +593,7 @@
                       <a:picLocks noChangeAspect="1" noChangeArrowheads="1"/>
                     </pic:cNvPicPr>
                   </pic:nvPicPr>
-                  <pic:blipFill>
+                  <pic:blipFill rotWithShape="1">
                     <a:blip r:embed="rId5">
                       <a:extLst>
                         <a:ext uri="{28A0092B-C50C-407E-A947-70E740481C1C}">
@@ -589,7 +601,7 @@
                         </a:ext>
                       </a:extLst>
                     </a:blip>
-                    <a:srcRect/>
+                    <a:srcRect l="6438" t="9684" r="7681" b="19633"/>
                     <a:stretch>
                       <a:fillRect/>
                     </a:stretch>
@@ -597,7 +609,7 @@
                   <pic:spPr bwMode="auto">
                     <a:xfrm>
                       <a:off x="0" y="0"/>
-                      <a:ext cx="5629275" cy="3502660"/>
+                      <a:ext cx="4996377" cy="2467163"/>
                     </a:xfrm>
                     <a:prstGeom prst="rect">
                       <a:avLst/>
@@ -606,6 +618,11 @@
                     <a:ln>
                       <a:noFill/>
                     </a:ln>
+                    <a:extLst>
+                      <a:ext uri="{53640926-AAD7-44D8-BBD7-CCE9431645EC}">
+                        <a14:shadowObscured xmlns:a14="http://schemas.microsoft.com/office/drawing/2010/main"/>
+                      </a:ext>
+                    </a:extLst>
                   </pic:spPr>
                 </pic:pic>
               </a:graphicData>
@@ -1952,7 +1969,6 @@
                 <w:lang w:eastAsia="en-IN"/>
                 <w14:ligatures w14:val="none"/>
               </w:rPr>
-              <w:lastRenderedPageBreak/>
               <w:t>5</w:t>
             </w:r>
           </w:p>
@@ -3582,6 +3598,7 @@
       </w:pPr>
       <w:proofErr w:type="spellStart"/>
       <w:r>
+        <w:lastRenderedPageBreak/>
         <w:t>testResult.testName</w:t>
       </w:r>
       <w:proofErr w:type="spellEnd"/>
